--- a/docs/win10怎么找回自带的windows照片查看器.docx
+++ b/docs/win10怎么找回自带的windows照片查看器.docx
@@ -1,9 +1,10 @@
 
 <file path=word/document.xml><?xml version="1.0" encoding="utf-8"?>
-<w:document xmlns:wpc="http://schemas.microsoft.com/office/word/2010/wordprocessingCanvas" xmlns:cx="http://schemas.microsoft.com/office/drawing/2014/chartex" xmlns:cx1="http://schemas.microsoft.com/office/drawing/2015/9/8/chartex" xmlns:cx2="http://schemas.microsoft.com/office/drawing/2015/10/21/chartex" xmlns:cx3="http://schemas.microsoft.com/office/drawing/2016/5/9/chartex" xmlns:cx4="http://schemas.microsoft.com/office/drawing/2016/5/10/chartex" xmlns:cx5="http://schemas.microsoft.com/office/drawing/2016/5/11/chartex" xmlns:cx6="http://schemas.microsoft.com/office/drawing/2016/5/12/chartex" xmlns:cx7="http://schemas.microsoft.com/office/drawing/2016/5/13/chartex" xmlns:cx8="http://schemas.microsoft.com/office/drawing/2016/5/14/chartex" xmlns:mc="http://schemas.openxmlformats.org/markup-compatibility/2006" xmlns:aink="http://schemas.microsoft.com/office/drawing/2016/ink" xmlns:am3d="http://schemas.microsoft.com/office/drawing/2017/model3d" xmlns:o="urn:schemas-microsoft-com:office:office" xmlns:oel="http://schemas.microsoft.com/office/2019/extlst" xmlns:r="http://schemas.openxmlformats.org/officeDocument/2006/relationships" xmlns:m="http://schemas.openxmlformats.org/officeDocument/2006/math" xmlns:v="urn:schemas-microsoft-com:vml" xmlns:wp14="http://schemas.microsoft.com/office/word/2010/wordprocessingDrawing" xmlns:wp="http://schemas.openxmlformats.org/drawingml/2006/wordprocessingDrawing" xmlns:w10="urn:schemas-microsoft-com:office:word" xmlns:w="http://schemas.openxmlformats.org/wordprocessingml/2006/main" xmlns:w14="http://schemas.microsoft.com/office/word/2010/wordml" xmlns:w15="http://schemas.microsoft.com/office/word/2012/wordml" xmlns:w16cex="http://schemas.microsoft.com/office/word/2018/wordml/cex" xmlns:w16cid="http://schemas.microsoft.com/office/word/2016/wordml/cid" xmlns:w16="http://schemas.microsoft.com/office/word/2018/wordml" xmlns:w16sdtdh="http://schemas.microsoft.com/office/word/2020/wordml/sdtdatahash" xmlns:w16se="http://schemas.microsoft.com/office/word/2015/wordml/symex" xmlns:wpg="http://schemas.microsoft.com/office/word/2010/wordprocessingGroup" xmlns:wpi="http://schemas.microsoft.com/office/word/2010/wordprocessingInk" xmlns:wne="http://schemas.microsoft.com/office/word/2006/wordml" xmlns:wps="http://schemas.microsoft.com/office/word/2010/wordprocessingShape" mc:Ignorable="w14 w15 w16se w16cid w16 w16cex w16sdtdh wp14">
+<w:document xmlns:o="urn:schemas-microsoft-com:office:office" xmlns:r="http://schemas.openxmlformats.org/officeDocument/2006/relationships" xmlns:v="urn:schemas-microsoft-com:vml" xmlns:w="http://schemas.openxmlformats.org/wordprocessingml/2006/main" xmlns:w10="urn:schemas-microsoft-com:office:word" xmlns:wp="http://schemas.openxmlformats.org/drawingml/2006/wordprocessingDrawing" xmlns:wps="http://schemas.microsoft.com/office/word/2010/wordprocessingShape" xmlns:wpg="http://schemas.microsoft.com/office/word/2010/wordprocessingGroup" xmlns:mc="http://schemas.openxmlformats.org/markup-compatibility/2006" xmlns:wp14="http://schemas.microsoft.com/office/word/2010/wordprocessingDrawing" xmlns:w14="http://schemas.microsoft.com/office/word/2010/wordml" mc:Ignorable="w14 wp14">
   <w:body>
     <w:p>
       <w:pPr>
+        <w:pStyle w:val="Normal"/>
         <w:widowControl/>
         <w:numPr>
           <w:ilvl w:val="0"/>
@@ -13,10 +14,10 @@
           <w:left w:val="dotted" w:sz="12" w:space="26" w:color="E4E4E4"/>
         </w:pBdr>
         <w:shd w:val="clear" w:color="auto" w:fill="FFFFFF"/>
-        <w:spacing w:line="420" w:lineRule="atLeast"/>
-        <w:ind w:left="255"/>
-        <w:rPr>
-          <w:rFonts w:ascii="微软雅黑" w:eastAsia="微软雅黑" w:hAnsi="微软雅黑" w:cs="宋体"/>
+        <w:spacing w:lineRule="atLeast" w:line="420"/>
+        <w:ind w:left="255" w:hanging="360"/>
+        <w:rPr>
+          <w:rFonts w:ascii="微软雅黑" w:hAnsi="微软雅黑" w:eastAsia="微软雅黑" w:cs="宋体"/>
           <w:color w:val="333333"/>
           <w:kern w:val="0"/>
           <w:sz w:val="24"/>
@@ -25,7 +26,7 @@
       </w:pPr>
       <w:r>
         <w:rPr>
-          <w:rFonts w:ascii="微软雅黑" w:eastAsia="微软雅黑" w:hAnsi="微软雅黑" w:cs="宋体" w:hint="eastAsia"/>
+          <w:rFonts w:ascii="微软雅黑" w:hAnsi="微软雅黑" w:cs="宋体" w:eastAsia="微软雅黑"/>
           <w:color w:val="333333"/>
           <w:kern w:val="0"/>
           <w:sz w:val="24"/>
@@ -35,7 +36,7 @@
       </w:r>
       <w:r>
         <w:rPr>
-          <w:rFonts w:ascii="微软雅黑" w:eastAsia="微软雅黑" w:hAnsi="微软雅黑" w:cs="宋体" w:hint="eastAsia"/>
+          <w:rFonts w:eastAsia="微软雅黑" w:cs="宋体" w:ascii="微软雅黑" w:hAnsi="微软雅黑"/>
           <w:b/>
           <w:bCs/>
           <w:color w:val="333333"/>
@@ -43,34 +44,21 @@
           <w:sz w:val="24"/>
           <w:szCs w:val="24"/>
         </w:rPr>
-        <w:t>HKEY_LOCAL_MACHINE\SOFTWARE\Microsoft\Windows Photo Viewer\Capabilities\</w:t>
-      </w:r>
-      <w:proofErr w:type="spellStart"/>
-      <w:r>
-        <w:rPr>
-          <w:rFonts w:ascii="微软雅黑" w:eastAsia="微软雅黑" w:hAnsi="微软雅黑" w:cs="宋体" w:hint="eastAsia"/>
-          <w:b/>
-          <w:bCs/>
-          <w:color w:val="333333"/>
-          <w:kern w:val="0"/>
-          <w:sz w:val="24"/>
-          <w:szCs w:val="24"/>
-        </w:rPr>
-        <w:t>FileAssociations</w:t>
-      </w:r>
-      <w:proofErr w:type="spellEnd"/>
-    </w:p>
-    <w:p>
-      <w:pPr>
+        <w:t>HKEY_LOCAL_MACHINE\SOFTWARE\Microsoft\Windows Photo Viewer\Capabilities\FileAssociations</w:t>
+      </w:r>
+    </w:p>
+    <w:p>
+      <w:pPr>
+        <w:pStyle w:val="Normal"/>
         <w:widowControl/>
         <w:pBdr>
           <w:left w:val="dotted" w:sz="12" w:space="26" w:color="E4E4E4"/>
         </w:pBdr>
         <w:shd w:val="clear" w:color="auto" w:fill="FFFFFF"/>
-        <w:spacing w:line="420" w:lineRule="atLeast"/>
-        <w:ind w:left="255"/>
-        <w:rPr>
-          <w:rFonts w:ascii="微软雅黑" w:eastAsia="微软雅黑" w:hAnsi="微软雅黑" w:cs="宋体"/>
+        <w:spacing w:lineRule="atLeast" w:line="420"/>
+        <w:ind w:left="255" w:hanging="0"/>
+        <w:rPr>
+          <w:rFonts w:ascii="微软雅黑" w:hAnsi="微软雅黑" w:eastAsia="微软雅黑" w:cs="宋体"/>
           <w:color w:val="333333"/>
           <w:kern w:val="0"/>
           <w:sz w:val="24"/>
@@ -78,19 +66,12 @@
         </w:rPr>
       </w:pPr>
       <w:r>
-        <w:rPr>
-          <w:rFonts w:ascii="微软雅黑" w:eastAsia="微软雅黑" w:hAnsi="微软雅黑" w:cs="宋体"/>
-          <w:noProof/>
-          <w:color w:val="333333"/>
-          <w:kern w:val="0"/>
-          <w:sz w:val="24"/>
-          <w:szCs w:val="24"/>
-        </w:rPr>
+        <w:rPr/>
         <w:drawing>
-          <wp:inline distT="0" distB="0" distL="0" distR="0" wp14:anchorId="6E878532" wp14:editId="600DC8FF">
+          <wp:inline distT="0" distB="0" distL="0" distR="0">
             <wp:extent cx="4762500" cy="2809875"/>
-            <wp:effectExtent l="0" t="0" r="0" b="9525"/>
-            <wp:docPr id="8" name="图片 8" descr="win10怎么找回自带的windows照片查看器"/>
+            <wp:effectExtent l="0" t="0" r="0" b="0"/>
+            <wp:docPr id="1" name="图片 8" descr="win10怎么找回自带的windows照片查看器"/>
             <wp:cNvGraphicFramePr>
               <a:graphicFrameLocks xmlns:a="http://schemas.openxmlformats.org/drawingml/2006/main" noChangeAspect="1"/>
             </wp:cNvGraphicFramePr>
@@ -98,20 +79,13 @@
               <a:graphicData uri="http://schemas.openxmlformats.org/drawingml/2006/picture">
                 <pic:pic xmlns:pic="http://schemas.openxmlformats.org/drawingml/2006/picture">
                   <pic:nvPicPr>
-                    <pic:cNvPr id="0" name="Picture 8" descr="win10怎么找回自带的windows照片查看器"/>
+                    <pic:cNvPr id="1" name="图片 8" descr="win10怎么找回自带的windows照片查看器"/>
                     <pic:cNvPicPr>
                       <a:picLocks noChangeAspect="1" noChangeArrowheads="1"/>
                     </pic:cNvPicPr>
                   </pic:nvPicPr>
                   <pic:blipFill>
-                    <a:blip r:embed="rId5">
-                      <a:extLst>
-                        <a:ext uri="{28A0092B-C50C-407E-A947-70E740481C1C}">
-                          <a14:useLocalDpi xmlns:a14="http://schemas.microsoft.com/office/drawing/2010/main" val="0"/>
-                        </a:ext>
-                      </a:extLst>
-                    </a:blip>
-                    <a:srcRect/>
+                    <a:blip r:embed="rId2"/>
                     <a:stretch>
                       <a:fillRect/>
                     </a:stretch>
@@ -124,10 +98,6 @@
                     <a:prstGeom prst="rect">
                       <a:avLst/>
                     </a:prstGeom>
-                    <a:noFill/>
-                    <a:ln>
-                      <a:noFill/>
-                    </a:ln>
                   </pic:spPr>
                 </pic:pic>
               </a:graphicData>
@@ -138,6 +108,7 @@
     </w:p>
     <w:p>
       <w:pPr>
+        <w:pStyle w:val="Normal"/>
         <w:widowControl/>
         <w:numPr>
           <w:ilvl w:val="0"/>
@@ -147,10 +118,10 @@
           <w:left w:val="dotted" w:sz="12" w:space="26" w:color="E4E4E4"/>
         </w:pBdr>
         <w:shd w:val="clear" w:color="auto" w:fill="FFFFFF"/>
-        <w:spacing w:line="420" w:lineRule="atLeast"/>
-        <w:ind w:left="255"/>
-        <w:rPr>
-          <w:rFonts w:ascii="微软雅黑" w:eastAsia="微软雅黑" w:hAnsi="微软雅黑" w:cs="宋体"/>
+        <w:spacing w:lineRule="atLeast" w:line="420"/>
+        <w:ind w:left="255" w:hanging="360"/>
+        <w:rPr>
+          <w:rFonts w:ascii="微软雅黑" w:hAnsi="微软雅黑" w:eastAsia="微软雅黑" w:cs="宋体"/>
           <w:color w:val="333333"/>
           <w:kern w:val="0"/>
           <w:sz w:val="24"/>
@@ -159,7 +130,7 @@
       </w:pPr>
       <w:r>
         <w:rPr>
-          <w:rFonts w:ascii="微软雅黑" w:eastAsia="微软雅黑" w:hAnsi="微软雅黑" w:cs="宋体" w:hint="eastAsia"/>
+          <w:rFonts w:ascii="微软雅黑" w:hAnsi="微软雅黑" w:cs="宋体" w:eastAsia="微软雅黑"/>
           <w:color w:val="333333"/>
           <w:kern w:val="0"/>
           <w:sz w:val="24"/>
@@ -170,15 +141,16 @@
     </w:p>
     <w:p>
       <w:pPr>
+        <w:pStyle w:val="Normal"/>
         <w:widowControl/>
         <w:pBdr>
           <w:left w:val="dotted" w:sz="12" w:space="26" w:color="E4E4E4"/>
         </w:pBdr>
         <w:shd w:val="clear" w:color="auto" w:fill="FFFFFF"/>
-        <w:spacing w:line="420" w:lineRule="atLeast"/>
-        <w:ind w:left="255"/>
-        <w:rPr>
-          <w:rFonts w:ascii="微软雅黑" w:eastAsia="微软雅黑" w:hAnsi="微软雅黑" w:cs="宋体"/>
+        <w:spacing w:lineRule="atLeast" w:line="420"/>
+        <w:ind w:left="255" w:hanging="0"/>
+        <w:rPr>
+          <w:rFonts w:ascii="微软雅黑" w:hAnsi="微软雅黑" w:eastAsia="微软雅黑" w:cs="宋体"/>
           <w:color w:val="333333"/>
           <w:kern w:val="0"/>
           <w:sz w:val="24"/>
@@ -186,19 +158,12 @@
         </w:rPr>
       </w:pPr>
       <w:r>
-        <w:rPr>
-          <w:rFonts w:ascii="微软雅黑" w:eastAsia="微软雅黑" w:hAnsi="微软雅黑" w:cs="宋体"/>
-          <w:noProof/>
-          <w:color w:val="333333"/>
-          <w:kern w:val="0"/>
-          <w:sz w:val="24"/>
-          <w:szCs w:val="24"/>
-        </w:rPr>
+        <w:rPr/>
         <w:drawing>
-          <wp:inline distT="0" distB="0" distL="0" distR="0" wp14:anchorId="0BE4C5F7" wp14:editId="628B5AB6">
+          <wp:inline distT="0" distB="0" distL="0" distR="0">
             <wp:extent cx="4762500" cy="2524125"/>
-            <wp:effectExtent l="0" t="0" r="0" b="9525"/>
-            <wp:docPr id="9" name="图片 9" descr="win10怎么找回自带的windows照片查看器"/>
+            <wp:effectExtent l="0" t="0" r="0" b="0"/>
+            <wp:docPr id="2" name="图片 9" descr="win10怎么找回自带的windows照片查看器"/>
             <wp:cNvGraphicFramePr>
               <a:graphicFrameLocks xmlns:a="http://schemas.openxmlformats.org/drawingml/2006/main" noChangeAspect="1"/>
             </wp:cNvGraphicFramePr>
@@ -206,20 +171,13 @@
               <a:graphicData uri="http://schemas.openxmlformats.org/drawingml/2006/picture">
                 <pic:pic xmlns:pic="http://schemas.openxmlformats.org/drawingml/2006/picture">
                   <pic:nvPicPr>
-                    <pic:cNvPr id="0" name="Picture 9" descr="win10怎么找回自带的windows照片查看器"/>
+                    <pic:cNvPr id="2" name="图片 9" descr="win10怎么找回自带的windows照片查看器"/>
                     <pic:cNvPicPr>
                       <a:picLocks noChangeAspect="1" noChangeArrowheads="1"/>
                     </pic:cNvPicPr>
                   </pic:nvPicPr>
                   <pic:blipFill>
-                    <a:blip r:embed="rId6">
-                      <a:extLst>
-                        <a:ext uri="{28A0092B-C50C-407E-A947-70E740481C1C}">
-                          <a14:useLocalDpi xmlns:a14="http://schemas.microsoft.com/office/drawing/2010/main" val="0"/>
-                        </a:ext>
-                      </a:extLst>
-                    </a:blip>
-                    <a:srcRect/>
+                    <a:blip r:embed="rId3"/>
                     <a:stretch>
                       <a:fillRect/>
                     </a:stretch>
@@ -232,10 +190,6 @@
                     <a:prstGeom prst="rect">
                       <a:avLst/>
                     </a:prstGeom>
-                    <a:noFill/>
-                    <a:ln>
-                      <a:noFill/>
-                    </a:ln>
                   </pic:spPr>
                 </pic:pic>
               </a:graphicData>
@@ -246,6 +200,7 @@
     </w:p>
     <w:p>
       <w:pPr>
+        <w:pStyle w:val="Normal"/>
         <w:widowControl/>
         <w:numPr>
           <w:ilvl w:val="0"/>
@@ -255,10 +210,10 @@
           <w:left w:val="dotted" w:sz="12" w:space="26" w:color="E4E4E4"/>
         </w:pBdr>
         <w:shd w:val="clear" w:color="auto" w:fill="FFFFFF"/>
-        <w:spacing w:line="420" w:lineRule="atLeast"/>
-        <w:ind w:left="255"/>
-        <w:rPr>
-          <w:rFonts w:ascii="微软雅黑" w:eastAsia="微软雅黑" w:hAnsi="微软雅黑" w:cs="宋体"/>
+        <w:spacing w:lineRule="atLeast" w:line="420"/>
+        <w:ind w:left="255" w:hanging="360"/>
+        <w:rPr>
+          <w:rFonts w:ascii="微软雅黑" w:hAnsi="微软雅黑" w:eastAsia="微软雅黑" w:cs="宋体"/>
           <w:color w:val="333333"/>
           <w:kern w:val="0"/>
           <w:sz w:val="24"/>
@@ -267,51 +222,47 @@
       </w:pPr>
       <w:r>
         <w:rPr>
-          <w:rFonts w:ascii="微软雅黑" w:eastAsia="微软雅黑" w:hAnsi="微软雅黑" w:cs="宋体" w:hint="eastAsia"/>
+          <w:rFonts w:ascii="微软雅黑" w:hAnsi="微软雅黑" w:cs="宋体" w:eastAsia="微软雅黑"/>
           <w:color w:val="333333"/>
           <w:kern w:val="0"/>
           <w:sz w:val="24"/>
           <w:szCs w:val="24"/>
         </w:rPr>
-        <w:t xml:space="preserve">参考tiff格式，依次添加常见图片如 jpg  </w:t>
-      </w:r>
-      <w:proofErr w:type="spellStart"/>
-      <w:r>
-        <w:rPr>
-          <w:rFonts w:ascii="微软雅黑" w:eastAsia="微软雅黑" w:hAnsi="微软雅黑" w:cs="宋体" w:hint="eastAsia"/>
+        <w:t>参考</w:t>
+      </w:r>
+      <w:r>
+        <w:rPr>
+          <w:rFonts w:eastAsia="微软雅黑" w:cs="宋体" w:ascii="微软雅黑" w:hAnsi="微软雅黑"/>
           <w:color w:val="333333"/>
           <w:kern w:val="0"/>
           <w:sz w:val="24"/>
           <w:szCs w:val="24"/>
         </w:rPr>
-        <w:t>jpep</w:t>
-      </w:r>
-      <w:proofErr w:type="spellEnd"/>
-      <w:r>
-        <w:rPr>
-          <w:rFonts w:ascii="微软雅黑" w:eastAsia="微软雅黑" w:hAnsi="微软雅黑" w:cs="宋体" w:hint="eastAsia"/>
+        <w:t>tiff</w:t>
+      </w:r>
+      <w:r>
+        <w:rPr>
+          <w:rFonts w:ascii="微软雅黑" w:hAnsi="微软雅黑" w:cs="宋体" w:eastAsia="微软雅黑"/>
           <w:color w:val="333333"/>
           <w:kern w:val="0"/>
           <w:sz w:val="24"/>
           <w:szCs w:val="24"/>
         </w:rPr>
-        <w:t xml:space="preserve">  bm  </w:t>
-      </w:r>
-      <w:proofErr w:type="spellStart"/>
-      <w:r>
-        <w:rPr>
-          <w:rFonts w:ascii="微软雅黑" w:eastAsia="微软雅黑" w:hAnsi="微软雅黑" w:cs="宋体" w:hint="eastAsia"/>
+        <w:t xml:space="preserve">格式，依次添加常见图片如 </w:t>
+      </w:r>
+      <w:r>
+        <w:rPr>
+          <w:rFonts w:eastAsia="微软雅黑" w:cs="宋体" w:ascii="微软雅黑" w:hAnsi="微软雅黑"/>
           <w:color w:val="333333"/>
           <w:kern w:val="0"/>
           <w:sz w:val="24"/>
           <w:szCs w:val="24"/>
         </w:rPr>
-        <w:t>png</w:t>
-      </w:r>
-      <w:proofErr w:type="spellEnd"/>
-      <w:r>
-        <w:rPr>
-          <w:rFonts w:ascii="微软雅黑" w:eastAsia="微软雅黑" w:hAnsi="微软雅黑" w:cs="宋体" w:hint="eastAsia"/>
+        <w:t>jpg  jpep  bm  png</w:t>
+      </w:r>
+      <w:r>
+        <w:rPr>
+          <w:rFonts w:ascii="微软雅黑" w:hAnsi="微软雅黑" w:cs="宋体" w:eastAsia="微软雅黑"/>
           <w:color w:val="333333"/>
           <w:kern w:val="0"/>
           <w:sz w:val="24"/>
@@ -322,15 +273,16 @@
     </w:p>
     <w:p>
       <w:pPr>
+        <w:pStyle w:val="Normal"/>
         <w:widowControl/>
         <w:pBdr>
           <w:left w:val="dotted" w:sz="12" w:space="26" w:color="E4E4E4"/>
         </w:pBdr>
         <w:shd w:val="clear" w:color="auto" w:fill="FFFFFF"/>
-        <w:spacing w:line="420" w:lineRule="atLeast"/>
-        <w:ind w:left="255"/>
-        <w:rPr>
-          <w:rFonts w:ascii="微软雅黑" w:eastAsia="微软雅黑" w:hAnsi="微软雅黑" w:cs="宋体"/>
+        <w:spacing w:lineRule="atLeast" w:line="420"/>
+        <w:ind w:left="255" w:hanging="0"/>
+        <w:rPr>
+          <w:rFonts w:ascii="微软雅黑" w:hAnsi="微软雅黑" w:eastAsia="微软雅黑" w:cs="宋体"/>
           <w:color w:val="333333"/>
           <w:kern w:val="0"/>
           <w:sz w:val="24"/>
@@ -338,19 +290,12 @@
         </w:rPr>
       </w:pPr>
       <w:r>
-        <w:rPr>
-          <w:rFonts w:ascii="微软雅黑" w:eastAsia="微软雅黑" w:hAnsi="微软雅黑" w:cs="宋体"/>
-          <w:noProof/>
-          <w:color w:val="333333"/>
-          <w:kern w:val="0"/>
-          <w:sz w:val="24"/>
-          <w:szCs w:val="24"/>
-        </w:rPr>
+        <w:rPr/>
         <w:drawing>
-          <wp:inline distT="0" distB="0" distL="0" distR="0" wp14:anchorId="1723EAFC" wp14:editId="57FA8A7B">
+          <wp:inline distT="0" distB="0" distL="0" distR="0">
             <wp:extent cx="4762500" cy="2428875"/>
-            <wp:effectExtent l="0" t="0" r="0" b="9525"/>
-            <wp:docPr id="10" name="图片 10" descr="win10怎么找回自带的windows照片查看器"/>
+            <wp:effectExtent l="0" t="0" r="0" b="0"/>
+            <wp:docPr id="3" name="图片 10" descr="win10怎么找回自带的windows照片查看器"/>
             <wp:cNvGraphicFramePr>
               <a:graphicFrameLocks xmlns:a="http://schemas.openxmlformats.org/drawingml/2006/main" noChangeAspect="1"/>
             </wp:cNvGraphicFramePr>
@@ -358,20 +303,13 @@
               <a:graphicData uri="http://schemas.openxmlformats.org/drawingml/2006/picture">
                 <pic:pic xmlns:pic="http://schemas.openxmlformats.org/drawingml/2006/picture">
                   <pic:nvPicPr>
-                    <pic:cNvPr id="0" name="Picture 10" descr="win10怎么找回自带的windows照片查看器"/>
+                    <pic:cNvPr id="3" name="图片 10" descr="win10怎么找回自带的windows照片查看器"/>
                     <pic:cNvPicPr>
                       <a:picLocks noChangeAspect="1" noChangeArrowheads="1"/>
                     </pic:cNvPicPr>
                   </pic:nvPicPr>
                   <pic:blipFill>
-                    <a:blip r:embed="rId7">
-                      <a:extLst>
-                        <a:ext uri="{28A0092B-C50C-407E-A947-70E740481C1C}">
-                          <a14:useLocalDpi xmlns:a14="http://schemas.microsoft.com/office/drawing/2010/main" val="0"/>
-                        </a:ext>
-                      </a:extLst>
-                    </a:blip>
-                    <a:srcRect/>
+                    <a:blip r:embed="rId4"/>
                     <a:stretch>
                       <a:fillRect/>
                     </a:stretch>
@@ -384,10 +322,6 @@
                     <a:prstGeom prst="rect">
                       <a:avLst/>
                     </a:prstGeom>
-                    <a:noFill/>
-                    <a:ln>
-                      <a:noFill/>
-                    </a:ln>
                   </pic:spPr>
                 </pic:pic>
               </a:graphicData>
@@ -398,6 +332,7 @@
     </w:p>
     <w:p>
       <w:pPr>
+        <w:pStyle w:val="Normal"/>
         <w:widowControl/>
         <w:numPr>
           <w:ilvl w:val="0"/>
@@ -407,10 +342,10 @@
           <w:left w:val="dotted" w:sz="12" w:space="26" w:color="E4E4E4"/>
         </w:pBdr>
         <w:shd w:val="clear" w:color="auto" w:fill="FFFFFF"/>
-        <w:spacing w:line="420" w:lineRule="atLeast"/>
-        <w:ind w:left="255"/>
-        <w:rPr>
-          <w:rFonts w:ascii="微软雅黑" w:eastAsia="微软雅黑" w:hAnsi="微软雅黑" w:cs="宋体"/>
+        <w:spacing w:lineRule="atLeast" w:line="420"/>
+        <w:ind w:left="255" w:hanging="360"/>
+        <w:rPr>
+          <w:rFonts w:ascii="微软雅黑" w:hAnsi="微软雅黑" w:eastAsia="微软雅黑" w:cs="宋体"/>
           <w:color w:val="333333"/>
           <w:kern w:val="0"/>
           <w:sz w:val="24"/>
@@ -419,26 +354,46 @@
       </w:pPr>
       <w:r>
         <w:rPr>
-          <w:rFonts w:ascii="微软雅黑" w:eastAsia="微软雅黑" w:hAnsi="微软雅黑" w:cs="宋体" w:hint="eastAsia"/>
+          <w:rFonts w:ascii="微软雅黑" w:hAnsi="微软雅黑" w:cs="宋体" w:eastAsia="微软雅黑"/>
           <w:color w:val="333333"/>
           <w:kern w:val="0"/>
           <w:sz w:val="24"/>
           <w:szCs w:val="24"/>
         </w:rPr>
-        <w:t>添加好之后，再次返回可以查看。win10的系统自动照片查看器已经有了</w:t>
-      </w:r>
-    </w:p>
-    <w:p>
-      <w:pPr>
+        <w:t>添加好之后，再次返回可以查看。</w:t>
+      </w:r>
+      <w:r>
+        <w:rPr>
+          <w:rFonts w:eastAsia="微软雅黑" w:cs="宋体" w:ascii="微软雅黑" w:hAnsi="微软雅黑"/>
+          <w:color w:val="333333"/>
+          <w:kern w:val="0"/>
+          <w:sz w:val="24"/>
+          <w:szCs w:val="24"/>
+        </w:rPr>
+        <w:t>win10</w:t>
+      </w:r>
+      <w:r>
+        <w:rPr>
+          <w:rFonts w:ascii="微软雅黑" w:hAnsi="微软雅黑" w:cs="宋体" w:eastAsia="微软雅黑"/>
+          <w:color w:val="333333"/>
+          <w:kern w:val="0"/>
+          <w:sz w:val="24"/>
+          <w:szCs w:val="24"/>
+        </w:rPr>
+        <w:t>的系统自动照片查看器已经有了</w:t>
+      </w:r>
+    </w:p>
+    <w:p>
+      <w:pPr>
+        <w:pStyle w:val="Normal"/>
         <w:widowControl/>
         <w:pBdr>
           <w:left w:val="dotted" w:sz="12" w:space="26" w:color="E4E4E4"/>
         </w:pBdr>
         <w:shd w:val="clear" w:color="auto" w:fill="FFFFFF"/>
-        <w:spacing w:line="420" w:lineRule="atLeast"/>
-        <w:ind w:left="255"/>
-        <w:rPr>
-          <w:rFonts w:ascii="微软雅黑" w:eastAsia="微软雅黑" w:hAnsi="微软雅黑" w:cs="宋体"/>
+        <w:spacing w:lineRule="atLeast" w:line="420"/>
+        <w:rPr>
+          <w:rFonts w:ascii="微软雅黑" w:hAnsi="微软雅黑" w:eastAsia="微软雅黑" w:cs="宋体"/>
           <w:color w:val="333333"/>
           <w:kern w:val="0"/>
           <w:sz w:val="24"/>
@@ -446,20 +401,12 @@
         </w:rPr>
       </w:pPr>
       <w:r>
-        <w:rPr>
-          <w:rFonts w:ascii="微软雅黑" w:eastAsia="微软雅黑" w:hAnsi="微软雅黑" w:cs="宋体"/>
-          <w:noProof/>
-          <w:color w:val="333333"/>
-          <w:kern w:val="0"/>
-          <w:sz w:val="24"/>
-          <w:szCs w:val="24"/>
-        </w:rPr>
-        <w:lastRenderedPageBreak/>
+        <w:rPr/>
         <w:drawing>
-          <wp:inline distT="0" distB="0" distL="0" distR="0" wp14:anchorId="419F6EB8" wp14:editId="1C67611D">
-            <wp:extent cx="4762500" cy="3286125"/>
-            <wp:effectExtent l="0" t="0" r="0" b="9525"/>
-            <wp:docPr id="11" name="图片 11" descr="win10怎么找回自带的windows照片查看器"/>
+          <wp:inline distT="0" distB="0" distL="0" distR="0">
+            <wp:extent cx="7506335" cy="5812155"/>
+            <wp:effectExtent l="0" t="0" r="0" b="0"/>
+            <wp:docPr id="4" name="图片 5" descr=""/>
             <wp:cNvGraphicFramePr>
               <a:graphicFrameLocks xmlns:a="http://schemas.openxmlformats.org/drawingml/2006/main" noChangeAspect="1"/>
             </wp:cNvGraphicFramePr>
@@ -467,20 +414,13 @@
               <a:graphicData uri="http://schemas.openxmlformats.org/drawingml/2006/picture">
                 <pic:pic xmlns:pic="http://schemas.openxmlformats.org/drawingml/2006/picture">
                   <pic:nvPicPr>
-                    <pic:cNvPr id="0" name="Picture 11" descr="win10怎么找回自带的windows照片查看器"/>
+                    <pic:cNvPr id="4" name="图片 5" descr=""/>
                     <pic:cNvPicPr>
                       <a:picLocks noChangeAspect="1" noChangeArrowheads="1"/>
                     </pic:cNvPicPr>
                   </pic:nvPicPr>
                   <pic:blipFill>
-                    <a:blip r:embed="rId8">
-                      <a:extLst>
-                        <a:ext uri="{28A0092B-C50C-407E-A947-70E740481C1C}">
-                          <a14:useLocalDpi xmlns:a14="http://schemas.microsoft.com/office/drawing/2010/main" val="0"/>
-                        </a:ext>
-                      </a:extLst>
-                    </a:blip>
-                    <a:srcRect/>
+                    <a:blip r:embed="rId5"/>
                     <a:stretch>
                       <a:fillRect/>
                     </a:stretch>
@@ -488,15 +428,11 @@
                   <pic:spPr bwMode="auto">
                     <a:xfrm>
                       <a:off x="0" y="0"/>
-                      <a:ext cx="4762500" cy="3286125"/>
+                      <a:ext cx="7506335" cy="5812155"/>
                     </a:xfrm>
                     <a:prstGeom prst="rect">
                       <a:avLst/>
                     </a:prstGeom>
-                    <a:noFill/>
-                    <a:ln>
-                      <a:noFill/>
-                    </a:ln>
                   </pic:spPr>
                 </pic:pic>
               </a:graphicData>
@@ -507,6 +443,7 @@
     </w:p>
     <w:p>
       <w:pPr>
+        <w:pStyle w:val="Normal"/>
         <w:widowControl/>
         <w:numPr>
           <w:ilvl w:val="0"/>
@@ -516,10 +453,10 @@
           <w:left w:val="dotted" w:sz="12" w:space="26" w:color="E4E4E4"/>
         </w:pBdr>
         <w:shd w:val="clear" w:color="auto" w:fill="FFFFFF"/>
-        <w:spacing w:line="420" w:lineRule="atLeast"/>
-        <w:ind w:left="255"/>
-        <w:rPr>
-          <w:rFonts w:ascii="微软雅黑" w:eastAsia="微软雅黑" w:hAnsi="微软雅黑" w:cs="宋体"/>
+        <w:spacing w:lineRule="atLeast" w:line="420"/>
+        <w:ind w:left="255" w:hanging="360"/>
+        <w:rPr>
+          <w:rFonts w:ascii="微软雅黑" w:hAnsi="微软雅黑" w:eastAsia="微软雅黑" w:cs="宋体"/>
           <w:color w:val="333333"/>
           <w:kern w:val="0"/>
           <w:sz w:val="24"/>
@@ -528,48 +465,27 @@
       </w:pPr>
       <w:r>
         <w:rPr>
-          <w:rFonts w:ascii="微软雅黑" w:eastAsia="微软雅黑" w:hAnsi="微软雅黑" w:cs="宋体" w:hint="eastAsia"/>
+          <w:rFonts w:ascii="微软雅黑" w:hAnsi="微软雅黑" w:cs="宋体" w:eastAsia="微软雅黑"/>
           <w:color w:val="333333"/>
           <w:kern w:val="0"/>
           <w:sz w:val="24"/>
           <w:szCs w:val="24"/>
         </w:rPr>
-        <w:t>如图，打开图片可以使用照片</w:t>
-      </w:r>
-      <w:proofErr w:type="gramStart"/>
-      <w:r>
-        <w:rPr>
-          <w:rFonts w:ascii="微软雅黑" w:eastAsia="微软雅黑" w:hAnsi="微软雅黑" w:cs="宋体" w:hint="eastAsia"/>
-          <w:color w:val="333333"/>
-          <w:kern w:val="0"/>
-          <w:sz w:val="24"/>
-          <w:szCs w:val="24"/>
-        </w:rPr>
-        <w:t>查看器</w:t>
-      </w:r>
-      <w:proofErr w:type="gramEnd"/>
-      <w:r>
-        <w:rPr>
-          <w:rFonts w:ascii="微软雅黑" w:eastAsia="微软雅黑" w:hAnsi="微软雅黑" w:cs="宋体" w:hint="eastAsia"/>
-          <w:color w:val="333333"/>
-          <w:kern w:val="0"/>
-          <w:sz w:val="24"/>
-          <w:szCs w:val="24"/>
-        </w:rPr>
-        <w:t>了</w:t>
-      </w:r>
-    </w:p>
-    <w:p>
-      <w:pPr>
+        <w:t>如图，打开图片可以使用照片查看器了</w:t>
+      </w:r>
+    </w:p>
+    <w:p>
+      <w:pPr>
+        <w:pStyle w:val="Normal"/>
         <w:widowControl/>
         <w:pBdr>
           <w:left w:val="dotted" w:sz="12" w:space="26" w:color="E4E4E4"/>
         </w:pBdr>
         <w:shd w:val="clear" w:color="auto" w:fill="FFFFFF"/>
-        <w:spacing w:line="420" w:lineRule="atLeast"/>
-        <w:ind w:left="255"/>
-        <w:rPr>
-          <w:rFonts w:ascii="微软雅黑" w:eastAsia="微软雅黑" w:hAnsi="微软雅黑" w:cs="宋体"/>
+        <w:spacing w:lineRule="atLeast" w:line="420"/>
+        <w:ind w:left="255" w:hanging="0"/>
+        <w:rPr>
+          <w:rFonts w:ascii="微软雅黑" w:hAnsi="微软雅黑" w:eastAsia="微软雅黑" w:cs="宋体"/>
           <w:color w:val="333333"/>
           <w:kern w:val="0"/>
           <w:sz w:val="24"/>
@@ -577,19 +493,12 @@
         </w:rPr>
       </w:pPr>
       <w:r>
-        <w:rPr>
-          <w:rFonts w:ascii="微软雅黑" w:eastAsia="微软雅黑" w:hAnsi="微软雅黑" w:cs="宋体"/>
-          <w:noProof/>
-          <w:color w:val="333333"/>
-          <w:kern w:val="0"/>
-          <w:sz w:val="24"/>
-          <w:szCs w:val="24"/>
-        </w:rPr>
+        <w:rPr/>
         <w:drawing>
-          <wp:inline distT="0" distB="0" distL="0" distR="0" wp14:anchorId="450547F6" wp14:editId="76A68B92">
+          <wp:inline distT="0" distB="0" distL="0" distR="0">
             <wp:extent cx="4762500" cy="2828925"/>
-            <wp:effectExtent l="0" t="0" r="0" b="9525"/>
-            <wp:docPr id="12" name="图片 12" descr="win10怎么找回自带的windows照片查看器"/>
+            <wp:effectExtent l="0" t="0" r="0" b="0"/>
+            <wp:docPr id="5" name="图片 12" descr="win10怎么找回自带的windows照片查看器"/>
             <wp:cNvGraphicFramePr>
               <a:graphicFrameLocks xmlns:a="http://schemas.openxmlformats.org/drawingml/2006/main" noChangeAspect="1"/>
             </wp:cNvGraphicFramePr>
@@ -597,20 +506,13 @@
               <a:graphicData uri="http://schemas.openxmlformats.org/drawingml/2006/picture">
                 <pic:pic xmlns:pic="http://schemas.openxmlformats.org/drawingml/2006/picture">
                   <pic:nvPicPr>
-                    <pic:cNvPr id="0" name="Picture 12" descr="win10怎么找回自带的windows照片查看器"/>
+                    <pic:cNvPr id="5" name="图片 12" descr="win10怎么找回自带的windows照片查看器"/>
                     <pic:cNvPicPr>
                       <a:picLocks noChangeAspect="1" noChangeArrowheads="1"/>
                     </pic:cNvPicPr>
                   </pic:nvPicPr>
                   <pic:blipFill>
-                    <a:blip r:embed="rId9">
-                      <a:extLst>
-                        <a:ext uri="{28A0092B-C50C-407E-A947-70E740481C1C}">
-                          <a14:useLocalDpi xmlns:a14="http://schemas.microsoft.com/office/drawing/2010/main" val="0"/>
-                        </a:ext>
-                      </a:extLst>
-                    </a:blip>
-                    <a:srcRect/>
+                    <a:blip r:embed="rId6"/>
                     <a:stretch>
                       <a:fillRect/>
                     </a:stretch>
@@ -623,10 +525,6 @@
                     <a:prstGeom prst="rect">
                       <a:avLst/>
                     </a:prstGeom>
-                    <a:noFill/>
-                    <a:ln>
-                      <a:noFill/>
-                    </a:ln>
                   </pic:spPr>
                 </pic:pic>
               </a:graphicData>
@@ -637,15 +535,16 @@
     </w:p>
     <w:p>
       <w:pPr>
+        <w:pStyle w:val="Normal"/>
         <w:widowControl/>
         <w:pBdr>
           <w:left w:val="dotted" w:sz="12" w:space="26" w:color="E4E4E4"/>
         </w:pBdr>
         <w:shd w:val="clear" w:color="auto" w:fill="FFFFFF"/>
-        <w:spacing w:line="420" w:lineRule="atLeast"/>
-        <w:ind w:left="255"/>
-        <w:rPr>
-          <w:rFonts w:ascii="微软雅黑" w:eastAsia="微软雅黑" w:hAnsi="微软雅黑" w:cs="宋体"/>
+        <w:spacing w:lineRule="atLeast" w:line="420"/>
+        <w:ind w:left="255" w:hanging="0"/>
+        <w:rPr>
+          <w:rFonts w:ascii="微软雅黑" w:hAnsi="微软雅黑" w:eastAsia="微软雅黑" w:cs="宋体"/>
           <w:color w:val="333333"/>
           <w:kern w:val="0"/>
           <w:sz w:val="24"/>
@@ -654,28 +553,33 @@
       </w:pPr>
       <w:r>
         <w:rPr>
-          <w:rFonts w:ascii="微软雅黑" w:eastAsia="微软雅黑" w:hAnsi="微软雅黑" w:cs="宋体" w:hint="eastAsia"/>
+          <w:rFonts w:eastAsia="微软雅黑" w:cs="宋体" w:ascii="微软雅黑" w:hAnsi="微软雅黑"/>
           <w:color w:val="CCCCCC"/>
           <w:kern w:val="0"/>
           <w:sz w:val="18"/>
           <w:szCs w:val="18"/>
-          <w:shd w:val="clear" w:color="auto" w:fill="FFFFFF"/>
+          <w:shd w:fill="FFFFFF" w:val="clear"/>
         </w:rPr>
         <w:t>END</w:t>
       </w:r>
     </w:p>
     <w:p>
       <w:pPr>
-        <w:widowControl/>
+        <w:pStyle w:val="Normal"/>
+        <w:widowControl/>
+        <w:numPr>
+          <w:ilvl w:val="0"/>
+          <w:numId w:val="0"/>
+        </w:numPr>
         <w:pBdr>
           <w:bottom w:val="single" w:sz="6" w:space="5" w:color="D6D6D8"/>
         </w:pBdr>
         <w:shd w:val="clear" w:color="auto" w:fill="FFFFFF"/>
-        <w:spacing w:line="360" w:lineRule="atLeast"/>
+        <w:spacing w:lineRule="atLeast" w:line="360"/>
         <w:jc w:val="left"/>
         <w:outlineLvl w:val="1"/>
         <w:rPr>
-          <w:rFonts w:ascii="微软雅黑" w:eastAsia="微软雅黑" w:hAnsi="微软雅黑" w:cs="宋体"/>
+          <w:rFonts w:ascii="微软雅黑" w:hAnsi="微软雅黑" w:eastAsia="微软雅黑" w:cs="宋体"/>
           <w:color w:val="333333"/>
           <w:kern w:val="0"/>
           <w:sz w:val="33"/>
@@ -686,7 +590,7 @@
       <w:bookmarkEnd w:id="0"/>
       <w:r>
         <w:rPr>
-          <w:rFonts w:ascii="微软雅黑" w:eastAsia="微软雅黑" w:hAnsi="微软雅黑" w:cs="宋体" w:hint="eastAsia"/>
+          <w:rFonts w:ascii="微软雅黑" w:hAnsi="微软雅黑" w:cs="宋体" w:eastAsia="微软雅黑"/>
           <w:color w:val="333333"/>
           <w:kern w:val="0"/>
           <w:sz w:val="33"/>
@@ -697,6 +601,7 @@
     </w:p>
     <w:p>
       <w:pPr>
+        <w:pStyle w:val="Normal"/>
         <w:widowControl/>
         <w:numPr>
           <w:ilvl w:val="0"/>
@@ -706,10 +611,10 @@
           <w:left w:val="dotted" w:sz="12" w:space="26" w:color="E4E4E4"/>
         </w:pBdr>
         <w:shd w:val="clear" w:color="auto" w:fill="FFFFFF"/>
-        <w:spacing w:line="420" w:lineRule="atLeast"/>
-        <w:ind w:left="255"/>
-        <w:rPr>
-          <w:rFonts w:ascii="微软雅黑" w:eastAsia="微软雅黑" w:hAnsi="微软雅黑" w:cs="宋体"/>
+        <w:spacing w:lineRule="atLeast" w:line="420"/>
+        <w:ind w:left="255" w:hanging="360"/>
+        <w:rPr>
+          <w:rFonts w:ascii="微软雅黑" w:hAnsi="微软雅黑" w:eastAsia="微软雅黑" w:cs="宋体"/>
           <w:color w:val="333333"/>
           <w:kern w:val="0"/>
           <w:sz w:val="24"/>
@@ -718,70 +623,27 @@
       </w:pPr>
       <w:r>
         <w:rPr>
-          <w:rFonts w:ascii="微软雅黑" w:eastAsia="微软雅黑" w:hAnsi="微软雅黑" w:cs="宋体" w:hint="eastAsia"/>
+          <w:rFonts w:ascii="微软雅黑" w:hAnsi="微软雅黑" w:cs="宋体" w:eastAsia="微软雅黑"/>
           <w:color w:val="333333"/>
           <w:kern w:val="0"/>
           <w:sz w:val="24"/>
           <w:szCs w:val="24"/>
         </w:rPr>
-        <w:t>如果要把照片</w:t>
-      </w:r>
-      <w:proofErr w:type="gramStart"/>
-      <w:r>
-        <w:rPr>
-          <w:rFonts w:ascii="微软雅黑" w:eastAsia="微软雅黑" w:hAnsi="微软雅黑" w:cs="宋体" w:hint="eastAsia"/>
-          <w:color w:val="333333"/>
-          <w:kern w:val="0"/>
-          <w:sz w:val="24"/>
-          <w:szCs w:val="24"/>
-        </w:rPr>
-        <w:t>查看器</w:t>
-      </w:r>
-      <w:proofErr w:type="gramEnd"/>
-      <w:r>
-        <w:rPr>
-          <w:rFonts w:ascii="微软雅黑" w:eastAsia="微软雅黑" w:hAnsi="微软雅黑" w:cs="宋体" w:hint="eastAsia"/>
-          <w:color w:val="333333"/>
-          <w:kern w:val="0"/>
-          <w:sz w:val="24"/>
-          <w:szCs w:val="24"/>
-        </w:rPr>
-        <w:t>作为默认的图片程序，可以右</w:t>
-      </w:r>
-      <w:proofErr w:type="gramStart"/>
-      <w:r>
-        <w:rPr>
-          <w:rFonts w:ascii="微软雅黑" w:eastAsia="微软雅黑" w:hAnsi="微软雅黑" w:cs="宋体" w:hint="eastAsia"/>
-          <w:color w:val="333333"/>
-          <w:kern w:val="0"/>
-          <w:sz w:val="24"/>
-          <w:szCs w:val="24"/>
-        </w:rPr>
-        <w:t>击图片</w:t>
-      </w:r>
-      <w:proofErr w:type="gramEnd"/>
-      <w:r>
-        <w:rPr>
-          <w:rFonts w:ascii="微软雅黑" w:eastAsia="微软雅黑" w:hAnsi="微软雅黑" w:cs="宋体" w:hint="eastAsia"/>
-          <w:color w:val="333333"/>
-          <w:kern w:val="0"/>
-          <w:sz w:val="24"/>
-          <w:szCs w:val="24"/>
-        </w:rPr>
-        <w:t>选择 程序</w:t>
-      </w:r>
-    </w:p>
-    <w:p>
-      <w:pPr>
+        <w:t>如果要把照片查看器作为默认的图片程序，可以右击图片选择 程序</w:t>
+      </w:r>
+    </w:p>
+    <w:p>
+      <w:pPr>
+        <w:pStyle w:val="Normal"/>
         <w:widowControl/>
         <w:pBdr>
           <w:left w:val="dotted" w:sz="12" w:space="26" w:color="E4E4E4"/>
         </w:pBdr>
         <w:shd w:val="clear" w:color="auto" w:fill="FFFFFF"/>
-        <w:spacing w:line="420" w:lineRule="atLeast"/>
-        <w:ind w:left="255"/>
-        <w:rPr>
-          <w:rFonts w:ascii="微软雅黑" w:eastAsia="微软雅黑" w:hAnsi="微软雅黑" w:cs="宋体"/>
+        <w:spacing w:lineRule="atLeast" w:line="420"/>
+        <w:ind w:left="255" w:hanging="0"/>
+        <w:rPr>
+          <w:rFonts w:ascii="微软雅黑" w:hAnsi="微软雅黑" w:eastAsia="微软雅黑" w:cs="宋体"/>
           <w:color w:val="333333"/>
           <w:kern w:val="0"/>
           <w:sz w:val="24"/>
@@ -789,19 +651,12 @@
         </w:rPr>
       </w:pPr>
       <w:r>
-        <w:rPr>
-          <w:rFonts w:ascii="微软雅黑" w:eastAsia="微软雅黑" w:hAnsi="微软雅黑" w:cs="宋体"/>
-          <w:noProof/>
-          <w:color w:val="333333"/>
-          <w:kern w:val="0"/>
-          <w:sz w:val="24"/>
-          <w:szCs w:val="24"/>
-        </w:rPr>
+        <w:rPr/>
         <w:drawing>
-          <wp:inline distT="0" distB="0" distL="0" distR="0" wp14:anchorId="6E454CC2" wp14:editId="739E9DE4">
-            <wp:extent cx="4762500" cy="3457575"/>
-            <wp:effectExtent l="0" t="0" r="0" b="9525"/>
-            <wp:docPr id="13" name="图片 13" descr="win10怎么找回自带的windows照片查看器"/>
+          <wp:inline distT="0" distB="0" distL="0" distR="0">
+            <wp:extent cx="7506335" cy="5812155"/>
+            <wp:effectExtent l="0" t="0" r="0" b="0"/>
+            <wp:docPr id="6" name="图片 6" descr=""/>
             <wp:cNvGraphicFramePr>
               <a:graphicFrameLocks xmlns:a="http://schemas.openxmlformats.org/drawingml/2006/main" noChangeAspect="1"/>
             </wp:cNvGraphicFramePr>
@@ -809,20 +664,13 @@
               <a:graphicData uri="http://schemas.openxmlformats.org/drawingml/2006/picture">
                 <pic:pic xmlns:pic="http://schemas.openxmlformats.org/drawingml/2006/picture">
                   <pic:nvPicPr>
-                    <pic:cNvPr id="0" name="Picture 13" descr="win10怎么找回自带的windows照片查看器"/>
+                    <pic:cNvPr id="6" name="图片 6" descr=""/>
                     <pic:cNvPicPr>
                       <a:picLocks noChangeAspect="1" noChangeArrowheads="1"/>
                     </pic:cNvPicPr>
                   </pic:nvPicPr>
                   <pic:blipFill>
-                    <a:blip r:embed="rId10">
-                      <a:extLst>
-                        <a:ext uri="{28A0092B-C50C-407E-A947-70E740481C1C}">
-                          <a14:useLocalDpi xmlns:a14="http://schemas.microsoft.com/office/drawing/2010/main" val="0"/>
-                        </a:ext>
-                      </a:extLst>
-                    </a:blip>
-                    <a:srcRect/>
+                    <a:blip r:embed="rId7"/>
                     <a:stretch>
                       <a:fillRect/>
                     </a:stretch>
@@ -830,15 +678,11 @@
                   <pic:spPr bwMode="auto">
                     <a:xfrm>
                       <a:off x="0" y="0"/>
-                      <a:ext cx="4762500" cy="3457575"/>
+                      <a:ext cx="7506335" cy="5812155"/>
                     </a:xfrm>
                     <a:prstGeom prst="rect">
                       <a:avLst/>
                     </a:prstGeom>
-                    <a:noFill/>
-                    <a:ln>
-                      <a:noFill/>
-                    </a:ln>
                   </pic:spPr>
                 </pic:pic>
               </a:graphicData>
@@ -849,6 +693,7 @@
     </w:p>
     <w:p>
       <w:pPr>
+        <w:pStyle w:val="Normal"/>
         <w:widowControl/>
         <w:numPr>
           <w:ilvl w:val="0"/>
@@ -858,10 +703,10 @@
           <w:left w:val="dotted" w:sz="12" w:space="26" w:color="E4E4E4"/>
         </w:pBdr>
         <w:shd w:val="clear" w:color="auto" w:fill="FFFFFF"/>
-        <w:spacing w:line="420" w:lineRule="atLeast"/>
-        <w:ind w:left="255"/>
-        <w:rPr>
-          <w:rFonts w:ascii="微软雅黑" w:eastAsia="微软雅黑" w:hAnsi="微软雅黑" w:cs="宋体"/>
+        <w:spacing w:lineRule="atLeast" w:line="420"/>
+        <w:ind w:left="255" w:hanging="360"/>
+        <w:rPr>
+          <w:rFonts w:ascii="微软雅黑" w:hAnsi="微软雅黑" w:eastAsia="微软雅黑" w:cs="宋体"/>
           <w:color w:val="333333"/>
           <w:kern w:val="0"/>
           <w:sz w:val="24"/>
@@ -870,39 +715,39 @@
       </w:pPr>
       <w:r>
         <w:rPr>
-          <w:rFonts w:ascii="微软雅黑" w:eastAsia="微软雅黑" w:hAnsi="微软雅黑" w:cs="宋体" w:hint="eastAsia"/>
+          <w:rFonts w:ascii="微软雅黑" w:hAnsi="微软雅黑" w:cs="宋体" w:eastAsia="微软雅黑"/>
           <w:color w:val="333333"/>
           <w:kern w:val="0"/>
           <w:sz w:val="24"/>
           <w:szCs w:val="24"/>
         </w:rPr>
-        <w:t>然后找到照片</w:t>
-      </w:r>
-      <w:proofErr w:type="gramStart"/>
-      <w:r>
-        <w:rPr>
-          <w:rFonts w:ascii="微软雅黑" w:eastAsia="微软雅黑" w:hAnsi="微软雅黑" w:cs="宋体" w:hint="eastAsia"/>
+        <w:t>然后找到照片查看器，点击 </w:t>
+      </w:r>
+      <w:r>
+        <w:rPr>
+          <w:rFonts w:ascii="微软雅黑" w:hAnsi="微软雅黑" w:cs="宋体" w:eastAsia="微软雅黑"/>
+          <w:b/>
+          <w:bCs/>
           <w:color w:val="333333"/>
           <w:kern w:val="0"/>
           <w:sz w:val="24"/>
           <w:szCs w:val="24"/>
         </w:rPr>
-        <w:t>查看器轩轩</w:t>
-      </w:r>
-      <w:proofErr w:type="gramEnd"/>
-      <w:r>
-        <w:rPr>
-          <w:rFonts w:ascii="微软雅黑" w:eastAsia="微软雅黑" w:hAnsi="微软雅黑" w:cs="宋体" w:hint="eastAsia"/>
+        <w:t>“</w:t>
+      </w:r>
+      <w:r>
+        <w:rPr>
+          <w:rFonts w:ascii="微软雅黑" w:hAnsi="微软雅黑" w:cs="宋体" w:eastAsia="微软雅黑"/>
           <w:color w:val="333333"/>
           <w:kern w:val="0"/>
           <w:sz w:val="24"/>
           <w:szCs w:val="24"/>
         </w:rPr>
-        <w:t>，点击 </w:t>
-      </w:r>
-      <w:r>
-        <w:rPr>
-          <w:rFonts w:ascii="微软雅黑" w:eastAsia="微软雅黑" w:hAnsi="微软雅黑" w:cs="宋体" w:hint="eastAsia"/>
+        <w:t>打开方式</w:t>
+      </w:r>
+      <w:r>
+        <w:rPr>
+          <w:rFonts w:ascii="微软雅黑" w:hAnsi="微软雅黑" w:cs="宋体" w:eastAsia="微软雅黑"/>
           <w:b/>
           <w:bCs/>
           <w:color w:val="333333"/>
@@ -910,11 +755,11 @@
           <w:sz w:val="24"/>
           <w:szCs w:val="24"/>
         </w:rPr>
-        <w:t>“始终使用此方式”</w:t>
-      </w:r>
-      <w:r>
-        <w:rPr>
-          <w:rFonts w:ascii="微软雅黑" w:eastAsia="微软雅黑" w:hAnsi="微软雅黑" w:cs="宋体" w:hint="eastAsia"/>
+        <w:t>”</w:t>
+      </w:r>
+      <w:r>
+        <w:rPr>
+          <w:rFonts w:ascii="微软雅黑" w:hAnsi="微软雅黑" w:cs="宋体" w:eastAsia="微软雅黑"/>
           <w:color w:val="333333"/>
           <w:kern w:val="0"/>
           <w:sz w:val="24"/>
@@ -922,18 +767,43 @@
         </w:rPr>
         <w:t>打开</w:t>
       </w:r>
-    </w:p>
-    <w:p>
-      <w:pPr>
-        <w:widowControl/>
+      <w:r>
+        <w:rPr>
+          <w:rFonts w:eastAsia="微软雅黑" w:cs="宋体" w:ascii="微软雅黑" w:hAnsi="微软雅黑"/>
+          <w:color w:val="333333"/>
+          <w:kern w:val="0"/>
+          <w:sz w:val="24"/>
+          <w:szCs w:val="24"/>
+        </w:rPr>
+        <w:t xml:space="preserve">windows </w:t>
+      </w:r>
+      <w:r>
+        <w:rPr>
+          <w:rFonts w:ascii="微软雅黑" w:hAnsi="微软雅黑" w:cs="宋体" w:eastAsia="微软雅黑"/>
+          <w:color w:val="333333"/>
+          <w:kern w:val="0"/>
+          <w:sz w:val="24"/>
+          <w:szCs w:val="24"/>
+        </w:rPr>
+        <w:t>照片查看器</w:t>
+      </w:r>
+    </w:p>
+    <w:p>
+      <w:pPr>
+        <w:pStyle w:val="Normal"/>
+        <w:widowControl/>
+        <w:numPr>
+          <w:ilvl w:val="0"/>
+          <w:numId w:val="0"/>
+        </w:numPr>
         <w:pBdr>
           <w:left w:val="dotted" w:sz="12" w:space="26" w:color="E4E4E4"/>
         </w:pBdr>
         <w:shd w:val="clear" w:color="auto" w:fill="FFFFFF"/>
-        <w:spacing w:line="420" w:lineRule="atLeast"/>
-        <w:ind w:left="255"/>
-        <w:rPr>
-          <w:rFonts w:ascii="微软雅黑" w:eastAsia="微软雅黑" w:hAnsi="微软雅黑" w:cs="宋体"/>
+        <w:spacing w:lineRule="atLeast" w:line="420"/>
+        <w:ind w:left="615" w:hanging="0"/>
+        <w:rPr>
+          <w:rFonts w:ascii="微软雅黑" w:hAnsi="微软雅黑" w:eastAsia="微软雅黑" w:cs="宋体"/>
           <w:color w:val="333333"/>
           <w:kern w:val="0"/>
           <w:sz w:val="24"/>
@@ -942,80 +812,3054 @@
       </w:pPr>
       <w:r>
         <w:rPr>
-          <w:rFonts w:ascii="微软雅黑" w:eastAsia="微软雅黑" w:hAnsi="微软雅黑" w:cs="宋体"/>
-          <w:noProof/>
+          <w:rFonts w:eastAsia="微软雅黑" w:cs="宋体" w:ascii="微软雅黑" w:hAnsi="微软雅黑"/>
           <w:color w:val="333333"/>
           <w:kern w:val="0"/>
           <w:sz w:val="24"/>
           <w:szCs w:val="24"/>
         </w:rPr>
-        <w:drawing>
-          <wp:inline distT="0" distB="0" distL="0" distR="0" wp14:anchorId="271C37EE" wp14:editId="009A61EF">
-            <wp:extent cx="4762500" cy="4048125"/>
-            <wp:effectExtent l="0" t="0" r="0" b="9525"/>
-            <wp:docPr id="14" name="图片 14" descr="win10怎么找回自带的windows照片查看器"/>
-            <wp:cNvGraphicFramePr>
-              <a:graphicFrameLocks xmlns:a="http://schemas.openxmlformats.org/drawingml/2006/main" noChangeAspect="1"/>
-            </wp:cNvGraphicFramePr>
-            <a:graphic xmlns:a="http://schemas.openxmlformats.org/drawingml/2006/main">
-              <a:graphicData uri="http://schemas.openxmlformats.org/drawingml/2006/picture">
-                <pic:pic xmlns:pic="http://schemas.openxmlformats.org/drawingml/2006/picture">
-                  <pic:nvPicPr>
-                    <pic:cNvPr id="0" name="Picture 14" descr="win10怎么找回自带的windows照片查看器"/>
-                    <pic:cNvPicPr>
-                      <a:picLocks noChangeAspect="1" noChangeArrowheads="1"/>
-                    </pic:cNvPicPr>
-                  </pic:nvPicPr>
-                  <pic:blipFill>
-                    <a:blip r:embed="rId11">
-                      <a:extLst>
-                        <a:ext uri="{28A0092B-C50C-407E-A947-70E740481C1C}">
-                          <a14:useLocalDpi xmlns:a14="http://schemas.microsoft.com/office/drawing/2010/main" val="0"/>
-                        </a:ext>
-                      </a:extLst>
-                    </a:blip>
-                    <a:srcRect/>
-                    <a:stretch>
-                      <a:fillRect/>
-                    </a:stretch>
-                  </pic:blipFill>
-                  <pic:spPr bwMode="auto">
-                    <a:xfrm>
-                      <a:off x="0" y="0"/>
-                      <a:ext cx="4762500" cy="4048125"/>
-                    </a:xfrm>
-                    <a:prstGeom prst="rect">
-                      <a:avLst/>
-                    </a:prstGeom>
-                    <a:noFill/>
-                    <a:ln>
-                      <a:noFill/>
-                    </a:ln>
-                  </pic:spPr>
-                </pic:pic>
-              </a:graphicData>
-            </a:graphic>
-          </wp:inline>
-        </w:drawing>
-      </w:r>
-    </w:p>
-    <w:p/>
+        <w:t>-----------------------------</w:t>
+      </w:r>
+    </w:p>
+    <w:p>
+      <w:pPr>
+        <w:pStyle w:val="Normal"/>
+        <w:widowControl/>
+        <w:jc w:val="left"/>
+        <w:rPr>
+          <w:rFonts w:ascii="Times New Roman" w:hAnsi="Times New Roman" w:eastAsia="Times New Roman" w:cs="Times New Roman"/>
+          <w:kern w:val="0"/>
+          <w:sz w:val="24"/>
+          <w:szCs w:val="24"/>
+        </w:rPr>
+      </w:pPr>
+      <w:r>
+        <w:rPr>
+          <w:rFonts w:ascii="宋体" w:hAnsi="宋体" w:cs="宋体" w:eastAsia="宋体"/>
+          <w:kern w:val="0"/>
+          <w:sz w:val="24"/>
+          <w:szCs w:val="24"/>
+        </w:rPr>
+        <w:t>照片查看器安装地方？</w:t>
+      </w:r>
+    </w:p>
+    <w:p>
+      <w:pPr>
+        <w:pStyle w:val="Normal"/>
+        <w:widowControl/>
+        <w:numPr>
+          <w:ilvl w:val="0"/>
+          <w:numId w:val="0"/>
+        </w:numPr>
+        <w:spacing w:beforeAutospacing="1" w:afterAutospacing="1"/>
+        <w:jc w:val="left"/>
+        <w:outlineLvl w:val="5"/>
+        <w:rPr>
+          <w:rFonts w:ascii="Times New Roman" w:hAnsi="Times New Roman" w:eastAsia="Times New Roman" w:cs="Times New Roman"/>
+          <w:b/>
+          <w:b/>
+          <w:bCs/>
+          <w:kern w:val="0"/>
+          <w:sz w:val="15"/>
+          <w:szCs w:val="15"/>
+        </w:rPr>
+      </w:pPr>
+      <w:r>
+        <w:rPr>
+          <w:rFonts w:eastAsia="Times New Roman" w:cs="Times New Roman" w:ascii="Times New Roman" w:hAnsi="Times New Roman"/>
+          <w:b/>
+          <w:bCs/>
+          <w:kern w:val="0"/>
+          <w:sz w:val="15"/>
+          <w:szCs w:val="15"/>
+        </w:rPr>
+        <w:t xml:space="preserve">ChatGPT </w:t>
+      </w:r>
+      <w:r>
+        <w:rPr>
+          <w:rFonts w:ascii="宋体" w:hAnsi="宋体" w:cs="宋体" w:eastAsia="宋体"/>
+          <w:b/>
+          <w:bCs/>
+          <w:kern w:val="0"/>
+          <w:sz w:val="15"/>
+          <w:szCs w:val="15"/>
+        </w:rPr>
+        <w:t>说：</w:t>
+      </w:r>
+    </w:p>
+    <w:p>
+      <w:pPr>
+        <w:pStyle w:val="Normal"/>
+        <w:widowControl/>
+        <w:spacing w:beforeAutospacing="1" w:afterAutospacing="1"/>
+        <w:jc w:val="left"/>
+        <w:rPr>
+          <w:rFonts w:ascii="Times New Roman" w:hAnsi="Times New Roman" w:eastAsia="Times New Roman" w:cs="Times New Roman"/>
+          <w:kern w:val="0"/>
+          <w:sz w:val="24"/>
+          <w:szCs w:val="24"/>
+        </w:rPr>
+      </w:pPr>
+      <w:r>
+        <w:rPr>
+          <w:rFonts w:ascii="宋体" w:hAnsi="宋体" w:cs="宋体" w:eastAsia="宋体"/>
+          <w:kern w:val="0"/>
+          <w:sz w:val="24"/>
+          <w:szCs w:val="24"/>
+        </w:rPr>
+        <w:t>你是指</w:t>
+      </w:r>
+      <w:r>
+        <w:rPr>
+          <w:rFonts w:ascii="Times New Roman" w:hAnsi="Times New Roman" w:cs="Times New Roman" w:eastAsia="Times New Roman"/>
+          <w:kern w:val="0"/>
+          <w:sz w:val="24"/>
+          <w:szCs w:val="24"/>
+        </w:rPr>
+        <w:t xml:space="preserve"> </w:t>
+      </w:r>
+      <w:r>
+        <w:rPr>
+          <w:rFonts w:eastAsia="Times New Roman" w:cs="Times New Roman" w:ascii="Times New Roman" w:hAnsi="Times New Roman"/>
+          <w:b/>
+          <w:bCs/>
+          <w:kern w:val="0"/>
+          <w:sz w:val="24"/>
+          <w:szCs w:val="24"/>
+        </w:rPr>
+        <w:t xml:space="preserve">Windows </w:t>
+      </w:r>
+      <w:r>
+        <w:rPr>
+          <w:rFonts w:ascii="宋体" w:hAnsi="宋体" w:cs="宋体" w:eastAsia="宋体"/>
+          <w:b/>
+          <w:bCs/>
+          <w:kern w:val="0"/>
+          <w:sz w:val="24"/>
+          <w:szCs w:val="24"/>
+        </w:rPr>
+        <w:t>自带的</w:t>
+      </w:r>
+      <w:r>
+        <w:rPr>
+          <w:rFonts w:ascii="Times New Roman" w:hAnsi="Times New Roman" w:cs="Times New Roman" w:eastAsia="Times New Roman"/>
+          <w:b/>
+          <w:bCs/>
+          <w:kern w:val="0"/>
+          <w:sz w:val="24"/>
+          <w:szCs w:val="24"/>
+        </w:rPr>
+        <w:t>“</w:t>
+      </w:r>
+      <w:r>
+        <w:rPr>
+          <w:rFonts w:ascii="宋体" w:hAnsi="宋体" w:cs="宋体" w:eastAsia="宋体"/>
+          <w:b/>
+          <w:bCs/>
+          <w:kern w:val="0"/>
+          <w:sz w:val="24"/>
+          <w:szCs w:val="24"/>
+        </w:rPr>
+        <w:t>照片查看器</w:t>
+      </w:r>
+      <w:r>
+        <w:rPr>
+          <w:rFonts w:ascii="Times New Roman" w:hAnsi="Times New Roman" w:cs="Times New Roman" w:eastAsia="Times New Roman"/>
+          <w:b/>
+          <w:bCs/>
+          <w:kern w:val="0"/>
+          <w:sz w:val="24"/>
+          <w:szCs w:val="24"/>
+        </w:rPr>
+        <w:t>”</w:t>
+      </w:r>
+      <w:r>
+        <w:rPr>
+          <w:rFonts w:ascii="宋体" w:hAnsi="宋体" w:cs="宋体" w:eastAsia="宋体"/>
+          <w:kern w:val="0"/>
+          <w:sz w:val="24"/>
+          <w:szCs w:val="24"/>
+        </w:rPr>
+        <w:t>（</w:t>
+      </w:r>
+      <w:r>
+        <w:rPr>
+          <w:rFonts w:eastAsia="Times New Roman" w:cs="Times New Roman" w:ascii="Times New Roman" w:hAnsi="Times New Roman"/>
+          <w:kern w:val="0"/>
+          <w:sz w:val="24"/>
+          <w:szCs w:val="24"/>
+        </w:rPr>
+        <w:t>Windows Photo Viewer</w:t>
+      </w:r>
+      <w:r>
+        <w:rPr>
+          <w:rFonts w:ascii="宋体" w:hAnsi="宋体" w:cs="宋体" w:eastAsia="宋体"/>
+          <w:kern w:val="0"/>
+          <w:sz w:val="24"/>
+          <w:szCs w:val="24"/>
+        </w:rPr>
+        <w:t>）还是你另外安装的第三方看图软件？</w:t>
+      </w:r>
+    </w:p>
+    <w:p>
+      <w:pPr>
+        <w:pStyle w:val="Normal"/>
+        <w:widowControl/>
+        <w:numPr>
+          <w:ilvl w:val="0"/>
+          <w:numId w:val="0"/>
+        </w:numPr>
+        <w:spacing w:beforeAutospacing="1" w:afterAutospacing="1"/>
+        <w:jc w:val="left"/>
+        <w:outlineLvl w:val="2"/>
+        <w:rPr>
+          <w:rFonts w:ascii="Times New Roman" w:hAnsi="Times New Roman" w:eastAsia="Times New Roman" w:cs="Times New Roman"/>
+          <w:b/>
+          <w:b/>
+          <w:bCs/>
+          <w:kern w:val="0"/>
+          <w:sz w:val="27"/>
+          <w:szCs w:val="27"/>
+        </w:rPr>
+      </w:pPr>
+      <w:r>
+        <w:rPr>
+          <w:rFonts w:ascii="宋体" w:hAnsi="宋体" w:cs="宋体" w:eastAsia="宋体"/>
+          <w:b/>
+          <w:bCs/>
+          <w:kern w:val="0"/>
+          <w:sz w:val="27"/>
+          <w:szCs w:val="27"/>
+        </w:rPr>
+        <w:t>情况一：</w:t>
+      </w:r>
+      <w:r>
+        <w:rPr>
+          <w:rFonts w:eastAsia="Times New Roman" w:cs="Times New Roman" w:ascii="Times New Roman" w:hAnsi="Times New Roman"/>
+          <w:b/>
+          <w:bCs/>
+          <w:kern w:val="0"/>
+          <w:sz w:val="27"/>
+          <w:szCs w:val="27"/>
+        </w:rPr>
+        <w:t xml:space="preserve">Windows </w:t>
+      </w:r>
+      <w:r>
+        <w:rPr>
+          <w:rFonts w:ascii="宋体" w:hAnsi="宋体" w:cs="宋体" w:eastAsia="宋体"/>
+          <w:b/>
+          <w:bCs/>
+          <w:kern w:val="0"/>
+          <w:sz w:val="27"/>
+          <w:szCs w:val="27"/>
+        </w:rPr>
+        <w:t>自带的</w:t>
+      </w:r>
+      <w:r>
+        <w:rPr>
+          <w:rFonts w:ascii="Times New Roman" w:hAnsi="Times New Roman" w:cs="Times New Roman" w:eastAsia="Times New Roman"/>
+          <w:b/>
+          <w:bCs/>
+          <w:kern w:val="0"/>
+          <w:sz w:val="27"/>
+          <w:szCs w:val="27"/>
+        </w:rPr>
+        <w:t xml:space="preserve"> </w:t>
+      </w:r>
+      <w:r>
+        <w:rPr>
+          <w:rFonts w:ascii="宋体" w:hAnsi="宋体" w:cs="宋体" w:eastAsia="宋体"/>
+          <w:b/>
+          <w:bCs/>
+          <w:kern w:val="0"/>
+          <w:sz w:val="27"/>
+          <w:szCs w:val="27"/>
+        </w:rPr>
+        <w:t>照片查看器</w:t>
+      </w:r>
+    </w:p>
+    <w:p>
+      <w:pPr>
+        <w:pStyle w:val="Normal"/>
+        <w:widowControl/>
+        <w:numPr>
+          <w:ilvl w:val="0"/>
+          <w:numId w:val="3"/>
+        </w:numPr>
+        <w:spacing w:beforeAutospacing="1" w:after="0"/>
+        <w:jc w:val="left"/>
+        <w:rPr>
+          <w:rFonts w:ascii="Times New Roman" w:hAnsi="Times New Roman" w:eastAsia="Times New Roman" w:cs="Times New Roman"/>
+          <w:kern w:val="0"/>
+          <w:sz w:val="24"/>
+          <w:szCs w:val="24"/>
+        </w:rPr>
+      </w:pPr>
+      <w:r>
+        <w:rPr>
+          <w:rFonts w:ascii="宋体" w:hAnsi="宋体" w:cs="宋体" w:eastAsia="宋体"/>
+          <w:kern w:val="0"/>
+          <w:sz w:val="24"/>
+          <w:szCs w:val="24"/>
+        </w:rPr>
+        <w:t>在</w:t>
+      </w:r>
+      <w:r>
+        <w:rPr>
+          <w:rFonts w:ascii="Times New Roman" w:hAnsi="Times New Roman" w:cs="Times New Roman" w:eastAsia="Times New Roman"/>
+          <w:kern w:val="0"/>
+          <w:sz w:val="24"/>
+          <w:szCs w:val="24"/>
+        </w:rPr>
+        <w:t xml:space="preserve"> </w:t>
+      </w:r>
+      <w:r>
+        <w:rPr>
+          <w:rFonts w:eastAsia="Times New Roman" w:cs="Times New Roman" w:ascii="Times New Roman" w:hAnsi="Times New Roman"/>
+          <w:b/>
+          <w:bCs/>
+          <w:kern w:val="0"/>
+          <w:sz w:val="24"/>
+          <w:szCs w:val="24"/>
+        </w:rPr>
+        <w:t>Windows 7</w:t>
+      </w:r>
+      <w:r>
+        <w:rPr>
+          <w:rFonts w:eastAsia="Times New Roman" w:cs="Times New Roman" w:ascii="Times New Roman" w:hAnsi="Times New Roman"/>
+          <w:kern w:val="0"/>
+          <w:sz w:val="24"/>
+          <w:szCs w:val="24"/>
+        </w:rPr>
+        <w:t xml:space="preserve"> </w:t>
+      </w:r>
+      <w:r>
+        <w:rPr>
+          <w:rFonts w:ascii="宋体" w:hAnsi="宋体" w:cs="宋体" w:eastAsia="宋体"/>
+          <w:kern w:val="0"/>
+          <w:sz w:val="24"/>
+          <w:szCs w:val="24"/>
+        </w:rPr>
+        <w:t>里，它默认存在，可以直接用。</w:t>
+      </w:r>
+    </w:p>
+    <w:p>
+      <w:pPr>
+        <w:pStyle w:val="Normal"/>
+        <w:widowControl/>
+        <w:numPr>
+          <w:ilvl w:val="0"/>
+          <w:numId w:val="3"/>
+        </w:numPr>
+        <w:spacing w:before="0" w:after="0"/>
+        <w:jc w:val="left"/>
+        <w:rPr>
+          <w:rFonts w:ascii="Times New Roman" w:hAnsi="Times New Roman" w:eastAsia="Times New Roman" w:cs="Times New Roman"/>
+          <w:kern w:val="0"/>
+          <w:sz w:val="24"/>
+          <w:szCs w:val="24"/>
+        </w:rPr>
+      </w:pPr>
+      <w:r>
+        <w:rPr>
+          <w:rFonts w:ascii="宋体" w:hAnsi="宋体" w:cs="宋体" w:eastAsia="宋体"/>
+          <w:kern w:val="0"/>
+          <w:sz w:val="24"/>
+          <w:szCs w:val="24"/>
+        </w:rPr>
+        <w:t>在</w:t>
+      </w:r>
+      <w:r>
+        <w:rPr>
+          <w:rFonts w:ascii="Times New Roman" w:hAnsi="Times New Roman" w:cs="Times New Roman" w:eastAsia="Times New Roman"/>
+          <w:kern w:val="0"/>
+          <w:sz w:val="24"/>
+          <w:szCs w:val="24"/>
+        </w:rPr>
+        <w:t xml:space="preserve"> </w:t>
+      </w:r>
+      <w:r>
+        <w:rPr>
+          <w:rFonts w:eastAsia="Times New Roman" w:cs="Times New Roman" w:ascii="Times New Roman" w:hAnsi="Times New Roman"/>
+          <w:b/>
+          <w:bCs/>
+          <w:kern w:val="0"/>
+          <w:sz w:val="24"/>
+          <w:szCs w:val="24"/>
+        </w:rPr>
+        <w:t>Windows 10/11</w:t>
+      </w:r>
+      <w:r>
+        <w:rPr>
+          <w:rFonts w:eastAsia="Times New Roman" w:cs="Times New Roman" w:ascii="Times New Roman" w:hAnsi="Times New Roman"/>
+          <w:kern w:val="0"/>
+          <w:sz w:val="24"/>
+          <w:szCs w:val="24"/>
+        </w:rPr>
+        <w:t xml:space="preserve"> </w:t>
+      </w:r>
+      <w:r>
+        <w:rPr>
+          <w:rFonts w:ascii="宋体" w:hAnsi="宋体" w:cs="宋体" w:eastAsia="宋体"/>
+          <w:kern w:val="0"/>
+          <w:sz w:val="24"/>
+          <w:szCs w:val="24"/>
+        </w:rPr>
+        <w:t>里，系统虽然还保留着</w:t>
+      </w:r>
+      <w:r>
+        <w:rPr>
+          <w:rFonts w:ascii="Times New Roman" w:hAnsi="Times New Roman" w:cs="Times New Roman" w:eastAsia="Times New Roman"/>
+          <w:kern w:val="0"/>
+          <w:sz w:val="24"/>
+          <w:szCs w:val="24"/>
+        </w:rPr>
+        <w:t>“</w:t>
+      </w:r>
+      <w:r>
+        <w:rPr>
+          <w:rFonts w:eastAsia="Times New Roman" w:cs="Times New Roman" w:ascii="Times New Roman" w:hAnsi="Times New Roman"/>
+          <w:kern w:val="0"/>
+          <w:sz w:val="24"/>
+          <w:szCs w:val="24"/>
+        </w:rPr>
+        <w:t>Windows Photo Viewer”</w:t>
+      </w:r>
+      <w:r>
+        <w:rPr>
+          <w:rFonts w:ascii="宋体" w:hAnsi="宋体" w:cs="宋体" w:eastAsia="宋体"/>
+          <w:kern w:val="0"/>
+          <w:sz w:val="24"/>
+          <w:szCs w:val="24"/>
+        </w:rPr>
+        <w:t>的程序，但默认被隐藏，取而代之是</w:t>
+      </w:r>
+      <w:r>
+        <w:rPr>
+          <w:rFonts w:ascii="Times New Roman" w:hAnsi="Times New Roman" w:cs="Times New Roman" w:eastAsia="Times New Roman"/>
+          <w:kern w:val="0"/>
+          <w:sz w:val="24"/>
+          <w:szCs w:val="24"/>
+        </w:rPr>
+        <w:t>“</w:t>
+      </w:r>
+      <w:r>
+        <w:rPr>
+          <w:rFonts w:ascii="宋体" w:hAnsi="宋体" w:cs="宋体" w:eastAsia="宋体"/>
+          <w:kern w:val="0"/>
+          <w:sz w:val="24"/>
+          <w:szCs w:val="24"/>
+        </w:rPr>
+        <w:t>照片</w:t>
+      </w:r>
+      <w:r>
+        <w:rPr>
+          <w:rFonts w:ascii="Times New Roman" w:hAnsi="Times New Roman" w:cs="Times New Roman" w:eastAsia="Times New Roman"/>
+          <w:kern w:val="0"/>
+          <w:sz w:val="24"/>
+          <w:szCs w:val="24"/>
+        </w:rPr>
+        <w:t>”</w:t>
+      </w:r>
+      <w:r>
+        <w:rPr>
+          <w:rFonts w:ascii="宋体" w:hAnsi="宋体" w:cs="宋体" w:eastAsia="宋体"/>
+          <w:kern w:val="0"/>
+          <w:sz w:val="24"/>
+          <w:szCs w:val="24"/>
+        </w:rPr>
+        <w:t>应用。</w:t>
+      </w:r>
+    </w:p>
+    <w:p>
+      <w:pPr>
+        <w:pStyle w:val="Normal"/>
+        <w:widowControl/>
+        <w:numPr>
+          <w:ilvl w:val="1"/>
+          <w:numId w:val="3"/>
+        </w:numPr>
+        <w:spacing w:before="0" w:after="0"/>
+        <w:jc w:val="left"/>
+        <w:rPr>
+          <w:rFonts w:ascii="Times New Roman" w:hAnsi="Times New Roman" w:eastAsia="Times New Roman" w:cs="Times New Roman"/>
+          <w:kern w:val="0"/>
+          <w:sz w:val="24"/>
+          <w:szCs w:val="24"/>
+        </w:rPr>
+      </w:pPr>
+      <w:r>
+        <w:rPr>
+          <w:rFonts w:ascii="宋体" w:hAnsi="宋体" w:cs="宋体" w:eastAsia="宋体"/>
+          <w:kern w:val="0"/>
+          <w:sz w:val="24"/>
+          <w:szCs w:val="24"/>
+        </w:rPr>
+        <w:t>所以你在</w:t>
+      </w:r>
+      <w:r>
+        <w:rPr>
+          <w:rFonts w:ascii="Times New Roman" w:hAnsi="Times New Roman" w:cs="Times New Roman" w:eastAsia="Times New Roman"/>
+          <w:kern w:val="0"/>
+          <w:sz w:val="24"/>
+          <w:szCs w:val="24"/>
+        </w:rPr>
+        <w:t xml:space="preserve"> </w:t>
+      </w:r>
+      <w:r>
+        <w:rPr>
+          <w:rFonts w:eastAsia="Times New Roman" w:cs="Courier New" w:ascii="Courier New" w:hAnsi="Courier New"/>
+          <w:kern w:val="0"/>
+          <w:sz w:val="20"/>
+          <w:szCs w:val="20"/>
+        </w:rPr>
+        <w:t>C:\Program Files\Windows Photo Viewer\</w:t>
+      </w:r>
+      <w:r>
+        <w:rPr>
+          <w:rFonts w:eastAsia="Times New Roman" w:cs="Times New Roman" w:ascii="Times New Roman" w:hAnsi="Times New Roman"/>
+          <w:kern w:val="0"/>
+          <w:sz w:val="24"/>
+          <w:szCs w:val="24"/>
+        </w:rPr>
+        <w:t xml:space="preserve"> </w:t>
+      </w:r>
+      <w:r>
+        <w:rPr>
+          <w:rFonts w:ascii="宋体" w:hAnsi="宋体" w:cs="宋体" w:eastAsia="宋体"/>
+          <w:kern w:val="0"/>
+          <w:sz w:val="24"/>
+          <w:szCs w:val="24"/>
+        </w:rPr>
+        <w:t>下其实能找到它，主要文件是</w:t>
+      </w:r>
+      <w:r>
+        <w:rPr>
+          <w:rFonts w:ascii="Times New Roman" w:hAnsi="Times New Roman" w:cs="Times New Roman" w:eastAsia="Times New Roman"/>
+          <w:kern w:val="0"/>
+          <w:sz w:val="24"/>
+          <w:szCs w:val="24"/>
+        </w:rPr>
+        <w:t xml:space="preserve"> </w:t>
+      </w:r>
+      <w:r>
+        <w:rPr>
+          <w:rFonts w:eastAsia="Times New Roman" w:cs="Times New Roman" w:ascii="Times New Roman" w:hAnsi="Times New Roman"/>
+          <w:b/>
+          <w:bCs/>
+          <w:kern w:val="0"/>
+          <w:sz w:val="24"/>
+          <w:szCs w:val="24"/>
+        </w:rPr>
+        <w:t>PhotoViewer.dll</w:t>
+      </w:r>
+      <w:r>
+        <w:rPr>
+          <w:rFonts w:ascii="宋体" w:hAnsi="宋体" w:cs="宋体" w:eastAsia="宋体"/>
+          <w:kern w:val="0"/>
+          <w:sz w:val="24"/>
+          <w:szCs w:val="24"/>
+        </w:rPr>
+        <w:t>。</w:t>
+      </w:r>
+    </w:p>
+    <w:p>
+      <w:pPr>
+        <w:pStyle w:val="Normal"/>
+        <w:widowControl/>
+        <w:numPr>
+          <w:ilvl w:val="1"/>
+          <w:numId w:val="3"/>
+        </w:numPr>
+        <w:spacing w:before="0" w:afterAutospacing="1"/>
+        <w:jc w:val="left"/>
+        <w:rPr>
+          <w:rFonts w:ascii="Times New Roman" w:hAnsi="Times New Roman" w:eastAsia="Times New Roman" w:cs="Times New Roman"/>
+          <w:kern w:val="0"/>
+          <w:sz w:val="24"/>
+          <w:szCs w:val="24"/>
+        </w:rPr>
+      </w:pPr>
+      <w:r>
+        <w:rPr>
+          <w:rFonts w:ascii="宋体" w:hAnsi="宋体" w:cs="宋体" w:eastAsia="宋体"/>
+          <w:kern w:val="0"/>
+          <w:sz w:val="24"/>
+          <w:szCs w:val="24"/>
+        </w:rPr>
+        <w:t>但是它不会出现在</w:t>
+      </w:r>
+      <w:r>
+        <w:rPr>
+          <w:rFonts w:ascii="Times New Roman" w:hAnsi="Times New Roman" w:cs="Times New Roman" w:eastAsia="Times New Roman"/>
+          <w:kern w:val="0"/>
+          <w:sz w:val="24"/>
+          <w:szCs w:val="24"/>
+        </w:rPr>
+        <w:t>“</w:t>
+      </w:r>
+      <w:r>
+        <w:rPr>
+          <w:rFonts w:ascii="宋体" w:hAnsi="宋体" w:cs="宋体" w:eastAsia="宋体"/>
+          <w:kern w:val="0"/>
+          <w:sz w:val="24"/>
+          <w:szCs w:val="24"/>
+        </w:rPr>
+        <w:t>打开方式</w:t>
+      </w:r>
+      <w:r>
+        <w:rPr>
+          <w:rFonts w:ascii="Times New Roman" w:hAnsi="Times New Roman" w:cs="Times New Roman" w:eastAsia="Times New Roman"/>
+          <w:kern w:val="0"/>
+          <w:sz w:val="24"/>
+          <w:szCs w:val="24"/>
+        </w:rPr>
+        <w:t>”</w:t>
+      </w:r>
+      <w:r>
+        <w:rPr>
+          <w:rFonts w:ascii="宋体" w:hAnsi="宋体" w:cs="宋体" w:eastAsia="宋体"/>
+          <w:kern w:val="0"/>
+          <w:sz w:val="24"/>
+          <w:szCs w:val="24"/>
+        </w:rPr>
+        <w:t>列表里，需要修改注册表才能启用。</w:t>
+      </w:r>
+    </w:p>
+    <w:p>
+      <w:pPr>
+        <w:pStyle w:val="Normal"/>
+        <w:widowControl/>
+        <w:spacing w:beforeAutospacing="1" w:afterAutospacing="1"/>
+        <w:jc w:val="left"/>
+        <w:rPr>
+          <w:rFonts w:ascii="Times New Roman" w:hAnsi="Times New Roman" w:eastAsia="Times New Roman" w:cs="Times New Roman"/>
+          <w:kern w:val="0"/>
+          <w:sz w:val="24"/>
+          <w:szCs w:val="24"/>
+        </w:rPr>
+      </w:pPr>
+      <w:r>
+        <w:rPr>
+          <w:rFonts w:ascii="宋体" w:hAnsi="宋体" w:cs="宋体" w:eastAsia="宋体"/>
+          <w:kern w:val="0"/>
+          <w:sz w:val="24"/>
+          <w:szCs w:val="24"/>
+        </w:rPr>
+        <w:t>启用步骤（</w:t>
+      </w:r>
+      <w:r>
+        <w:rPr>
+          <w:rFonts w:eastAsia="Times New Roman" w:cs="Times New Roman" w:ascii="Times New Roman" w:hAnsi="Times New Roman"/>
+          <w:kern w:val="0"/>
+          <w:sz w:val="24"/>
+          <w:szCs w:val="24"/>
+        </w:rPr>
+        <w:t>Win10/11</w:t>
+      </w:r>
+      <w:r>
+        <w:rPr>
+          <w:rFonts w:ascii="宋体" w:hAnsi="宋体" w:cs="宋体" w:eastAsia="宋体"/>
+          <w:kern w:val="0"/>
+          <w:sz w:val="24"/>
+          <w:szCs w:val="24"/>
+        </w:rPr>
+        <w:t>）：</w:t>
+      </w:r>
+    </w:p>
+    <w:p>
+      <w:pPr>
+        <w:pStyle w:val="Normal"/>
+        <w:widowControl/>
+        <w:numPr>
+          <w:ilvl w:val="0"/>
+          <w:numId w:val="4"/>
+        </w:numPr>
+        <w:spacing w:beforeAutospacing="1" w:after="0"/>
+        <w:jc w:val="left"/>
+        <w:rPr>
+          <w:rFonts w:ascii="Times New Roman" w:hAnsi="Times New Roman" w:eastAsia="Times New Roman" w:cs="Times New Roman"/>
+          <w:kern w:val="0"/>
+          <w:sz w:val="24"/>
+          <w:szCs w:val="24"/>
+        </w:rPr>
+      </w:pPr>
+      <w:r>
+        <w:rPr>
+          <w:rFonts w:ascii="宋体" w:hAnsi="宋体" w:cs="宋体" w:eastAsia="宋体"/>
+          <w:kern w:val="0"/>
+          <w:sz w:val="24"/>
+          <w:szCs w:val="24"/>
+        </w:rPr>
+        <w:t>按</w:t>
+      </w:r>
+      <w:r>
+        <w:rPr>
+          <w:rFonts w:ascii="Times New Roman" w:hAnsi="Times New Roman" w:cs="Times New Roman" w:eastAsia="Times New Roman"/>
+          <w:kern w:val="0"/>
+          <w:sz w:val="24"/>
+          <w:szCs w:val="24"/>
+        </w:rPr>
+        <w:t xml:space="preserve"> </w:t>
+      </w:r>
+      <w:r>
+        <w:rPr>
+          <w:rFonts w:eastAsia="Times New Roman" w:cs="Times New Roman" w:ascii="Times New Roman" w:hAnsi="Times New Roman"/>
+          <w:b/>
+          <w:bCs/>
+          <w:kern w:val="0"/>
+          <w:sz w:val="24"/>
+          <w:szCs w:val="24"/>
+        </w:rPr>
+        <w:t>Win + R</w:t>
+      </w:r>
+      <w:r>
+        <w:rPr>
+          <w:rFonts w:ascii="宋体" w:hAnsi="宋体" w:cs="宋体" w:eastAsia="宋体"/>
+          <w:kern w:val="0"/>
+          <w:sz w:val="24"/>
+          <w:szCs w:val="24"/>
+        </w:rPr>
+        <w:t>，输入</w:t>
+      </w:r>
+      <w:r>
+        <w:rPr>
+          <w:rFonts w:ascii="Times New Roman" w:hAnsi="Times New Roman" w:cs="Times New Roman" w:eastAsia="Times New Roman"/>
+          <w:kern w:val="0"/>
+          <w:sz w:val="24"/>
+          <w:szCs w:val="24"/>
+        </w:rPr>
+        <w:t xml:space="preserve"> </w:t>
+      </w:r>
+      <w:r>
+        <w:rPr>
+          <w:rFonts w:eastAsia="Times New Roman" w:cs="Courier New" w:ascii="Courier New" w:hAnsi="Courier New"/>
+          <w:kern w:val="0"/>
+          <w:sz w:val="20"/>
+          <w:szCs w:val="20"/>
+        </w:rPr>
+        <w:t>regedit</w:t>
+      </w:r>
+      <w:r>
+        <w:rPr>
+          <w:rFonts w:eastAsia="Times New Roman" w:cs="Times New Roman" w:ascii="Times New Roman" w:hAnsi="Times New Roman"/>
+          <w:kern w:val="0"/>
+          <w:sz w:val="24"/>
+          <w:szCs w:val="24"/>
+        </w:rPr>
+        <w:t xml:space="preserve"> </w:t>
+      </w:r>
+      <w:r>
+        <w:rPr>
+          <w:rFonts w:ascii="宋体" w:hAnsi="宋体" w:cs="宋体" w:eastAsia="宋体"/>
+          <w:kern w:val="0"/>
+          <w:sz w:val="24"/>
+          <w:szCs w:val="24"/>
+        </w:rPr>
+        <w:t>打开注册表。</w:t>
+      </w:r>
+    </w:p>
+    <w:p>
+      <w:pPr>
+        <w:pStyle w:val="Normal"/>
+        <w:widowControl/>
+        <w:numPr>
+          <w:ilvl w:val="0"/>
+          <w:numId w:val="4"/>
+        </w:numPr>
+        <w:spacing w:before="0" w:after="0"/>
+        <w:jc w:val="left"/>
+        <w:rPr>
+          <w:rFonts w:ascii="Times New Roman" w:hAnsi="Times New Roman" w:eastAsia="Times New Roman" w:cs="Times New Roman"/>
+          <w:kern w:val="0"/>
+          <w:sz w:val="24"/>
+          <w:szCs w:val="24"/>
+        </w:rPr>
+      </w:pPr>
+      <w:r>
+        <w:rPr>
+          <w:rFonts w:ascii="宋体" w:hAnsi="宋体" w:cs="宋体" w:eastAsia="宋体"/>
+          <w:kern w:val="0"/>
+          <w:sz w:val="24"/>
+          <w:szCs w:val="24"/>
+        </w:rPr>
+        <w:t>导入一个启用</w:t>
+      </w:r>
+      <w:r>
+        <w:rPr>
+          <w:rFonts w:ascii="Times New Roman" w:hAnsi="Times New Roman" w:cs="Times New Roman" w:eastAsia="Times New Roman"/>
+          <w:kern w:val="0"/>
+          <w:sz w:val="24"/>
+          <w:szCs w:val="24"/>
+        </w:rPr>
+        <w:t xml:space="preserve"> </w:t>
+      </w:r>
+      <w:r>
+        <w:rPr>
+          <w:rFonts w:eastAsia="Times New Roman" w:cs="Times New Roman" w:ascii="Times New Roman" w:hAnsi="Times New Roman"/>
+          <w:kern w:val="0"/>
+          <w:sz w:val="24"/>
+          <w:szCs w:val="24"/>
+        </w:rPr>
+        <w:t xml:space="preserve">Photo Viewer </w:t>
+      </w:r>
+      <w:r>
+        <w:rPr>
+          <w:rFonts w:ascii="宋体" w:hAnsi="宋体" w:cs="宋体" w:eastAsia="宋体"/>
+          <w:kern w:val="0"/>
+          <w:sz w:val="24"/>
+          <w:szCs w:val="24"/>
+        </w:rPr>
+        <w:t>的</w:t>
+      </w:r>
+      <w:r>
+        <w:rPr>
+          <w:rFonts w:ascii="Times New Roman" w:hAnsi="Times New Roman" w:cs="Times New Roman" w:eastAsia="Times New Roman"/>
+          <w:kern w:val="0"/>
+          <w:sz w:val="24"/>
+          <w:szCs w:val="24"/>
+        </w:rPr>
+        <w:t xml:space="preserve"> </w:t>
+      </w:r>
+      <w:r>
+        <w:rPr>
+          <w:rFonts w:eastAsia="Times New Roman" w:cs="Courier New" w:ascii="Courier New" w:hAnsi="Courier New"/>
+          <w:kern w:val="0"/>
+          <w:sz w:val="20"/>
+          <w:szCs w:val="20"/>
+        </w:rPr>
+        <w:t>.reg</w:t>
+      </w:r>
+      <w:r>
+        <w:rPr>
+          <w:rFonts w:eastAsia="Times New Roman" w:cs="Times New Roman" w:ascii="Times New Roman" w:hAnsi="Times New Roman"/>
+          <w:kern w:val="0"/>
+          <w:sz w:val="24"/>
+          <w:szCs w:val="24"/>
+        </w:rPr>
+        <w:t xml:space="preserve"> </w:t>
+      </w:r>
+      <w:r>
+        <w:rPr>
+          <w:rFonts w:ascii="宋体" w:hAnsi="宋体" w:cs="宋体" w:eastAsia="宋体"/>
+          <w:kern w:val="0"/>
+          <w:sz w:val="24"/>
+          <w:szCs w:val="24"/>
+        </w:rPr>
+        <w:t>文件（我可以帮你写好）。</w:t>
+      </w:r>
+    </w:p>
+    <w:p>
+      <w:pPr>
+        <w:pStyle w:val="Normal"/>
+        <w:widowControl/>
+        <w:numPr>
+          <w:ilvl w:val="0"/>
+          <w:numId w:val="4"/>
+        </w:numPr>
+        <w:spacing w:before="0" w:afterAutospacing="1"/>
+        <w:jc w:val="left"/>
+        <w:rPr>
+          <w:rFonts w:ascii="Times New Roman" w:hAnsi="Times New Roman" w:eastAsia="Times New Roman" w:cs="Times New Roman"/>
+          <w:kern w:val="0"/>
+          <w:sz w:val="24"/>
+          <w:szCs w:val="24"/>
+        </w:rPr>
+      </w:pPr>
+      <w:r>
+        <w:rPr>
+          <w:rFonts w:ascii="宋体" w:hAnsi="宋体" w:cs="宋体" w:eastAsia="宋体"/>
+          <w:kern w:val="0"/>
+          <w:sz w:val="24"/>
+          <w:szCs w:val="24"/>
+        </w:rPr>
+        <w:t>然后在</w:t>
+      </w:r>
+      <w:r>
+        <w:rPr>
+          <w:rFonts w:ascii="Times New Roman" w:hAnsi="Times New Roman" w:cs="Times New Roman" w:eastAsia="Times New Roman"/>
+          <w:kern w:val="0"/>
+          <w:sz w:val="24"/>
+          <w:szCs w:val="24"/>
+        </w:rPr>
+        <w:t>“</w:t>
+      </w:r>
+      <w:r>
+        <w:rPr>
+          <w:rFonts w:ascii="宋体" w:hAnsi="宋体" w:cs="宋体" w:eastAsia="宋体"/>
+          <w:kern w:val="0"/>
+          <w:sz w:val="24"/>
+          <w:szCs w:val="24"/>
+        </w:rPr>
+        <w:t>右键</w:t>
+      </w:r>
+      <w:r>
+        <w:rPr>
+          <w:rFonts w:ascii="Times New Roman" w:hAnsi="Times New Roman" w:cs="Times New Roman" w:eastAsia="Times New Roman"/>
+          <w:kern w:val="0"/>
+          <w:sz w:val="24"/>
+          <w:szCs w:val="24"/>
+        </w:rPr>
+        <w:t xml:space="preserve"> → </w:t>
+      </w:r>
+      <w:r>
+        <w:rPr>
+          <w:rFonts w:ascii="宋体" w:hAnsi="宋体" w:cs="宋体" w:eastAsia="宋体"/>
+          <w:kern w:val="0"/>
+          <w:sz w:val="24"/>
+          <w:szCs w:val="24"/>
+        </w:rPr>
+        <w:t>打开方式</w:t>
+      </w:r>
+      <w:r>
+        <w:rPr>
+          <w:rFonts w:ascii="Times New Roman" w:hAnsi="Times New Roman" w:cs="Times New Roman" w:eastAsia="Times New Roman"/>
+          <w:kern w:val="0"/>
+          <w:sz w:val="24"/>
+          <w:szCs w:val="24"/>
+        </w:rPr>
+        <w:t>”</w:t>
+      </w:r>
+      <w:r>
+        <w:rPr>
+          <w:rFonts w:ascii="宋体" w:hAnsi="宋体" w:cs="宋体" w:eastAsia="宋体"/>
+          <w:kern w:val="0"/>
+          <w:sz w:val="24"/>
+          <w:szCs w:val="24"/>
+        </w:rPr>
+        <w:t>里就能选到</w:t>
+      </w:r>
+      <w:r>
+        <w:rPr>
+          <w:rFonts w:ascii="Times New Roman" w:hAnsi="Times New Roman" w:cs="Times New Roman" w:eastAsia="Times New Roman"/>
+          <w:kern w:val="0"/>
+          <w:sz w:val="24"/>
+          <w:szCs w:val="24"/>
+        </w:rPr>
+        <w:t>“</w:t>
+      </w:r>
+      <w:r>
+        <w:rPr>
+          <w:rFonts w:eastAsia="Times New Roman" w:cs="Times New Roman" w:ascii="Times New Roman" w:hAnsi="Times New Roman"/>
+          <w:kern w:val="0"/>
+          <w:sz w:val="24"/>
+          <w:szCs w:val="24"/>
+        </w:rPr>
+        <w:t xml:space="preserve">Windows </w:t>
+      </w:r>
+      <w:r>
+        <w:rPr>
+          <w:rFonts w:ascii="宋体" w:hAnsi="宋体" w:cs="宋体" w:eastAsia="宋体"/>
+          <w:kern w:val="0"/>
+          <w:sz w:val="24"/>
+          <w:szCs w:val="24"/>
+        </w:rPr>
+        <w:t>照片查看器</w:t>
+      </w:r>
+      <w:r>
+        <w:rPr>
+          <w:rFonts w:ascii="Times New Roman" w:hAnsi="Times New Roman" w:cs="Times New Roman" w:eastAsia="Times New Roman"/>
+          <w:kern w:val="0"/>
+          <w:sz w:val="24"/>
+          <w:szCs w:val="24"/>
+        </w:rPr>
+        <w:t>”</w:t>
+      </w:r>
+      <w:r>
+        <w:rPr>
+          <w:rFonts w:ascii="宋体" w:hAnsi="宋体" w:cs="宋体" w:eastAsia="宋体"/>
+          <w:kern w:val="0"/>
+          <w:sz w:val="24"/>
+          <w:szCs w:val="24"/>
+        </w:rPr>
+        <w:t>了。</w:t>
+      </w:r>
+    </w:p>
+    <w:p>
+      <w:pPr>
+        <w:pStyle w:val="Normal"/>
+        <w:widowControl/>
+        <w:numPr>
+          <w:ilvl w:val="0"/>
+          <w:numId w:val="0"/>
+        </w:numPr>
+        <w:spacing w:beforeAutospacing="1" w:afterAutospacing="1"/>
+        <w:jc w:val="left"/>
+        <w:outlineLvl w:val="2"/>
+        <w:rPr>
+          <w:rFonts w:ascii="Times New Roman" w:hAnsi="Times New Roman" w:eastAsia="Times New Roman" w:cs="Times New Roman"/>
+          <w:b/>
+          <w:b/>
+          <w:bCs/>
+          <w:kern w:val="0"/>
+          <w:sz w:val="27"/>
+          <w:szCs w:val="27"/>
+        </w:rPr>
+      </w:pPr>
+      <w:r>
+        <w:rPr>
+          <w:rFonts w:ascii="宋体" w:hAnsi="宋体" w:cs="宋体" w:eastAsia="宋体"/>
+          <w:b/>
+          <w:bCs/>
+          <w:kern w:val="0"/>
+          <w:sz w:val="27"/>
+          <w:szCs w:val="27"/>
+        </w:rPr>
+        <w:t>情况二：第三方看图软件</w:t>
+      </w:r>
+    </w:p>
+    <w:p>
+      <w:pPr>
+        <w:pStyle w:val="Normal"/>
+        <w:widowControl/>
+        <w:spacing w:beforeAutospacing="1" w:afterAutospacing="1"/>
+        <w:jc w:val="left"/>
+        <w:rPr>
+          <w:rFonts w:ascii="Times New Roman" w:hAnsi="Times New Roman" w:eastAsia="Times New Roman" w:cs="Times New Roman"/>
+          <w:kern w:val="0"/>
+          <w:sz w:val="24"/>
+          <w:szCs w:val="24"/>
+        </w:rPr>
+      </w:pPr>
+      <w:r>
+        <w:rPr>
+          <w:rFonts w:ascii="宋体" w:hAnsi="宋体" w:cs="宋体" w:eastAsia="宋体"/>
+          <w:kern w:val="0"/>
+          <w:sz w:val="24"/>
+          <w:szCs w:val="24"/>
+        </w:rPr>
+        <w:t>如果你是问</w:t>
+      </w:r>
+      <w:r>
+        <w:rPr>
+          <w:rFonts w:ascii="Times New Roman" w:hAnsi="Times New Roman" w:cs="Times New Roman" w:eastAsia="Times New Roman"/>
+          <w:kern w:val="0"/>
+          <w:sz w:val="24"/>
+          <w:szCs w:val="24"/>
+        </w:rPr>
+        <w:t xml:space="preserve"> </w:t>
+      </w:r>
+      <w:r>
+        <w:rPr>
+          <w:rFonts w:ascii="宋体" w:hAnsi="宋体" w:cs="宋体" w:eastAsia="宋体"/>
+          <w:b/>
+          <w:bCs/>
+          <w:kern w:val="0"/>
+          <w:sz w:val="24"/>
+          <w:szCs w:val="24"/>
+        </w:rPr>
+        <w:t>安装目录</w:t>
+      </w:r>
+      <w:r>
+        <w:rPr>
+          <w:rFonts w:ascii="宋体" w:hAnsi="宋体" w:cs="宋体" w:eastAsia="宋体"/>
+          <w:kern w:val="0"/>
+          <w:sz w:val="24"/>
+          <w:szCs w:val="24"/>
+        </w:rPr>
+        <w:t>，那就要看具体软件（如</w:t>
+      </w:r>
+      <w:r>
+        <w:rPr>
+          <w:rFonts w:ascii="Times New Roman" w:hAnsi="Times New Roman" w:cs="Times New Roman" w:eastAsia="Times New Roman"/>
+          <w:kern w:val="0"/>
+          <w:sz w:val="24"/>
+          <w:szCs w:val="24"/>
+        </w:rPr>
+        <w:t xml:space="preserve"> </w:t>
+      </w:r>
+      <w:r>
+        <w:rPr>
+          <w:rFonts w:eastAsia="Times New Roman" w:cs="Times New Roman" w:ascii="Times New Roman" w:hAnsi="Times New Roman"/>
+          <w:kern w:val="0"/>
+          <w:sz w:val="24"/>
+          <w:szCs w:val="24"/>
+        </w:rPr>
+        <w:t>Honeyview</w:t>
+      </w:r>
+      <w:r>
+        <w:rPr>
+          <w:rFonts w:ascii="宋体" w:hAnsi="宋体" w:cs="宋体" w:eastAsia="宋体"/>
+          <w:kern w:val="0"/>
+          <w:sz w:val="24"/>
+          <w:szCs w:val="24"/>
+        </w:rPr>
+        <w:t>、</w:t>
+      </w:r>
+      <w:r>
+        <w:rPr>
+          <w:rFonts w:eastAsia="Times New Roman" w:cs="Times New Roman" w:ascii="Times New Roman" w:hAnsi="Times New Roman"/>
+          <w:kern w:val="0"/>
+          <w:sz w:val="24"/>
+          <w:szCs w:val="24"/>
+        </w:rPr>
+        <w:t>IrfanView</w:t>
+      </w:r>
+      <w:r>
+        <w:rPr>
+          <w:rFonts w:ascii="宋体" w:hAnsi="宋体" w:cs="宋体" w:eastAsia="宋体"/>
+          <w:kern w:val="0"/>
+          <w:sz w:val="24"/>
+          <w:szCs w:val="24"/>
+        </w:rPr>
+        <w:t>、</w:t>
+      </w:r>
+      <w:r>
+        <w:rPr>
+          <w:rFonts w:eastAsia="Times New Roman" w:cs="Times New Roman" w:ascii="Times New Roman" w:hAnsi="Times New Roman"/>
+          <w:kern w:val="0"/>
+          <w:sz w:val="24"/>
+          <w:szCs w:val="24"/>
+        </w:rPr>
+        <w:t>ACDSee</w:t>
+      </w:r>
+      <w:r>
+        <w:rPr>
+          <w:rFonts w:ascii="宋体" w:hAnsi="宋体" w:cs="宋体" w:eastAsia="宋体"/>
+          <w:kern w:val="0"/>
+          <w:sz w:val="24"/>
+          <w:szCs w:val="24"/>
+        </w:rPr>
+        <w:t>、</w:t>
+      </w:r>
+      <w:r>
+        <w:rPr>
+          <w:rFonts w:eastAsia="Times New Roman" w:cs="Times New Roman" w:ascii="Times New Roman" w:hAnsi="Times New Roman"/>
+          <w:kern w:val="0"/>
+          <w:sz w:val="24"/>
+          <w:szCs w:val="24"/>
+        </w:rPr>
+        <w:t xml:space="preserve">2345 </w:t>
+      </w:r>
+      <w:r>
+        <w:rPr>
+          <w:rFonts w:ascii="宋体" w:hAnsi="宋体" w:cs="宋体" w:eastAsia="宋体"/>
+          <w:kern w:val="0"/>
+          <w:sz w:val="24"/>
+          <w:szCs w:val="24"/>
+        </w:rPr>
+        <w:t>看图王等），一般都在：</w:t>
+      </w:r>
+    </w:p>
+    <w:p>
+      <w:pPr>
+        <w:pStyle w:val="Normal"/>
+        <w:widowControl/>
+        <w:numPr>
+          <w:ilvl w:val="0"/>
+          <w:numId w:val="5"/>
+        </w:numPr>
+        <w:spacing w:beforeAutospacing="1" w:after="0"/>
+        <w:jc w:val="left"/>
+        <w:rPr>
+          <w:rFonts w:ascii="Times New Roman" w:hAnsi="Times New Roman" w:eastAsia="Times New Roman" w:cs="Times New Roman"/>
+          <w:kern w:val="0"/>
+          <w:sz w:val="24"/>
+          <w:szCs w:val="24"/>
+        </w:rPr>
+      </w:pPr>
+      <w:r>
+        <w:rPr>
+          <w:rFonts w:eastAsia="Times New Roman" w:cs="Courier New" w:ascii="Courier New" w:hAnsi="Courier New"/>
+          <w:kern w:val="0"/>
+          <w:sz w:val="20"/>
+          <w:szCs w:val="20"/>
+        </w:rPr>
+        <w:t>C:\Program Files\</w:t>
+      </w:r>
+      <w:r>
+        <w:rPr>
+          <w:rFonts w:ascii="宋体" w:hAnsi="宋体" w:cs="宋体" w:eastAsia="宋体"/>
+          <w:kern w:val="0"/>
+          <w:sz w:val="20"/>
+          <w:szCs w:val="20"/>
+        </w:rPr>
+        <w:t>软件名</w:t>
+      </w:r>
+      <w:r>
+        <w:rPr>
+          <w:rFonts w:eastAsia="Times New Roman" w:cs="Courier New" w:ascii="Courier New" w:hAnsi="Courier New"/>
+          <w:kern w:val="0"/>
+          <w:sz w:val="20"/>
+          <w:szCs w:val="20"/>
+        </w:rPr>
+        <w:t>\</w:t>
+      </w:r>
+    </w:p>
+    <w:p>
+      <w:pPr>
+        <w:pStyle w:val="Normal"/>
+        <w:widowControl/>
+        <w:numPr>
+          <w:ilvl w:val="0"/>
+          <w:numId w:val="5"/>
+        </w:numPr>
+        <w:spacing w:before="0" w:afterAutospacing="1"/>
+        <w:jc w:val="left"/>
+        <w:rPr>
+          <w:rFonts w:ascii="Times New Roman" w:hAnsi="Times New Roman" w:eastAsia="Times New Roman" w:cs="Times New Roman"/>
+          <w:kern w:val="0"/>
+          <w:sz w:val="24"/>
+          <w:szCs w:val="24"/>
+        </w:rPr>
+      </w:pPr>
+      <w:r>
+        <w:rPr>
+          <w:rFonts w:eastAsia="Times New Roman" w:cs="Courier New" w:ascii="Courier New" w:hAnsi="Courier New"/>
+          <w:kern w:val="0"/>
+          <w:sz w:val="20"/>
+          <w:szCs w:val="20"/>
+        </w:rPr>
+        <w:t>C:\Program Files (x86)\</w:t>
+      </w:r>
+      <w:r>
+        <w:rPr>
+          <w:rFonts w:ascii="宋体" w:hAnsi="宋体" w:cs="宋体" w:eastAsia="宋体"/>
+          <w:kern w:val="0"/>
+          <w:sz w:val="20"/>
+          <w:szCs w:val="20"/>
+        </w:rPr>
+        <w:t>软件名</w:t>
+      </w:r>
+      <w:r>
+        <w:rPr>
+          <w:rFonts w:eastAsia="Times New Roman" w:cs="Courier New" w:ascii="Courier New" w:hAnsi="Courier New"/>
+          <w:kern w:val="0"/>
+          <w:sz w:val="20"/>
+          <w:szCs w:val="20"/>
+        </w:rPr>
+        <w:t>\</w:t>
+      </w:r>
+    </w:p>
+    <w:p>
+      <w:pPr>
+        <w:pStyle w:val="Normal"/>
+        <w:widowControl/>
+        <w:jc w:val="left"/>
+        <w:rPr>
+          <w:rFonts w:ascii="Times New Roman" w:hAnsi="Times New Roman" w:eastAsia="Times New Roman" w:cs="Times New Roman"/>
+          <w:kern w:val="0"/>
+          <w:sz w:val="24"/>
+          <w:szCs w:val="24"/>
+        </w:rPr>
+      </w:pPr>
+      <w:r>
+        <w:rPr/>
+        <mc:AlternateContent>
+          <mc:Choice Requires="wps">
+            <w:drawing>
+              <wp:inline distT="0" distB="0" distL="0" distR="0">
+                <wp:extent cx="17520920" cy="19685"/>
+                <wp:effectExtent l="0" t="0" r="0" b="0"/>
+                <wp:docPr id="7" name=""/>
+                <a:graphic xmlns:a="http://schemas.openxmlformats.org/drawingml/2006/main">
+                  <a:graphicData uri="http://schemas.microsoft.com/office/word/2010/wordprocessingShape">
+                    <wps:wsp>
+                      <wps:cNvSpPr/>
+                      <wps:nvSpPr>
+                        <wps:cNvPr id="0" name="Rectangle 1"/>
+                        <wps:cNvSpPr/>
+                      </wps:nvSpPr>
+                      <wps:spPr>
+                        <a:xfrm>
+                          <a:off x="0" y="0"/>
+                          <a:ext cx="17520120" cy="19080"/>
+                        </a:xfrm>
+                        <a:prstGeom prst="rect">
+                          <a:avLst/>
+                        </a:prstGeom>
+                        <a:solidFill>
+                          <a:srgbClr val="a0a0a0"/>
+                        </a:solidFill>
+                        <a:ln>
+                          <a:noFill/>
+                        </a:ln>
+                      </wps:spPr>
+                      <wps:bodyPr/>
+                    </wps:wsp>
+                  </a:graphicData>
+                </a:graphic>
+                <wp14:sizeRelH relativeFrom="page">
+                  <wp14:pctWidth>100000</wp14:pctWidth>
+                </wp14:sizeRelH>
+              </wp:inline>
+            </w:drawing>
+          </mc:Choice>
+          <mc:Fallback>
+            <w:pict>
+              <v:rect id="shape_0" fillcolor="#a0a0a0" stroked="f" style="position:absolute;margin-left:0pt;margin-top:-1.55pt;width:1379.5pt;height:1.45pt;mso-position-horizontal:center;mso-position-vertical:top">
+                <w10:wrap type="none"/>
+                <v:fill o:detectmouseclick="t" type="solid" color2="#5f5f5f"/>
+                <v:stroke color="#3465a4" joinstyle="round" endcap="flat"/>
+              </v:rect>
+            </w:pict>
+          </mc:Fallback>
+        </mc:AlternateContent>
+      </w:r>
+    </w:p>
+    <w:p>
+      <w:pPr>
+        <w:pStyle w:val="Normal"/>
+        <w:widowControl/>
+        <w:spacing w:beforeAutospacing="1" w:afterAutospacing="1"/>
+        <w:jc w:val="left"/>
+        <w:rPr>
+          <w:rFonts w:ascii="Times New Roman" w:hAnsi="Times New Roman" w:eastAsia="Times New Roman" w:cs="Times New Roman"/>
+          <w:kern w:val="0"/>
+          <w:sz w:val="24"/>
+          <w:szCs w:val="24"/>
+        </w:rPr>
+      </w:pPr>
+      <w:r>
+        <w:rPr>
+          <w:rFonts w:ascii="宋体" w:hAnsi="宋体" w:cs="宋体" w:eastAsia="宋体"/>
+          <w:kern w:val="0"/>
+          <w:sz w:val="24"/>
+          <w:szCs w:val="24"/>
+        </w:rPr>
+        <w:t>要不要我帮你生成一个</w:t>
+      </w:r>
+      <w:r>
+        <w:rPr>
+          <w:rFonts w:ascii="Times New Roman" w:hAnsi="Times New Roman" w:cs="Times New Roman" w:eastAsia="Times New Roman"/>
+          <w:kern w:val="0"/>
+          <w:sz w:val="24"/>
+          <w:szCs w:val="24"/>
+        </w:rPr>
+        <w:t xml:space="preserve"> </w:t>
+      </w:r>
+      <w:r>
+        <w:rPr>
+          <w:rFonts w:ascii="宋体" w:hAnsi="宋体" w:cs="宋体" w:eastAsia="宋体"/>
+          <w:b/>
+          <w:bCs/>
+          <w:kern w:val="0"/>
+          <w:sz w:val="24"/>
+          <w:szCs w:val="24"/>
+        </w:rPr>
+        <w:t>一键恢复</w:t>
+      </w:r>
+      <w:r>
+        <w:rPr>
+          <w:rFonts w:ascii="Times New Roman" w:hAnsi="Times New Roman" w:cs="Times New Roman" w:eastAsia="Times New Roman"/>
+          <w:b/>
+          <w:bCs/>
+          <w:kern w:val="0"/>
+          <w:sz w:val="24"/>
+          <w:szCs w:val="24"/>
+        </w:rPr>
+        <w:t xml:space="preserve"> </w:t>
+      </w:r>
+      <w:r>
+        <w:rPr>
+          <w:rFonts w:eastAsia="Times New Roman" w:cs="Times New Roman" w:ascii="Times New Roman" w:hAnsi="Times New Roman"/>
+          <w:b/>
+          <w:bCs/>
+          <w:kern w:val="0"/>
+          <w:sz w:val="24"/>
+          <w:szCs w:val="24"/>
+        </w:rPr>
+        <w:t xml:space="preserve">Win10/11 </w:t>
+      </w:r>
+      <w:r>
+        <w:rPr>
+          <w:rFonts w:ascii="宋体" w:hAnsi="宋体" w:cs="宋体" w:eastAsia="宋体"/>
+          <w:b/>
+          <w:bCs/>
+          <w:kern w:val="0"/>
+          <w:sz w:val="24"/>
+          <w:szCs w:val="24"/>
+        </w:rPr>
+        <w:t>里</w:t>
+      </w:r>
+      <w:r>
+        <w:rPr>
+          <w:rFonts w:ascii="Times New Roman" w:hAnsi="Times New Roman" w:cs="Times New Roman" w:eastAsia="Times New Roman"/>
+          <w:b/>
+          <w:bCs/>
+          <w:kern w:val="0"/>
+          <w:sz w:val="24"/>
+          <w:szCs w:val="24"/>
+        </w:rPr>
+        <w:t xml:space="preserve"> </w:t>
+      </w:r>
+      <w:r>
+        <w:rPr>
+          <w:rFonts w:eastAsia="Times New Roman" w:cs="Times New Roman" w:ascii="Times New Roman" w:hAnsi="Times New Roman"/>
+          <w:b/>
+          <w:bCs/>
+          <w:kern w:val="0"/>
+          <w:sz w:val="24"/>
+          <w:szCs w:val="24"/>
+        </w:rPr>
+        <w:t xml:space="preserve">Windows </w:t>
+      </w:r>
+      <w:r>
+        <w:rPr>
+          <w:rFonts w:ascii="宋体" w:hAnsi="宋体" w:cs="宋体" w:eastAsia="宋体"/>
+          <w:b/>
+          <w:bCs/>
+          <w:kern w:val="0"/>
+          <w:sz w:val="24"/>
+          <w:szCs w:val="24"/>
+        </w:rPr>
+        <w:t>照片查看器的</w:t>
+      </w:r>
+      <w:r>
+        <w:rPr>
+          <w:rFonts w:ascii="Times New Roman" w:hAnsi="Times New Roman" w:cs="Times New Roman" w:eastAsia="Times New Roman"/>
+          <w:b/>
+          <w:bCs/>
+          <w:kern w:val="0"/>
+          <w:sz w:val="24"/>
+          <w:szCs w:val="24"/>
+        </w:rPr>
+        <w:t xml:space="preserve"> </w:t>
+      </w:r>
+      <w:r>
+        <w:rPr>
+          <w:rFonts w:eastAsia="Times New Roman" w:cs="Times New Roman" w:ascii="Times New Roman" w:hAnsi="Times New Roman"/>
+          <w:b/>
+          <w:bCs/>
+          <w:kern w:val="0"/>
+          <w:sz w:val="24"/>
+          <w:szCs w:val="24"/>
+        </w:rPr>
+        <w:t xml:space="preserve">reg </w:t>
+      </w:r>
+      <w:r>
+        <w:rPr>
+          <w:rFonts w:ascii="宋体" w:hAnsi="宋体" w:cs="宋体" w:eastAsia="宋体"/>
+          <w:b/>
+          <w:bCs/>
+          <w:kern w:val="0"/>
+          <w:sz w:val="24"/>
+          <w:szCs w:val="24"/>
+        </w:rPr>
+        <w:t>文件</w:t>
+      </w:r>
+      <w:r>
+        <w:rPr>
+          <w:rFonts w:ascii="宋体" w:hAnsi="宋体" w:cs="宋体" w:eastAsia="宋体"/>
+          <w:kern w:val="0"/>
+          <w:sz w:val="24"/>
+          <w:szCs w:val="24"/>
+        </w:rPr>
+        <w:t>？这样你不用自己改注册表，直接导入就能用了。</w:t>
+      </w:r>
+    </w:p>
+    <w:p>
+      <w:pPr>
+        <w:pStyle w:val="Normal"/>
+        <w:widowControl/>
+        <w:numPr>
+          <w:ilvl w:val="0"/>
+          <w:numId w:val="0"/>
+        </w:numPr>
+        <w:spacing w:beforeAutospacing="1" w:afterAutospacing="1"/>
+        <w:jc w:val="left"/>
+        <w:outlineLvl w:val="4"/>
+        <w:rPr>
+          <w:rFonts w:ascii="Times New Roman" w:hAnsi="Times New Roman" w:eastAsia="Times New Roman" w:cs="Times New Roman"/>
+          <w:b/>
+          <w:b/>
+          <w:bCs/>
+          <w:kern w:val="0"/>
+          <w:sz w:val="20"/>
+          <w:szCs w:val="20"/>
+        </w:rPr>
+      </w:pPr>
+      <w:r>
+        <w:rPr>
+          <w:rFonts w:ascii="宋体" w:hAnsi="宋体" w:cs="宋体" w:eastAsia="宋体"/>
+          <w:b/>
+          <w:bCs/>
+          <w:kern w:val="0"/>
+          <w:sz w:val="20"/>
+          <w:szCs w:val="20"/>
+        </w:rPr>
+        <w:t>您说：</w:t>
+      </w:r>
+    </w:p>
+    <w:p>
+      <w:pPr>
+        <w:pStyle w:val="Normal"/>
+        <w:widowControl/>
+        <w:jc w:val="left"/>
+        <w:rPr>
+          <w:rFonts w:ascii="Times New Roman" w:hAnsi="Times New Roman" w:eastAsia="Times New Roman" w:cs="Times New Roman"/>
+          <w:kern w:val="0"/>
+          <w:sz w:val="24"/>
+          <w:szCs w:val="24"/>
+        </w:rPr>
+      </w:pPr>
+      <w:r>
+        <w:rPr>
+          <w:rFonts w:ascii="宋体" w:hAnsi="宋体" w:cs="宋体" w:eastAsia="宋体"/>
+          <w:kern w:val="0"/>
+          <w:sz w:val="24"/>
+          <w:szCs w:val="24"/>
+        </w:rPr>
+        <w:t>生成一个</w:t>
+      </w:r>
+      <w:r>
+        <w:rPr>
+          <w:rFonts w:ascii="Times New Roman" w:hAnsi="Times New Roman" w:cs="Times New Roman" w:eastAsia="Times New Roman"/>
+          <w:kern w:val="0"/>
+          <w:sz w:val="24"/>
+          <w:szCs w:val="24"/>
+        </w:rPr>
+        <w:t xml:space="preserve"> </w:t>
+      </w:r>
+      <w:r>
+        <w:rPr>
+          <w:rFonts w:ascii="宋体" w:hAnsi="宋体" w:cs="宋体" w:eastAsia="宋体"/>
+          <w:kern w:val="0"/>
+          <w:sz w:val="24"/>
+          <w:szCs w:val="24"/>
+        </w:rPr>
+        <w:t>一键恢复</w:t>
+      </w:r>
+      <w:r>
+        <w:rPr>
+          <w:rFonts w:ascii="Times New Roman" w:hAnsi="Times New Roman" w:cs="Times New Roman" w:eastAsia="Times New Roman"/>
+          <w:kern w:val="0"/>
+          <w:sz w:val="24"/>
+          <w:szCs w:val="24"/>
+        </w:rPr>
+        <w:t xml:space="preserve"> </w:t>
+      </w:r>
+      <w:r>
+        <w:rPr>
+          <w:rFonts w:eastAsia="Times New Roman" w:cs="Times New Roman" w:ascii="Times New Roman" w:hAnsi="Times New Roman"/>
+          <w:kern w:val="0"/>
+          <w:sz w:val="24"/>
+          <w:szCs w:val="24"/>
+        </w:rPr>
+        <w:t xml:space="preserve">Win10/11 </w:t>
+      </w:r>
+      <w:r>
+        <w:rPr>
+          <w:rFonts w:ascii="宋体" w:hAnsi="宋体" w:cs="宋体" w:eastAsia="宋体"/>
+          <w:kern w:val="0"/>
+          <w:sz w:val="24"/>
+          <w:szCs w:val="24"/>
+        </w:rPr>
+        <w:t>里</w:t>
+      </w:r>
+      <w:r>
+        <w:rPr>
+          <w:rFonts w:ascii="Times New Roman" w:hAnsi="Times New Roman" w:cs="Times New Roman" w:eastAsia="Times New Roman"/>
+          <w:kern w:val="0"/>
+          <w:sz w:val="24"/>
+          <w:szCs w:val="24"/>
+        </w:rPr>
+        <w:t xml:space="preserve"> </w:t>
+      </w:r>
+      <w:r>
+        <w:rPr>
+          <w:rFonts w:eastAsia="Times New Roman" w:cs="Times New Roman" w:ascii="Times New Roman" w:hAnsi="Times New Roman"/>
+          <w:kern w:val="0"/>
+          <w:sz w:val="24"/>
+          <w:szCs w:val="24"/>
+        </w:rPr>
+        <w:t xml:space="preserve">Windows </w:t>
+      </w:r>
+      <w:r>
+        <w:rPr>
+          <w:rFonts w:ascii="宋体" w:hAnsi="宋体" w:cs="宋体" w:eastAsia="宋体"/>
+          <w:kern w:val="0"/>
+          <w:sz w:val="24"/>
+          <w:szCs w:val="24"/>
+        </w:rPr>
+        <w:t>照片查看器的</w:t>
+      </w:r>
+      <w:r>
+        <w:rPr>
+          <w:rFonts w:ascii="Times New Roman" w:hAnsi="Times New Roman" w:cs="Times New Roman" w:eastAsia="Times New Roman"/>
+          <w:kern w:val="0"/>
+          <w:sz w:val="24"/>
+          <w:szCs w:val="24"/>
+        </w:rPr>
+        <w:t xml:space="preserve"> </w:t>
+      </w:r>
+      <w:r>
+        <w:rPr>
+          <w:rFonts w:eastAsia="Times New Roman" w:cs="Times New Roman" w:ascii="Times New Roman" w:hAnsi="Times New Roman"/>
+          <w:kern w:val="0"/>
+          <w:sz w:val="24"/>
+          <w:szCs w:val="24"/>
+        </w:rPr>
+        <w:t xml:space="preserve">reg </w:t>
+      </w:r>
+      <w:r>
+        <w:rPr>
+          <w:rFonts w:ascii="宋体" w:hAnsi="宋体" w:cs="宋体" w:eastAsia="宋体"/>
+          <w:kern w:val="0"/>
+          <w:sz w:val="24"/>
+          <w:szCs w:val="24"/>
+        </w:rPr>
+        <w:t>文件</w:t>
+      </w:r>
+    </w:p>
+    <w:p>
+      <w:pPr>
+        <w:pStyle w:val="Normal"/>
+        <w:widowControl/>
+        <w:numPr>
+          <w:ilvl w:val="0"/>
+          <w:numId w:val="0"/>
+        </w:numPr>
+        <w:spacing w:beforeAutospacing="1" w:afterAutospacing="1"/>
+        <w:jc w:val="left"/>
+        <w:outlineLvl w:val="5"/>
+        <w:rPr>
+          <w:rFonts w:ascii="Times New Roman" w:hAnsi="Times New Roman" w:eastAsia="Times New Roman" w:cs="Times New Roman"/>
+          <w:b/>
+          <w:b/>
+          <w:bCs/>
+          <w:kern w:val="0"/>
+          <w:sz w:val="15"/>
+          <w:szCs w:val="15"/>
+        </w:rPr>
+      </w:pPr>
+      <w:r>
+        <w:rPr>
+          <w:rFonts w:eastAsia="Times New Roman" w:cs="Times New Roman" w:ascii="Times New Roman" w:hAnsi="Times New Roman"/>
+          <w:b/>
+          <w:bCs/>
+          <w:kern w:val="0"/>
+          <w:sz w:val="15"/>
+          <w:szCs w:val="15"/>
+        </w:rPr>
+        <w:t xml:space="preserve">ChatGPT </w:t>
+      </w:r>
+      <w:r>
+        <w:rPr>
+          <w:rFonts w:ascii="宋体" w:hAnsi="宋体" w:cs="宋体" w:eastAsia="宋体"/>
+          <w:b/>
+          <w:bCs/>
+          <w:kern w:val="0"/>
+          <w:sz w:val="15"/>
+          <w:szCs w:val="15"/>
+        </w:rPr>
+        <w:t>说：</w:t>
+      </w:r>
+    </w:p>
+    <w:p>
+      <w:pPr>
+        <w:pStyle w:val="Normal"/>
+        <w:widowControl/>
+        <w:spacing w:beforeAutospacing="1" w:afterAutospacing="1"/>
+        <w:jc w:val="left"/>
+        <w:rPr>
+          <w:rFonts w:ascii="Times New Roman" w:hAnsi="Times New Roman" w:eastAsia="Times New Roman" w:cs="Times New Roman"/>
+          <w:kern w:val="0"/>
+          <w:sz w:val="24"/>
+          <w:szCs w:val="24"/>
+        </w:rPr>
+      </w:pPr>
+      <w:r>
+        <w:rPr>
+          <w:rFonts w:ascii="宋体" w:hAnsi="宋体" w:cs="宋体" w:eastAsia="宋体"/>
+          <w:kern w:val="0"/>
+          <w:sz w:val="24"/>
+          <w:szCs w:val="24"/>
+        </w:rPr>
+        <w:t>好的</w:t>
+      </w:r>
+      <w:r>
+        <w:rPr>
+          <w:rFonts w:ascii="Times New Roman" w:hAnsi="Times New Roman" w:cs="Times New Roman" w:eastAsia="Times New Roman"/>
+          <w:kern w:val="0"/>
+          <w:sz w:val="24"/>
+          <w:szCs w:val="24"/>
+        </w:rPr>
+        <w:t xml:space="preserve"> </w:t>
+      </w:r>
+      <w:r>
+        <w:rPr>
+          <w:rFonts w:ascii="Segoe UI Emoji" w:hAnsi="Segoe UI Emoji" w:cs="Segoe UI Emoji" w:eastAsia="Times New Roman"/>
+          <w:kern w:val="0"/>
+          <w:sz w:val="24"/>
+          <w:szCs w:val="24"/>
+        </w:rPr>
+        <w:t>👍</w:t>
+      </w:r>
+      <w:r>
+        <w:rPr>
+          <w:rFonts w:ascii="Times New Roman" w:hAnsi="Times New Roman" w:cs="Times New Roman" w:eastAsia="Times New Roman"/>
+          <w:kern w:val="0"/>
+          <w:sz w:val="24"/>
+          <w:szCs w:val="24"/>
+        </w:rPr>
+        <w:t xml:space="preserve"> </w:t>
+      </w:r>
+      <w:r>
+        <w:rPr>
+          <w:rFonts w:ascii="宋体" w:hAnsi="宋体" w:cs="宋体" w:eastAsia="宋体"/>
+          <w:kern w:val="0"/>
+          <w:sz w:val="24"/>
+          <w:szCs w:val="24"/>
+        </w:rPr>
+        <w:t>我给你写一个</w:t>
+      </w:r>
+      <w:r>
+        <w:rPr>
+          <w:rFonts w:ascii="Times New Roman" w:hAnsi="Times New Roman" w:cs="Times New Roman" w:eastAsia="Times New Roman"/>
+          <w:kern w:val="0"/>
+          <w:sz w:val="24"/>
+          <w:szCs w:val="24"/>
+        </w:rPr>
+        <w:t xml:space="preserve"> </w:t>
+      </w:r>
+      <w:r>
+        <w:rPr>
+          <w:rFonts w:ascii="宋体" w:hAnsi="宋体" w:cs="宋体" w:eastAsia="宋体"/>
+          <w:b/>
+          <w:bCs/>
+          <w:kern w:val="0"/>
+          <w:sz w:val="24"/>
+          <w:szCs w:val="24"/>
+        </w:rPr>
+        <w:t>启用</w:t>
+      </w:r>
+      <w:r>
+        <w:rPr>
+          <w:rFonts w:ascii="Times New Roman" w:hAnsi="Times New Roman" w:cs="Times New Roman" w:eastAsia="Times New Roman"/>
+          <w:b/>
+          <w:bCs/>
+          <w:kern w:val="0"/>
+          <w:sz w:val="24"/>
+          <w:szCs w:val="24"/>
+        </w:rPr>
+        <w:t xml:space="preserve"> </w:t>
+      </w:r>
+      <w:r>
+        <w:rPr>
+          <w:rFonts w:eastAsia="Times New Roman" w:cs="Times New Roman" w:ascii="Times New Roman" w:hAnsi="Times New Roman"/>
+          <w:b/>
+          <w:bCs/>
+          <w:kern w:val="0"/>
+          <w:sz w:val="24"/>
+          <w:szCs w:val="24"/>
+        </w:rPr>
+        <w:t xml:space="preserve">Windows </w:t>
+      </w:r>
+      <w:r>
+        <w:rPr>
+          <w:rFonts w:ascii="宋体" w:hAnsi="宋体" w:cs="宋体" w:eastAsia="宋体"/>
+          <w:b/>
+          <w:bCs/>
+          <w:kern w:val="0"/>
+          <w:sz w:val="24"/>
+          <w:szCs w:val="24"/>
+        </w:rPr>
+        <w:t>照片查看器</w:t>
+      </w:r>
+      <w:r>
+        <w:rPr>
+          <w:rFonts w:ascii="宋体" w:hAnsi="宋体" w:cs="宋体" w:eastAsia="宋体"/>
+          <w:kern w:val="0"/>
+          <w:sz w:val="24"/>
+          <w:szCs w:val="24"/>
+        </w:rPr>
+        <w:t>的</w:t>
+      </w:r>
+      <w:r>
+        <w:rPr>
+          <w:rFonts w:ascii="Times New Roman" w:hAnsi="Times New Roman" w:cs="Times New Roman" w:eastAsia="Times New Roman"/>
+          <w:kern w:val="0"/>
+          <w:sz w:val="24"/>
+          <w:szCs w:val="24"/>
+        </w:rPr>
+        <w:t xml:space="preserve"> </w:t>
+      </w:r>
+      <w:r>
+        <w:rPr>
+          <w:rFonts w:eastAsia="Times New Roman" w:cs="Courier New" w:ascii="Courier New" w:hAnsi="Courier New"/>
+          <w:kern w:val="0"/>
+          <w:sz w:val="20"/>
+          <w:szCs w:val="20"/>
+        </w:rPr>
+        <w:t>.reg</w:t>
+      </w:r>
+      <w:r>
+        <w:rPr>
+          <w:rFonts w:eastAsia="Times New Roman" w:cs="Times New Roman" w:ascii="Times New Roman" w:hAnsi="Times New Roman"/>
+          <w:kern w:val="0"/>
+          <w:sz w:val="24"/>
+          <w:szCs w:val="24"/>
+        </w:rPr>
+        <w:t xml:space="preserve"> </w:t>
+      </w:r>
+      <w:r>
+        <w:rPr>
+          <w:rFonts w:ascii="宋体" w:hAnsi="宋体" w:cs="宋体" w:eastAsia="宋体"/>
+          <w:kern w:val="0"/>
+          <w:sz w:val="24"/>
+          <w:szCs w:val="24"/>
+        </w:rPr>
+        <w:t>文件内容。</w:t>
+      </w:r>
+    </w:p>
+    <w:p>
+      <w:pPr>
+        <w:pStyle w:val="Normal"/>
+        <w:widowControl/>
+        <w:spacing w:beforeAutospacing="1" w:afterAutospacing="1"/>
+        <w:jc w:val="left"/>
+        <w:rPr>
+          <w:rFonts w:ascii="Times New Roman" w:hAnsi="Times New Roman" w:eastAsia="Times New Roman" w:cs="Times New Roman"/>
+          <w:kern w:val="0"/>
+          <w:sz w:val="24"/>
+          <w:szCs w:val="24"/>
+        </w:rPr>
+      </w:pPr>
+      <w:r>
+        <w:rPr>
+          <w:rFonts w:ascii="宋体" w:hAnsi="宋体" w:cs="宋体" w:eastAsia="宋体"/>
+          <w:kern w:val="0"/>
+          <w:sz w:val="24"/>
+          <w:szCs w:val="24"/>
+        </w:rPr>
+        <w:t>你可以把下面的内容复制到记事本，保存为</w:t>
+      </w:r>
+      <w:r>
+        <w:rPr>
+          <w:rFonts w:ascii="Times New Roman" w:hAnsi="Times New Roman" w:cs="Times New Roman" w:eastAsia="Times New Roman"/>
+          <w:kern w:val="0"/>
+          <w:sz w:val="24"/>
+          <w:szCs w:val="24"/>
+        </w:rPr>
+        <w:t xml:space="preserve"> </w:t>
+      </w:r>
+      <w:r>
+        <w:rPr>
+          <w:rFonts w:eastAsia="Times New Roman" w:cs="Courier New" w:ascii="Courier New" w:hAnsi="Courier New"/>
+          <w:b/>
+          <w:bCs/>
+          <w:kern w:val="0"/>
+          <w:sz w:val="20"/>
+          <w:szCs w:val="20"/>
+        </w:rPr>
+        <w:t>Enable_Windows_Photo_Viewer.reg</w:t>
+      </w:r>
+      <w:r>
+        <w:rPr>
+          <w:rFonts w:ascii="宋体" w:hAnsi="宋体" w:cs="宋体" w:eastAsia="宋体"/>
+          <w:kern w:val="0"/>
+          <w:sz w:val="24"/>
+          <w:szCs w:val="24"/>
+        </w:rPr>
+        <w:t>，然后双击导入注册表即可。</w:t>
+      </w:r>
+    </w:p>
+    <w:p>
+      <w:pPr>
+        <w:pStyle w:val="Normal"/>
+        <w:widowControl/>
+        <w:tabs>
+          <w:tab w:val="clear" w:pos="420"/>
+          <w:tab w:val="left" w:pos="916" w:leader="none"/>
+          <w:tab w:val="left" w:pos="1832" w:leader="none"/>
+          <w:tab w:val="left" w:pos="2748" w:leader="none"/>
+          <w:tab w:val="left" w:pos="3664" w:leader="none"/>
+          <w:tab w:val="left" w:pos="4580" w:leader="none"/>
+          <w:tab w:val="left" w:pos="5496" w:leader="none"/>
+          <w:tab w:val="left" w:pos="6412" w:leader="none"/>
+          <w:tab w:val="left" w:pos="7328" w:leader="none"/>
+          <w:tab w:val="left" w:pos="8244" w:leader="none"/>
+          <w:tab w:val="left" w:pos="9160" w:leader="none"/>
+          <w:tab w:val="left" w:pos="10076" w:leader="none"/>
+          <w:tab w:val="left" w:pos="10992" w:leader="none"/>
+          <w:tab w:val="left" w:pos="11908" w:leader="none"/>
+          <w:tab w:val="left" w:pos="12824" w:leader="none"/>
+          <w:tab w:val="left" w:pos="13740" w:leader="none"/>
+          <w:tab w:val="left" w:pos="14656" w:leader="none"/>
+        </w:tabs>
+        <w:jc w:val="left"/>
+        <w:rPr>
+          <w:rFonts w:ascii="Courier New" w:hAnsi="Courier New" w:eastAsia="Times New Roman" w:cs="Courier New"/>
+          <w:kern w:val="0"/>
+          <w:sz w:val="20"/>
+          <w:szCs w:val="20"/>
+        </w:rPr>
+      </w:pPr>
+      <w:r>
+        <w:rPr>
+          <w:rFonts w:eastAsia="Times New Roman" w:cs="Courier New" w:ascii="Courier New" w:hAnsi="Courier New"/>
+          <w:kern w:val="0"/>
+          <w:sz w:val="20"/>
+          <w:szCs w:val="20"/>
+        </w:rPr>
+        <w:t>Windows Registry Editor Version 5.00</w:t>
+      </w:r>
+    </w:p>
+    <w:p>
+      <w:pPr>
+        <w:pStyle w:val="Normal"/>
+        <w:widowControl/>
+        <w:tabs>
+          <w:tab w:val="clear" w:pos="420"/>
+          <w:tab w:val="left" w:pos="916" w:leader="none"/>
+          <w:tab w:val="left" w:pos="1832" w:leader="none"/>
+          <w:tab w:val="left" w:pos="2748" w:leader="none"/>
+          <w:tab w:val="left" w:pos="3664" w:leader="none"/>
+          <w:tab w:val="left" w:pos="4580" w:leader="none"/>
+          <w:tab w:val="left" w:pos="5496" w:leader="none"/>
+          <w:tab w:val="left" w:pos="6412" w:leader="none"/>
+          <w:tab w:val="left" w:pos="7328" w:leader="none"/>
+          <w:tab w:val="left" w:pos="8244" w:leader="none"/>
+          <w:tab w:val="left" w:pos="9160" w:leader="none"/>
+          <w:tab w:val="left" w:pos="10076" w:leader="none"/>
+          <w:tab w:val="left" w:pos="10992" w:leader="none"/>
+          <w:tab w:val="left" w:pos="11908" w:leader="none"/>
+          <w:tab w:val="left" w:pos="12824" w:leader="none"/>
+          <w:tab w:val="left" w:pos="13740" w:leader="none"/>
+          <w:tab w:val="left" w:pos="14656" w:leader="none"/>
+        </w:tabs>
+        <w:jc w:val="left"/>
+        <w:rPr>
+          <w:rFonts w:ascii="Courier New" w:hAnsi="Courier New" w:eastAsia="Times New Roman" w:cs="Courier New"/>
+          <w:kern w:val="0"/>
+          <w:sz w:val="20"/>
+          <w:szCs w:val="20"/>
+        </w:rPr>
+      </w:pPr>
+      <w:r>
+        <w:rPr>
+          <w:rFonts w:eastAsia="Times New Roman" w:cs="Courier New" w:ascii="Courier New" w:hAnsi="Courier New"/>
+          <w:kern w:val="0"/>
+          <w:sz w:val="20"/>
+          <w:szCs w:val="20"/>
+        </w:rPr>
+      </w:r>
+    </w:p>
+    <w:p>
+      <w:pPr>
+        <w:pStyle w:val="Normal"/>
+        <w:widowControl/>
+        <w:tabs>
+          <w:tab w:val="clear" w:pos="420"/>
+          <w:tab w:val="left" w:pos="916" w:leader="none"/>
+          <w:tab w:val="left" w:pos="1832" w:leader="none"/>
+          <w:tab w:val="left" w:pos="2748" w:leader="none"/>
+          <w:tab w:val="left" w:pos="3664" w:leader="none"/>
+          <w:tab w:val="left" w:pos="4580" w:leader="none"/>
+          <w:tab w:val="left" w:pos="5496" w:leader="none"/>
+          <w:tab w:val="left" w:pos="6412" w:leader="none"/>
+          <w:tab w:val="left" w:pos="7328" w:leader="none"/>
+          <w:tab w:val="left" w:pos="8244" w:leader="none"/>
+          <w:tab w:val="left" w:pos="9160" w:leader="none"/>
+          <w:tab w:val="left" w:pos="10076" w:leader="none"/>
+          <w:tab w:val="left" w:pos="10992" w:leader="none"/>
+          <w:tab w:val="left" w:pos="11908" w:leader="none"/>
+          <w:tab w:val="left" w:pos="12824" w:leader="none"/>
+          <w:tab w:val="left" w:pos="13740" w:leader="none"/>
+          <w:tab w:val="left" w:pos="14656" w:leader="none"/>
+        </w:tabs>
+        <w:jc w:val="left"/>
+        <w:rPr>
+          <w:rFonts w:ascii="Courier New" w:hAnsi="Courier New" w:eastAsia="Times New Roman" w:cs="Courier New"/>
+          <w:kern w:val="0"/>
+          <w:sz w:val="20"/>
+          <w:szCs w:val="20"/>
+        </w:rPr>
+      </w:pPr>
+      <w:r>
+        <w:rPr>
+          <w:rFonts w:eastAsia="Times New Roman" w:cs="Courier New" w:ascii="Courier New" w:hAnsi="Courier New"/>
+          <w:kern w:val="0"/>
+          <w:sz w:val="20"/>
+          <w:szCs w:val="20"/>
+        </w:rPr>
+        <w:t xml:space="preserve">; </w:t>
+      </w:r>
+      <w:r>
+        <w:rPr>
+          <w:rFonts w:ascii="宋体" w:hAnsi="宋体" w:cs="宋体" w:eastAsia="宋体"/>
+          <w:kern w:val="0"/>
+          <w:sz w:val="20"/>
+          <w:szCs w:val="20"/>
+        </w:rPr>
+        <w:t>启用</w:t>
+      </w:r>
+      <w:r>
+        <w:rPr>
+          <w:rFonts w:ascii="Courier New" w:hAnsi="Courier New" w:cs="Courier New" w:eastAsia="Times New Roman"/>
+          <w:kern w:val="0"/>
+          <w:sz w:val="20"/>
+          <w:szCs w:val="20"/>
+        </w:rPr>
+        <w:t xml:space="preserve"> </w:t>
+      </w:r>
+      <w:r>
+        <w:rPr>
+          <w:rFonts w:eastAsia="Times New Roman" w:cs="Courier New" w:ascii="Courier New" w:hAnsi="Courier New"/>
+          <w:kern w:val="0"/>
+          <w:sz w:val="20"/>
+          <w:szCs w:val="20"/>
+        </w:rPr>
+        <w:t xml:space="preserve">Windows </w:t>
+      </w:r>
+      <w:r>
+        <w:rPr>
+          <w:rFonts w:ascii="宋体" w:hAnsi="宋体" w:cs="宋体" w:eastAsia="宋体"/>
+          <w:kern w:val="0"/>
+          <w:sz w:val="20"/>
+          <w:szCs w:val="20"/>
+        </w:rPr>
+        <w:t>照片查看器</w:t>
+      </w:r>
+    </w:p>
+    <w:p>
+      <w:pPr>
+        <w:pStyle w:val="Normal"/>
+        <w:widowControl/>
+        <w:tabs>
+          <w:tab w:val="clear" w:pos="420"/>
+          <w:tab w:val="left" w:pos="916" w:leader="none"/>
+          <w:tab w:val="left" w:pos="1832" w:leader="none"/>
+          <w:tab w:val="left" w:pos="2748" w:leader="none"/>
+          <w:tab w:val="left" w:pos="3664" w:leader="none"/>
+          <w:tab w:val="left" w:pos="4580" w:leader="none"/>
+          <w:tab w:val="left" w:pos="5496" w:leader="none"/>
+          <w:tab w:val="left" w:pos="6412" w:leader="none"/>
+          <w:tab w:val="left" w:pos="7328" w:leader="none"/>
+          <w:tab w:val="left" w:pos="8244" w:leader="none"/>
+          <w:tab w:val="left" w:pos="9160" w:leader="none"/>
+          <w:tab w:val="left" w:pos="10076" w:leader="none"/>
+          <w:tab w:val="left" w:pos="10992" w:leader="none"/>
+          <w:tab w:val="left" w:pos="11908" w:leader="none"/>
+          <w:tab w:val="left" w:pos="12824" w:leader="none"/>
+          <w:tab w:val="left" w:pos="13740" w:leader="none"/>
+          <w:tab w:val="left" w:pos="14656" w:leader="none"/>
+        </w:tabs>
+        <w:jc w:val="left"/>
+        <w:rPr>
+          <w:rFonts w:ascii="Courier New" w:hAnsi="Courier New" w:eastAsia="Times New Roman" w:cs="Courier New"/>
+          <w:kern w:val="0"/>
+          <w:sz w:val="20"/>
+          <w:szCs w:val="20"/>
+        </w:rPr>
+      </w:pPr>
+      <w:r>
+        <w:rPr>
+          <w:rFonts w:eastAsia="Times New Roman" w:cs="Courier New" w:ascii="Courier New" w:hAnsi="Courier New"/>
+          <w:kern w:val="0"/>
+          <w:sz w:val="20"/>
+          <w:szCs w:val="20"/>
+        </w:rPr>
+      </w:r>
+    </w:p>
+    <w:p>
+      <w:pPr>
+        <w:pStyle w:val="Normal"/>
+        <w:widowControl/>
+        <w:tabs>
+          <w:tab w:val="clear" w:pos="420"/>
+          <w:tab w:val="left" w:pos="916" w:leader="none"/>
+          <w:tab w:val="left" w:pos="1832" w:leader="none"/>
+          <w:tab w:val="left" w:pos="2748" w:leader="none"/>
+          <w:tab w:val="left" w:pos="3664" w:leader="none"/>
+          <w:tab w:val="left" w:pos="4580" w:leader="none"/>
+          <w:tab w:val="left" w:pos="5496" w:leader="none"/>
+          <w:tab w:val="left" w:pos="6412" w:leader="none"/>
+          <w:tab w:val="left" w:pos="7328" w:leader="none"/>
+          <w:tab w:val="left" w:pos="8244" w:leader="none"/>
+          <w:tab w:val="left" w:pos="9160" w:leader="none"/>
+          <w:tab w:val="left" w:pos="10076" w:leader="none"/>
+          <w:tab w:val="left" w:pos="10992" w:leader="none"/>
+          <w:tab w:val="left" w:pos="11908" w:leader="none"/>
+          <w:tab w:val="left" w:pos="12824" w:leader="none"/>
+          <w:tab w:val="left" w:pos="13740" w:leader="none"/>
+          <w:tab w:val="left" w:pos="14656" w:leader="none"/>
+        </w:tabs>
+        <w:jc w:val="left"/>
+        <w:rPr>
+          <w:rFonts w:ascii="Courier New" w:hAnsi="Courier New" w:eastAsia="Times New Roman" w:cs="Courier New"/>
+          <w:kern w:val="0"/>
+          <w:sz w:val="20"/>
+          <w:szCs w:val="20"/>
+        </w:rPr>
+      </w:pPr>
+      <w:r>
+        <w:rPr>
+          <w:rFonts w:eastAsia="Times New Roman" w:cs="Courier New" w:ascii="Courier New" w:hAnsi="Courier New"/>
+          <w:kern w:val="0"/>
+          <w:sz w:val="20"/>
+          <w:szCs w:val="20"/>
+        </w:rPr>
+        <w:t>[HKEY_LOCAL_MACHINE\SOFTWARE\Microsoft\Windows Photo Viewer\Capabilities\FileAssociations]</w:t>
+      </w:r>
+    </w:p>
+    <w:p>
+      <w:pPr>
+        <w:pStyle w:val="Normal"/>
+        <w:widowControl/>
+        <w:tabs>
+          <w:tab w:val="clear" w:pos="420"/>
+          <w:tab w:val="left" w:pos="916" w:leader="none"/>
+          <w:tab w:val="left" w:pos="1832" w:leader="none"/>
+          <w:tab w:val="left" w:pos="2748" w:leader="none"/>
+          <w:tab w:val="left" w:pos="3664" w:leader="none"/>
+          <w:tab w:val="left" w:pos="4580" w:leader="none"/>
+          <w:tab w:val="left" w:pos="5496" w:leader="none"/>
+          <w:tab w:val="left" w:pos="6412" w:leader="none"/>
+          <w:tab w:val="left" w:pos="7328" w:leader="none"/>
+          <w:tab w:val="left" w:pos="8244" w:leader="none"/>
+          <w:tab w:val="left" w:pos="9160" w:leader="none"/>
+          <w:tab w:val="left" w:pos="10076" w:leader="none"/>
+          <w:tab w:val="left" w:pos="10992" w:leader="none"/>
+          <w:tab w:val="left" w:pos="11908" w:leader="none"/>
+          <w:tab w:val="left" w:pos="12824" w:leader="none"/>
+          <w:tab w:val="left" w:pos="13740" w:leader="none"/>
+          <w:tab w:val="left" w:pos="14656" w:leader="none"/>
+        </w:tabs>
+        <w:jc w:val="left"/>
+        <w:rPr>
+          <w:rFonts w:ascii="Courier New" w:hAnsi="Courier New" w:eastAsia="Times New Roman" w:cs="Courier New"/>
+          <w:kern w:val="0"/>
+          <w:sz w:val="20"/>
+          <w:szCs w:val="20"/>
+        </w:rPr>
+      </w:pPr>
+      <w:r>
+        <w:rPr>
+          <w:rFonts w:eastAsia="Times New Roman" w:cs="Courier New" w:ascii="Courier New" w:hAnsi="Courier New"/>
+          <w:kern w:val="0"/>
+          <w:sz w:val="20"/>
+          <w:szCs w:val="20"/>
+        </w:rPr>
+        <w:t>".jpg"="PhotoViewer.FileAssoc.Tiff"</w:t>
+      </w:r>
+    </w:p>
+    <w:p>
+      <w:pPr>
+        <w:pStyle w:val="Normal"/>
+        <w:widowControl/>
+        <w:tabs>
+          <w:tab w:val="clear" w:pos="420"/>
+          <w:tab w:val="left" w:pos="916" w:leader="none"/>
+          <w:tab w:val="left" w:pos="1832" w:leader="none"/>
+          <w:tab w:val="left" w:pos="2748" w:leader="none"/>
+          <w:tab w:val="left" w:pos="3664" w:leader="none"/>
+          <w:tab w:val="left" w:pos="4580" w:leader="none"/>
+          <w:tab w:val="left" w:pos="5496" w:leader="none"/>
+          <w:tab w:val="left" w:pos="6412" w:leader="none"/>
+          <w:tab w:val="left" w:pos="7328" w:leader="none"/>
+          <w:tab w:val="left" w:pos="8244" w:leader="none"/>
+          <w:tab w:val="left" w:pos="9160" w:leader="none"/>
+          <w:tab w:val="left" w:pos="10076" w:leader="none"/>
+          <w:tab w:val="left" w:pos="10992" w:leader="none"/>
+          <w:tab w:val="left" w:pos="11908" w:leader="none"/>
+          <w:tab w:val="left" w:pos="12824" w:leader="none"/>
+          <w:tab w:val="left" w:pos="13740" w:leader="none"/>
+          <w:tab w:val="left" w:pos="14656" w:leader="none"/>
+        </w:tabs>
+        <w:jc w:val="left"/>
+        <w:rPr>
+          <w:rFonts w:ascii="Courier New" w:hAnsi="Courier New" w:eastAsia="Times New Roman" w:cs="Courier New"/>
+          <w:kern w:val="0"/>
+          <w:sz w:val="20"/>
+          <w:szCs w:val="20"/>
+        </w:rPr>
+      </w:pPr>
+      <w:r>
+        <w:rPr>
+          <w:rFonts w:eastAsia="Times New Roman" w:cs="Courier New" w:ascii="Courier New" w:hAnsi="Courier New"/>
+          <w:kern w:val="0"/>
+          <w:sz w:val="20"/>
+          <w:szCs w:val="20"/>
+        </w:rPr>
+        <w:t>".jpeg"="PhotoViewer.FileAssoc.Tiff"</w:t>
+      </w:r>
+    </w:p>
+    <w:p>
+      <w:pPr>
+        <w:pStyle w:val="Normal"/>
+        <w:widowControl/>
+        <w:tabs>
+          <w:tab w:val="clear" w:pos="420"/>
+          <w:tab w:val="left" w:pos="916" w:leader="none"/>
+          <w:tab w:val="left" w:pos="1832" w:leader="none"/>
+          <w:tab w:val="left" w:pos="2748" w:leader="none"/>
+          <w:tab w:val="left" w:pos="3664" w:leader="none"/>
+          <w:tab w:val="left" w:pos="4580" w:leader="none"/>
+          <w:tab w:val="left" w:pos="5496" w:leader="none"/>
+          <w:tab w:val="left" w:pos="6412" w:leader="none"/>
+          <w:tab w:val="left" w:pos="7328" w:leader="none"/>
+          <w:tab w:val="left" w:pos="8244" w:leader="none"/>
+          <w:tab w:val="left" w:pos="9160" w:leader="none"/>
+          <w:tab w:val="left" w:pos="10076" w:leader="none"/>
+          <w:tab w:val="left" w:pos="10992" w:leader="none"/>
+          <w:tab w:val="left" w:pos="11908" w:leader="none"/>
+          <w:tab w:val="left" w:pos="12824" w:leader="none"/>
+          <w:tab w:val="left" w:pos="13740" w:leader="none"/>
+          <w:tab w:val="left" w:pos="14656" w:leader="none"/>
+        </w:tabs>
+        <w:jc w:val="left"/>
+        <w:rPr>
+          <w:rFonts w:ascii="Courier New" w:hAnsi="Courier New" w:eastAsia="Times New Roman" w:cs="Courier New"/>
+          <w:kern w:val="0"/>
+          <w:sz w:val="20"/>
+          <w:szCs w:val="20"/>
+        </w:rPr>
+      </w:pPr>
+      <w:r>
+        <w:rPr>
+          <w:rFonts w:eastAsia="Times New Roman" w:cs="Courier New" w:ascii="Courier New" w:hAnsi="Courier New"/>
+          <w:kern w:val="0"/>
+          <w:sz w:val="20"/>
+          <w:szCs w:val="20"/>
+        </w:rPr>
+        <w:t>".png"="PhotoViewer.FileAssoc.Tiff"</w:t>
+      </w:r>
+    </w:p>
+    <w:p>
+      <w:pPr>
+        <w:pStyle w:val="Normal"/>
+        <w:widowControl/>
+        <w:tabs>
+          <w:tab w:val="clear" w:pos="420"/>
+          <w:tab w:val="left" w:pos="916" w:leader="none"/>
+          <w:tab w:val="left" w:pos="1832" w:leader="none"/>
+          <w:tab w:val="left" w:pos="2748" w:leader="none"/>
+          <w:tab w:val="left" w:pos="3664" w:leader="none"/>
+          <w:tab w:val="left" w:pos="4580" w:leader="none"/>
+          <w:tab w:val="left" w:pos="5496" w:leader="none"/>
+          <w:tab w:val="left" w:pos="6412" w:leader="none"/>
+          <w:tab w:val="left" w:pos="7328" w:leader="none"/>
+          <w:tab w:val="left" w:pos="8244" w:leader="none"/>
+          <w:tab w:val="left" w:pos="9160" w:leader="none"/>
+          <w:tab w:val="left" w:pos="10076" w:leader="none"/>
+          <w:tab w:val="left" w:pos="10992" w:leader="none"/>
+          <w:tab w:val="left" w:pos="11908" w:leader="none"/>
+          <w:tab w:val="left" w:pos="12824" w:leader="none"/>
+          <w:tab w:val="left" w:pos="13740" w:leader="none"/>
+          <w:tab w:val="left" w:pos="14656" w:leader="none"/>
+        </w:tabs>
+        <w:jc w:val="left"/>
+        <w:rPr>
+          <w:rFonts w:ascii="Courier New" w:hAnsi="Courier New" w:eastAsia="Times New Roman" w:cs="Courier New"/>
+          <w:kern w:val="0"/>
+          <w:sz w:val="20"/>
+          <w:szCs w:val="20"/>
+        </w:rPr>
+      </w:pPr>
+      <w:r>
+        <w:rPr>
+          <w:rFonts w:eastAsia="Times New Roman" w:cs="Courier New" w:ascii="Courier New" w:hAnsi="Courier New"/>
+          <w:kern w:val="0"/>
+          <w:sz w:val="20"/>
+          <w:szCs w:val="20"/>
+        </w:rPr>
+        <w:t>".bmp"="PhotoViewer.FileAssoc.Tiff"</w:t>
+      </w:r>
+    </w:p>
+    <w:p>
+      <w:pPr>
+        <w:pStyle w:val="Normal"/>
+        <w:widowControl/>
+        <w:tabs>
+          <w:tab w:val="clear" w:pos="420"/>
+          <w:tab w:val="left" w:pos="916" w:leader="none"/>
+          <w:tab w:val="left" w:pos="1832" w:leader="none"/>
+          <w:tab w:val="left" w:pos="2748" w:leader="none"/>
+          <w:tab w:val="left" w:pos="3664" w:leader="none"/>
+          <w:tab w:val="left" w:pos="4580" w:leader="none"/>
+          <w:tab w:val="left" w:pos="5496" w:leader="none"/>
+          <w:tab w:val="left" w:pos="6412" w:leader="none"/>
+          <w:tab w:val="left" w:pos="7328" w:leader="none"/>
+          <w:tab w:val="left" w:pos="8244" w:leader="none"/>
+          <w:tab w:val="left" w:pos="9160" w:leader="none"/>
+          <w:tab w:val="left" w:pos="10076" w:leader="none"/>
+          <w:tab w:val="left" w:pos="10992" w:leader="none"/>
+          <w:tab w:val="left" w:pos="11908" w:leader="none"/>
+          <w:tab w:val="left" w:pos="12824" w:leader="none"/>
+          <w:tab w:val="left" w:pos="13740" w:leader="none"/>
+          <w:tab w:val="left" w:pos="14656" w:leader="none"/>
+        </w:tabs>
+        <w:jc w:val="left"/>
+        <w:rPr>
+          <w:rFonts w:ascii="Courier New" w:hAnsi="Courier New" w:eastAsia="Times New Roman" w:cs="Courier New"/>
+          <w:kern w:val="0"/>
+          <w:sz w:val="20"/>
+          <w:szCs w:val="20"/>
+        </w:rPr>
+      </w:pPr>
+      <w:r>
+        <w:rPr>
+          <w:rFonts w:eastAsia="Times New Roman" w:cs="Courier New" w:ascii="Courier New" w:hAnsi="Courier New"/>
+          <w:kern w:val="0"/>
+          <w:sz w:val="20"/>
+          <w:szCs w:val="20"/>
+        </w:rPr>
+        <w:t>".gif"="PhotoViewer.FileAssoc.Tiff"</w:t>
+      </w:r>
+    </w:p>
+    <w:p>
+      <w:pPr>
+        <w:pStyle w:val="Normal"/>
+        <w:widowControl/>
+        <w:tabs>
+          <w:tab w:val="clear" w:pos="420"/>
+          <w:tab w:val="left" w:pos="916" w:leader="none"/>
+          <w:tab w:val="left" w:pos="1832" w:leader="none"/>
+          <w:tab w:val="left" w:pos="2748" w:leader="none"/>
+          <w:tab w:val="left" w:pos="3664" w:leader="none"/>
+          <w:tab w:val="left" w:pos="4580" w:leader="none"/>
+          <w:tab w:val="left" w:pos="5496" w:leader="none"/>
+          <w:tab w:val="left" w:pos="6412" w:leader="none"/>
+          <w:tab w:val="left" w:pos="7328" w:leader="none"/>
+          <w:tab w:val="left" w:pos="8244" w:leader="none"/>
+          <w:tab w:val="left" w:pos="9160" w:leader="none"/>
+          <w:tab w:val="left" w:pos="10076" w:leader="none"/>
+          <w:tab w:val="left" w:pos="10992" w:leader="none"/>
+          <w:tab w:val="left" w:pos="11908" w:leader="none"/>
+          <w:tab w:val="left" w:pos="12824" w:leader="none"/>
+          <w:tab w:val="left" w:pos="13740" w:leader="none"/>
+          <w:tab w:val="left" w:pos="14656" w:leader="none"/>
+        </w:tabs>
+        <w:jc w:val="left"/>
+        <w:rPr>
+          <w:rFonts w:ascii="Courier New" w:hAnsi="Courier New" w:eastAsia="Times New Roman" w:cs="Courier New"/>
+          <w:kern w:val="0"/>
+          <w:sz w:val="20"/>
+          <w:szCs w:val="20"/>
+        </w:rPr>
+      </w:pPr>
+      <w:r>
+        <w:rPr>
+          <w:rFonts w:eastAsia="Times New Roman" w:cs="Courier New" w:ascii="Courier New" w:hAnsi="Courier New"/>
+          <w:kern w:val="0"/>
+          <w:sz w:val="20"/>
+          <w:szCs w:val="20"/>
+        </w:rPr>
+        <w:t>".tif"="PhotoViewer.FileAssoc.Tiff"</w:t>
+      </w:r>
+    </w:p>
+    <w:p>
+      <w:pPr>
+        <w:pStyle w:val="Normal"/>
+        <w:widowControl/>
+        <w:tabs>
+          <w:tab w:val="clear" w:pos="420"/>
+          <w:tab w:val="left" w:pos="916" w:leader="none"/>
+          <w:tab w:val="left" w:pos="1832" w:leader="none"/>
+          <w:tab w:val="left" w:pos="2748" w:leader="none"/>
+          <w:tab w:val="left" w:pos="3664" w:leader="none"/>
+          <w:tab w:val="left" w:pos="4580" w:leader="none"/>
+          <w:tab w:val="left" w:pos="5496" w:leader="none"/>
+          <w:tab w:val="left" w:pos="6412" w:leader="none"/>
+          <w:tab w:val="left" w:pos="7328" w:leader="none"/>
+          <w:tab w:val="left" w:pos="8244" w:leader="none"/>
+          <w:tab w:val="left" w:pos="9160" w:leader="none"/>
+          <w:tab w:val="left" w:pos="10076" w:leader="none"/>
+          <w:tab w:val="left" w:pos="10992" w:leader="none"/>
+          <w:tab w:val="left" w:pos="11908" w:leader="none"/>
+          <w:tab w:val="left" w:pos="12824" w:leader="none"/>
+          <w:tab w:val="left" w:pos="13740" w:leader="none"/>
+          <w:tab w:val="left" w:pos="14656" w:leader="none"/>
+        </w:tabs>
+        <w:jc w:val="left"/>
+        <w:rPr>
+          <w:rFonts w:ascii="Courier New" w:hAnsi="Courier New" w:eastAsia="Times New Roman" w:cs="Courier New"/>
+          <w:kern w:val="0"/>
+          <w:sz w:val="20"/>
+          <w:szCs w:val="20"/>
+        </w:rPr>
+      </w:pPr>
+      <w:r>
+        <w:rPr>
+          <w:rFonts w:eastAsia="Times New Roman" w:cs="Courier New" w:ascii="Courier New" w:hAnsi="Courier New"/>
+          <w:kern w:val="0"/>
+          <w:sz w:val="20"/>
+          <w:szCs w:val="20"/>
+        </w:rPr>
+        <w:t>".tiff"="PhotoViewer.FileAssoc.Tiff"</w:t>
+      </w:r>
+    </w:p>
+    <w:p>
+      <w:pPr>
+        <w:pStyle w:val="Normal"/>
+        <w:widowControl/>
+        <w:numPr>
+          <w:ilvl w:val="0"/>
+          <w:numId w:val="0"/>
+        </w:numPr>
+        <w:spacing w:beforeAutospacing="1" w:afterAutospacing="1"/>
+        <w:jc w:val="left"/>
+        <w:outlineLvl w:val="2"/>
+        <w:rPr>
+          <w:rFonts w:ascii="Times New Roman" w:hAnsi="Times New Roman" w:eastAsia="Times New Roman" w:cs="Times New Roman"/>
+          <w:b/>
+          <w:b/>
+          <w:bCs/>
+          <w:kern w:val="0"/>
+          <w:sz w:val="27"/>
+          <w:szCs w:val="27"/>
+        </w:rPr>
+      </w:pPr>
+      <w:r>
+        <w:rPr>
+          <w:rFonts w:ascii="宋体" w:hAnsi="宋体" w:cs="宋体" w:eastAsia="宋体"/>
+          <w:b/>
+          <w:bCs/>
+          <w:kern w:val="0"/>
+          <w:sz w:val="27"/>
+          <w:szCs w:val="27"/>
+        </w:rPr>
+        <w:t>使用步骤</w:t>
+      </w:r>
+    </w:p>
+    <w:p>
+      <w:pPr>
+        <w:pStyle w:val="Normal"/>
+        <w:widowControl/>
+        <w:numPr>
+          <w:ilvl w:val="0"/>
+          <w:numId w:val="6"/>
+        </w:numPr>
+        <w:spacing w:beforeAutospacing="1" w:after="0"/>
+        <w:jc w:val="left"/>
+        <w:rPr>
+          <w:rFonts w:ascii="Times New Roman" w:hAnsi="Times New Roman" w:eastAsia="Times New Roman" w:cs="Times New Roman"/>
+          <w:kern w:val="0"/>
+          <w:sz w:val="24"/>
+          <w:szCs w:val="24"/>
+        </w:rPr>
+      </w:pPr>
+      <w:r>
+        <w:rPr>
+          <w:rFonts w:ascii="宋体" w:hAnsi="宋体" w:cs="宋体" w:eastAsia="宋体"/>
+          <w:kern w:val="0"/>
+          <w:sz w:val="24"/>
+          <w:szCs w:val="24"/>
+        </w:rPr>
+        <w:t>打开</w:t>
+      </w:r>
+      <w:r>
+        <w:rPr>
+          <w:rFonts w:ascii="Times New Roman" w:hAnsi="Times New Roman" w:cs="Times New Roman" w:eastAsia="Times New Roman"/>
+          <w:kern w:val="0"/>
+          <w:sz w:val="24"/>
+          <w:szCs w:val="24"/>
+        </w:rPr>
+        <w:t xml:space="preserve"> </w:t>
+      </w:r>
+      <w:r>
+        <w:rPr>
+          <w:rFonts w:ascii="宋体" w:hAnsi="宋体" w:cs="宋体" w:eastAsia="宋体"/>
+          <w:b/>
+          <w:bCs/>
+          <w:kern w:val="0"/>
+          <w:sz w:val="24"/>
+          <w:szCs w:val="24"/>
+        </w:rPr>
+        <w:t>记事本</w:t>
+      </w:r>
+      <w:r>
+        <w:rPr>
+          <w:rFonts w:ascii="Times New Roman" w:hAnsi="Times New Roman" w:cs="Times New Roman" w:eastAsia="Times New Roman"/>
+          <w:kern w:val="0"/>
+          <w:sz w:val="24"/>
+          <w:szCs w:val="24"/>
+        </w:rPr>
+        <w:t xml:space="preserve"> → </w:t>
+      </w:r>
+      <w:r>
+        <w:rPr>
+          <w:rFonts w:ascii="宋体" w:hAnsi="宋体" w:cs="宋体" w:eastAsia="宋体"/>
+          <w:kern w:val="0"/>
+          <w:sz w:val="24"/>
+          <w:szCs w:val="24"/>
+        </w:rPr>
+        <w:t>粘贴上面的内容。</w:t>
+      </w:r>
+    </w:p>
+    <w:p>
+      <w:pPr>
+        <w:pStyle w:val="Normal"/>
+        <w:widowControl/>
+        <w:numPr>
+          <w:ilvl w:val="0"/>
+          <w:numId w:val="6"/>
+        </w:numPr>
+        <w:spacing w:before="0" w:after="0"/>
+        <w:jc w:val="left"/>
+        <w:rPr>
+          <w:rFonts w:ascii="Times New Roman" w:hAnsi="Times New Roman" w:eastAsia="Times New Roman" w:cs="Times New Roman"/>
+          <w:kern w:val="0"/>
+          <w:sz w:val="24"/>
+          <w:szCs w:val="24"/>
+        </w:rPr>
+      </w:pPr>
+      <w:r>
+        <w:rPr>
+          <w:rFonts w:ascii="宋体" w:hAnsi="宋体" w:cs="宋体" w:eastAsia="宋体"/>
+          <w:kern w:val="0"/>
+          <w:sz w:val="24"/>
+          <w:szCs w:val="24"/>
+        </w:rPr>
+        <w:t>另存为</w:t>
+      </w:r>
+      <w:r>
+        <w:rPr>
+          <w:rFonts w:ascii="Times New Roman" w:hAnsi="Times New Roman" w:cs="Times New Roman" w:eastAsia="Times New Roman"/>
+          <w:kern w:val="0"/>
+          <w:sz w:val="24"/>
+          <w:szCs w:val="24"/>
+        </w:rPr>
+        <w:t xml:space="preserve"> → </w:t>
+      </w:r>
+      <w:r>
+        <w:rPr>
+          <w:rFonts w:ascii="宋体" w:hAnsi="宋体" w:cs="宋体" w:eastAsia="宋体"/>
+          <w:kern w:val="0"/>
+          <w:sz w:val="24"/>
+          <w:szCs w:val="24"/>
+        </w:rPr>
+        <w:t>文件名：</w:t>
+      </w:r>
+      <w:r>
+        <w:rPr>
+          <w:rFonts w:eastAsia="Times New Roman" w:cs="Courier New" w:ascii="Courier New" w:hAnsi="Courier New"/>
+          <w:kern w:val="0"/>
+          <w:sz w:val="20"/>
+          <w:szCs w:val="20"/>
+        </w:rPr>
+        <w:t>Enable_Windows_Photo_Viewer.reg</w:t>
+      </w:r>
+    </w:p>
+    <w:p>
+      <w:pPr>
+        <w:pStyle w:val="Normal"/>
+        <w:widowControl/>
+        <w:numPr>
+          <w:ilvl w:val="1"/>
+          <w:numId w:val="6"/>
+        </w:numPr>
+        <w:spacing w:before="0" w:after="0"/>
+        <w:jc w:val="left"/>
+        <w:rPr>
+          <w:rFonts w:ascii="Times New Roman" w:hAnsi="Times New Roman" w:eastAsia="Times New Roman" w:cs="Times New Roman"/>
+          <w:kern w:val="0"/>
+          <w:sz w:val="24"/>
+          <w:szCs w:val="24"/>
+        </w:rPr>
+      </w:pPr>
+      <w:r>
+        <w:rPr>
+          <w:rFonts w:ascii="宋体" w:hAnsi="宋体" w:cs="宋体" w:eastAsia="宋体"/>
+          <w:kern w:val="0"/>
+          <w:sz w:val="24"/>
+          <w:szCs w:val="24"/>
+        </w:rPr>
+        <w:t>保存类型：</w:t>
+      </w:r>
+      <w:r>
+        <w:rPr>
+          <w:rFonts w:ascii="宋体" w:hAnsi="宋体" w:cs="宋体" w:eastAsia="宋体"/>
+          <w:b/>
+          <w:bCs/>
+          <w:kern w:val="0"/>
+          <w:sz w:val="24"/>
+          <w:szCs w:val="24"/>
+        </w:rPr>
+        <w:t>所有文件</w:t>
+      </w:r>
+    </w:p>
+    <w:p>
+      <w:pPr>
+        <w:pStyle w:val="Normal"/>
+        <w:widowControl/>
+        <w:numPr>
+          <w:ilvl w:val="1"/>
+          <w:numId w:val="6"/>
+        </w:numPr>
+        <w:spacing w:before="0" w:after="0"/>
+        <w:jc w:val="left"/>
+        <w:rPr>
+          <w:rFonts w:ascii="Times New Roman" w:hAnsi="Times New Roman" w:eastAsia="Times New Roman" w:cs="Times New Roman"/>
+          <w:kern w:val="0"/>
+          <w:sz w:val="24"/>
+          <w:szCs w:val="24"/>
+        </w:rPr>
+      </w:pPr>
+      <w:r>
+        <w:rPr>
+          <w:rFonts w:ascii="宋体" w:hAnsi="宋体" w:cs="宋体" w:eastAsia="宋体"/>
+          <w:kern w:val="0"/>
+          <w:sz w:val="24"/>
+          <w:szCs w:val="24"/>
+        </w:rPr>
+        <w:t>编码：</w:t>
+      </w:r>
+      <w:r>
+        <w:rPr>
+          <w:rFonts w:eastAsia="Times New Roman" w:cs="Times New Roman" w:ascii="Times New Roman" w:hAnsi="Times New Roman"/>
+          <w:kern w:val="0"/>
+          <w:sz w:val="24"/>
+          <w:szCs w:val="24"/>
+        </w:rPr>
+        <w:t>ANSI</w:t>
+      </w:r>
+      <w:r>
+        <w:rPr>
+          <w:rFonts w:ascii="宋体" w:hAnsi="宋体" w:cs="宋体" w:eastAsia="宋体"/>
+          <w:kern w:val="0"/>
+          <w:sz w:val="24"/>
+          <w:szCs w:val="24"/>
+        </w:rPr>
+        <w:t>（默认即可）</w:t>
+      </w:r>
+    </w:p>
+    <w:p>
+      <w:pPr>
+        <w:pStyle w:val="Normal"/>
+        <w:widowControl/>
+        <w:numPr>
+          <w:ilvl w:val="0"/>
+          <w:numId w:val="6"/>
+        </w:numPr>
+        <w:spacing w:before="0" w:after="0"/>
+        <w:jc w:val="left"/>
+        <w:rPr>
+          <w:rFonts w:ascii="Times New Roman" w:hAnsi="Times New Roman" w:eastAsia="Times New Roman" w:cs="Times New Roman"/>
+          <w:kern w:val="0"/>
+          <w:sz w:val="24"/>
+          <w:szCs w:val="24"/>
+        </w:rPr>
+      </w:pPr>
+      <w:r>
+        <w:rPr>
+          <w:rFonts w:ascii="宋体" w:hAnsi="宋体" w:cs="宋体" w:eastAsia="宋体"/>
+          <w:kern w:val="0"/>
+          <w:sz w:val="24"/>
+          <w:szCs w:val="24"/>
+        </w:rPr>
+        <w:t>双击运行</w:t>
+      </w:r>
+      <w:r>
+        <w:rPr>
+          <w:rFonts w:ascii="Times New Roman" w:hAnsi="Times New Roman" w:cs="Times New Roman" w:eastAsia="Times New Roman"/>
+          <w:kern w:val="0"/>
+          <w:sz w:val="24"/>
+          <w:szCs w:val="24"/>
+        </w:rPr>
+        <w:t xml:space="preserve"> </w:t>
+      </w:r>
+      <w:r>
+        <w:rPr>
+          <w:rFonts w:eastAsia="Times New Roman" w:cs="Courier New" w:ascii="Courier New" w:hAnsi="Courier New"/>
+          <w:kern w:val="0"/>
+          <w:sz w:val="20"/>
+          <w:szCs w:val="20"/>
+        </w:rPr>
+        <w:t>Enable_Windows_Photo_Viewer.reg</w:t>
+      </w:r>
+      <w:r>
+        <w:rPr>
+          <w:rFonts w:eastAsia="Times New Roman" w:cs="Times New Roman" w:ascii="Times New Roman" w:hAnsi="Times New Roman"/>
+          <w:kern w:val="0"/>
+          <w:sz w:val="24"/>
+          <w:szCs w:val="24"/>
+        </w:rPr>
+        <w:t xml:space="preserve"> → </w:t>
+      </w:r>
+      <w:r>
+        <w:rPr>
+          <w:rFonts w:ascii="宋体" w:hAnsi="宋体" w:cs="宋体" w:eastAsia="宋体"/>
+          <w:kern w:val="0"/>
+          <w:sz w:val="24"/>
+          <w:szCs w:val="24"/>
+        </w:rPr>
+        <w:t>选择</w:t>
+      </w:r>
+      <w:r>
+        <w:rPr>
+          <w:rFonts w:ascii="Times New Roman" w:hAnsi="Times New Roman" w:cs="Times New Roman" w:eastAsia="Times New Roman"/>
+          <w:kern w:val="0"/>
+          <w:sz w:val="24"/>
+          <w:szCs w:val="24"/>
+        </w:rPr>
+        <w:t xml:space="preserve"> </w:t>
+      </w:r>
+      <w:r>
+        <w:rPr>
+          <w:rFonts w:ascii="宋体" w:hAnsi="宋体" w:cs="宋体" w:eastAsia="宋体"/>
+          <w:b/>
+          <w:bCs/>
+          <w:kern w:val="0"/>
+          <w:sz w:val="24"/>
+          <w:szCs w:val="24"/>
+        </w:rPr>
+        <w:t>是</w:t>
+      </w:r>
+      <w:r>
+        <w:rPr>
+          <w:rFonts w:ascii="Times New Roman" w:hAnsi="Times New Roman" w:cs="Times New Roman" w:eastAsia="Times New Roman"/>
+          <w:kern w:val="0"/>
+          <w:sz w:val="24"/>
+          <w:szCs w:val="24"/>
+        </w:rPr>
+        <w:t xml:space="preserve"> → </w:t>
+      </w:r>
+      <w:r>
+        <w:rPr>
+          <w:rFonts w:ascii="宋体" w:hAnsi="宋体" w:cs="宋体" w:eastAsia="宋体"/>
+          <w:kern w:val="0"/>
+          <w:sz w:val="24"/>
+          <w:szCs w:val="24"/>
+        </w:rPr>
+        <w:t>注册表已合并。</w:t>
+      </w:r>
+    </w:p>
+    <w:p>
+      <w:pPr>
+        <w:pStyle w:val="Normal"/>
+        <w:widowControl/>
+        <w:numPr>
+          <w:ilvl w:val="0"/>
+          <w:numId w:val="6"/>
+        </w:numPr>
+        <w:spacing w:before="0" w:after="0"/>
+        <w:jc w:val="left"/>
+        <w:rPr>
+          <w:rFonts w:ascii="Times New Roman" w:hAnsi="Times New Roman" w:eastAsia="Times New Roman" w:cs="Times New Roman"/>
+          <w:kern w:val="0"/>
+          <w:sz w:val="24"/>
+          <w:szCs w:val="24"/>
+        </w:rPr>
+      </w:pPr>
+      <w:r>
+        <w:rPr>
+          <w:rFonts w:ascii="宋体" w:hAnsi="宋体" w:cs="宋体" w:eastAsia="宋体"/>
+          <w:kern w:val="0"/>
+          <w:sz w:val="24"/>
+          <w:szCs w:val="24"/>
+        </w:rPr>
+        <w:t>现在，右键点击一张图片</w:t>
+      </w:r>
+      <w:r>
+        <w:rPr>
+          <w:rFonts w:ascii="Times New Roman" w:hAnsi="Times New Roman" w:cs="Times New Roman" w:eastAsia="Times New Roman"/>
+          <w:kern w:val="0"/>
+          <w:sz w:val="24"/>
+          <w:szCs w:val="24"/>
+        </w:rPr>
+        <w:t xml:space="preserve"> → </w:t>
+      </w:r>
+      <w:r>
+        <w:rPr>
+          <w:rFonts w:ascii="宋体" w:hAnsi="宋体" w:cs="宋体" w:eastAsia="宋体"/>
+          <w:b/>
+          <w:bCs/>
+          <w:kern w:val="0"/>
+          <w:sz w:val="24"/>
+          <w:szCs w:val="24"/>
+        </w:rPr>
+        <w:t>打开方式</w:t>
+      </w:r>
+      <w:r>
+        <w:rPr>
+          <w:rFonts w:ascii="Times New Roman" w:hAnsi="Times New Roman" w:cs="Times New Roman" w:eastAsia="Times New Roman"/>
+          <w:kern w:val="0"/>
+          <w:sz w:val="24"/>
+          <w:szCs w:val="24"/>
+        </w:rPr>
+        <w:t xml:space="preserve"> → </w:t>
+      </w:r>
+      <w:r>
+        <w:rPr>
+          <w:rFonts w:ascii="宋体" w:hAnsi="宋体" w:cs="宋体" w:eastAsia="宋体"/>
+          <w:kern w:val="0"/>
+          <w:sz w:val="24"/>
+          <w:szCs w:val="24"/>
+        </w:rPr>
+        <w:t>就能看到</w:t>
+      </w:r>
+      <w:r>
+        <w:rPr>
+          <w:rFonts w:ascii="Times New Roman" w:hAnsi="Times New Roman" w:cs="Times New Roman" w:eastAsia="Times New Roman"/>
+          <w:kern w:val="0"/>
+          <w:sz w:val="24"/>
+          <w:szCs w:val="24"/>
+        </w:rPr>
+        <w:t xml:space="preserve"> </w:t>
+      </w:r>
+      <w:r>
+        <w:rPr>
+          <w:rFonts w:eastAsia="Times New Roman" w:cs="Times New Roman" w:ascii="Times New Roman" w:hAnsi="Times New Roman"/>
+          <w:b/>
+          <w:bCs/>
+          <w:kern w:val="0"/>
+          <w:sz w:val="24"/>
+          <w:szCs w:val="24"/>
+        </w:rPr>
+        <w:t xml:space="preserve">Windows </w:t>
+      </w:r>
+      <w:r>
+        <w:rPr>
+          <w:rFonts w:ascii="宋体" w:hAnsi="宋体" w:cs="宋体" w:eastAsia="宋体"/>
+          <w:b/>
+          <w:bCs/>
+          <w:kern w:val="0"/>
+          <w:sz w:val="24"/>
+          <w:szCs w:val="24"/>
+        </w:rPr>
+        <w:t>照片查看器</w:t>
+      </w:r>
+      <w:r>
+        <w:rPr>
+          <w:rFonts w:ascii="Times New Roman" w:hAnsi="Times New Roman" w:cs="Times New Roman" w:eastAsia="Times New Roman"/>
+          <w:kern w:val="0"/>
+          <w:sz w:val="24"/>
+          <w:szCs w:val="24"/>
+        </w:rPr>
+        <w:t xml:space="preserve"> </w:t>
+      </w:r>
+      <w:r>
+        <w:rPr>
+          <w:rFonts w:ascii="宋体" w:hAnsi="宋体" w:cs="宋体" w:eastAsia="宋体"/>
+          <w:kern w:val="0"/>
+          <w:sz w:val="24"/>
+          <w:szCs w:val="24"/>
+        </w:rPr>
+        <w:t>了。</w:t>
+      </w:r>
+    </w:p>
+    <w:p>
+      <w:pPr>
+        <w:pStyle w:val="Normal"/>
+        <w:widowControl/>
+        <w:numPr>
+          <w:ilvl w:val="1"/>
+          <w:numId w:val="6"/>
+        </w:numPr>
+        <w:spacing w:before="0" w:afterAutospacing="1"/>
+        <w:jc w:val="left"/>
+        <w:rPr>
+          <w:rFonts w:ascii="Times New Roman" w:hAnsi="Times New Roman" w:eastAsia="Times New Roman" w:cs="Times New Roman"/>
+          <w:kern w:val="0"/>
+          <w:sz w:val="24"/>
+          <w:szCs w:val="24"/>
+        </w:rPr>
+      </w:pPr>
+      <w:r>
+        <w:rPr>
+          <w:rFonts w:ascii="宋体" w:hAnsi="宋体" w:cs="宋体" w:eastAsia="宋体"/>
+          <w:kern w:val="0"/>
+          <w:sz w:val="24"/>
+          <w:szCs w:val="24"/>
+        </w:rPr>
+        <w:t>如果想设为默认，可以去：</w:t>
+      </w:r>
+      <w:r>
+        <w:rPr>
+          <w:rFonts w:eastAsia="Times New Roman" w:cs="Times New Roman" w:ascii="Times New Roman" w:hAnsi="Times New Roman"/>
+          <w:kern w:val="0"/>
+          <w:sz w:val="24"/>
+          <w:szCs w:val="24"/>
+        </w:rPr>
+        <w:br/>
+      </w:r>
+      <w:r>
+        <w:rPr>
+          <w:rFonts w:ascii="宋体" w:hAnsi="宋体" w:cs="宋体" w:eastAsia="宋体"/>
+          <w:b/>
+          <w:bCs/>
+          <w:kern w:val="0"/>
+          <w:sz w:val="24"/>
+          <w:szCs w:val="24"/>
+        </w:rPr>
+        <w:t>设置</w:t>
+      </w:r>
+      <w:r>
+        <w:rPr>
+          <w:rFonts w:ascii="Times New Roman" w:hAnsi="Times New Roman" w:cs="Times New Roman" w:eastAsia="Times New Roman"/>
+          <w:b/>
+          <w:bCs/>
+          <w:kern w:val="0"/>
+          <w:sz w:val="24"/>
+          <w:szCs w:val="24"/>
+        </w:rPr>
+        <w:t xml:space="preserve"> → </w:t>
+      </w:r>
+      <w:r>
+        <w:rPr>
+          <w:rFonts w:ascii="宋体" w:hAnsi="宋体" w:cs="宋体" w:eastAsia="宋体"/>
+          <w:b/>
+          <w:bCs/>
+          <w:kern w:val="0"/>
+          <w:sz w:val="24"/>
+          <w:szCs w:val="24"/>
+        </w:rPr>
+        <w:t>应用</w:t>
+      </w:r>
+      <w:r>
+        <w:rPr>
+          <w:rFonts w:ascii="Times New Roman" w:hAnsi="Times New Roman" w:cs="Times New Roman" w:eastAsia="Times New Roman"/>
+          <w:b/>
+          <w:bCs/>
+          <w:kern w:val="0"/>
+          <w:sz w:val="24"/>
+          <w:szCs w:val="24"/>
+        </w:rPr>
+        <w:t xml:space="preserve"> → </w:t>
+      </w:r>
+      <w:r>
+        <w:rPr>
+          <w:rFonts w:ascii="宋体" w:hAnsi="宋体" w:cs="宋体" w:eastAsia="宋体"/>
+          <w:b/>
+          <w:bCs/>
+          <w:kern w:val="0"/>
+          <w:sz w:val="24"/>
+          <w:szCs w:val="24"/>
+        </w:rPr>
+        <w:t>默认应用</w:t>
+      </w:r>
+      <w:r>
+        <w:rPr>
+          <w:rFonts w:ascii="Times New Roman" w:hAnsi="Times New Roman" w:cs="Times New Roman" w:eastAsia="Times New Roman"/>
+          <w:b/>
+          <w:bCs/>
+          <w:kern w:val="0"/>
+          <w:sz w:val="24"/>
+          <w:szCs w:val="24"/>
+        </w:rPr>
+        <w:t xml:space="preserve"> → </w:t>
+      </w:r>
+      <w:r>
+        <w:rPr>
+          <w:rFonts w:ascii="宋体" w:hAnsi="宋体" w:cs="宋体" w:eastAsia="宋体"/>
+          <w:b/>
+          <w:bCs/>
+          <w:kern w:val="0"/>
+          <w:sz w:val="24"/>
+          <w:szCs w:val="24"/>
+        </w:rPr>
+        <w:t>选择照片查看器</w:t>
+      </w:r>
+      <w:r>
+        <w:rPr>
+          <w:rFonts w:ascii="Times New Roman" w:hAnsi="Times New Roman" w:cs="Times New Roman" w:eastAsia="Times New Roman"/>
+          <w:b/>
+          <w:bCs/>
+          <w:kern w:val="0"/>
+          <w:sz w:val="24"/>
+          <w:szCs w:val="24"/>
+        </w:rPr>
+        <w:t xml:space="preserve"> → </w:t>
+      </w:r>
+      <w:r>
+        <w:rPr>
+          <w:rFonts w:ascii="宋体" w:hAnsi="宋体" w:cs="宋体" w:eastAsia="宋体"/>
+          <w:b/>
+          <w:bCs/>
+          <w:kern w:val="0"/>
+          <w:sz w:val="24"/>
+          <w:szCs w:val="24"/>
+        </w:rPr>
+        <w:t>设为默认</w:t>
+      </w:r>
+      <w:r>
+        <w:rPr>
+          <w:rFonts w:ascii="宋体" w:hAnsi="宋体" w:cs="宋体" w:eastAsia="宋体"/>
+          <w:kern w:val="0"/>
+          <w:sz w:val="24"/>
+          <w:szCs w:val="24"/>
+        </w:rPr>
+        <w:t>。</w:t>
+      </w:r>
+    </w:p>
+    <w:p>
+      <w:pPr>
+        <w:pStyle w:val="Normal"/>
+        <w:widowControl/>
+        <w:numPr>
+          <w:ilvl w:val="0"/>
+          <w:numId w:val="0"/>
+        </w:numPr>
+        <w:pBdr>
+          <w:left w:val="dotted" w:sz="12" w:space="26" w:color="E4E4E4"/>
+        </w:pBdr>
+        <w:shd w:val="clear" w:color="auto" w:fill="FFFFFF"/>
+        <w:spacing w:lineRule="atLeast" w:line="420"/>
+        <w:ind w:left="720" w:hanging="0"/>
+        <w:rPr>
+          <w:rFonts w:ascii="微软雅黑" w:hAnsi="微软雅黑" w:eastAsia="微软雅黑" w:cs="宋体"/>
+          <w:color w:val="333333"/>
+          <w:kern w:val="0"/>
+          <w:sz w:val="24"/>
+          <w:szCs w:val="24"/>
+        </w:rPr>
+      </w:pPr>
+      <w:r>
+        <w:rPr>
+          <w:rFonts w:eastAsia="微软雅黑" w:cs="宋体" w:ascii="微软雅黑" w:hAnsi="微软雅黑"/>
+          <w:color w:val="333333"/>
+          <w:kern w:val="0"/>
+          <w:sz w:val="24"/>
+          <w:szCs w:val="24"/>
+        </w:rPr>
+      </w:r>
+    </w:p>
+    <w:p>
+      <w:pPr>
+        <w:pStyle w:val="Normal"/>
+        <w:widowControl/>
+        <w:pBdr>
+          <w:left w:val="dotted" w:sz="12" w:space="26" w:color="E4E4E4"/>
+        </w:pBdr>
+        <w:shd w:val="clear" w:color="auto" w:fill="FFFFFF"/>
+        <w:spacing w:lineRule="atLeast" w:line="420"/>
+        <w:ind w:left="255" w:hanging="0"/>
+        <w:rPr>
+          <w:rFonts w:ascii="微软雅黑" w:hAnsi="微软雅黑" w:eastAsia="微软雅黑" w:cs="宋体"/>
+          <w:color w:val="333333"/>
+          <w:kern w:val="0"/>
+          <w:sz w:val="24"/>
+          <w:szCs w:val="24"/>
+        </w:rPr>
+      </w:pPr>
+      <w:r>
+        <w:rPr>
+          <w:rFonts w:eastAsia="微软雅黑" w:cs="宋体" w:ascii="微软雅黑" w:hAnsi="微软雅黑"/>
+          <w:color w:val="333333"/>
+          <w:kern w:val="0"/>
+          <w:sz w:val="24"/>
+          <w:szCs w:val="24"/>
+        </w:rPr>
+      </w:r>
+    </w:p>
+    <w:p>
+      <w:pPr>
+        <w:pStyle w:val="Normal"/>
+        <w:rPr/>
+      </w:pPr>
+      <w:r>
+        <w:rPr/>
+      </w:r>
+    </w:p>
     <w:sectPr>
-      <w:pgSz w:w="31185" w:h="18711"/>
-      <w:pgMar w:top="1440" w:right="1797" w:bottom="1440" w:left="1797" w:header="851" w:footer="992" w:gutter="0"/>
-      <w:cols w:space="425"/>
-      <w:docGrid w:type="lines" w:linePitch="312"/>
+      <w:type w:val="nextPage"/>
+      <w:pgSz w:w="31185" w:h="18720"/>
+      <w:pgMar w:left="1797" w:right="1797" w:header="0" w:top="1440" w:footer="0" w:bottom="1440" w:gutter="0"/>
+      <w:pgNumType w:fmt="decimal"/>
+      <w:formProt w:val="false"/>
+      <w:textDirection w:val="lrTb"/>
+      <w:docGrid w:type="lines" w:linePitch="312" w:charSpace="6143"/>
     </w:sectPr>
   </w:body>
 </w:document>
 </file>
 
 <file path=word/numbering.xml><?xml version="1.0" encoding="utf-8"?>
-<w:numbering xmlns:wpc="http://schemas.microsoft.com/office/word/2010/wordprocessingCanvas" xmlns:cx="http://schemas.microsoft.com/office/drawing/2014/chartex" xmlns:cx1="http://schemas.microsoft.com/office/drawing/2015/9/8/chartex" xmlns:cx2="http://schemas.microsoft.com/office/drawing/2015/10/21/chartex" xmlns:cx3="http://schemas.microsoft.com/office/drawing/2016/5/9/chartex" xmlns:cx4="http://schemas.microsoft.com/office/drawing/2016/5/10/chartex" xmlns:cx5="http://schemas.microsoft.com/office/drawing/2016/5/11/chartex" xmlns:cx6="http://schemas.microsoft.com/office/drawing/2016/5/12/chartex" xmlns:cx7="http://schemas.microsoft.com/office/drawing/2016/5/13/chartex" xmlns:cx8="http://schemas.microsoft.com/office/drawing/2016/5/14/chartex" xmlns:mc="http://schemas.openxmlformats.org/markup-compatibility/2006" xmlns:aink="http://schemas.microsoft.com/office/drawing/2016/ink" xmlns:am3d="http://schemas.microsoft.com/office/drawing/2017/model3d" xmlns:o="urn:schemas-microsoft-com:office:office" xmlns:oel="http://schemas.microsoft.com/office/2019/extlst" xmlns:r="http://schemas.openxmlformats.org/officeDocument/2006/relationships" xmlns:m="http://schemas.openxmlformats.org/officeDocument/2006/math" xmlns:v="urn:schemas-microsoft-com:vml" xmlns:wp14="http://schemas.microsoft.com/office/word/2010/wordprocessingDrawing" xmlns:wp="http://schemas.openxmlformats.org/drawingml/2006/wordprocessingDrawing" xmlns:w10="urn:schemas-microsoft-com:office:word" xmlns:w="http://schemas.openxmlformats.org/wordprocessingml/2006/main" xmlns:w14="http://schemas.microsoft.com/office/word/2010/wordml" xmlns:w15="http://schemas.microsoft.com/office/word/2012/wordml" xmlns:w16cex="http://schemas.microsoft.com/office/word/2018/wordml/cex" xmlns:w16cid="http://schemas.microsoft.com/office/word/2016/wordml/cid" xmlns:w16="http://schemas.microsoft.com/office/word/2018/wordml" xmlns:w16sdtdh="http://schemas.microsoft.com/office/word/2020/wordml/sdtdatahash" xmlns:w16se="http://schemas.microsoft.com/office/word/2015/wordml/symex" xmlns:wpg="http://schemas.microsoft.com/office/word/2010/wordprocessingGroup" xmlns:wpi="http://schemas.microsoft.com/office/word/2010/wordprocessingInk" xmlns:wne="http://schemas.microsoft.com/office/word/2006/wordml" xmlns:wps="http://schemas.microsoft.com/office/word/2010/wordprocessingShape" mc:Ignorable="w14 w15 w16se w16cid w16 w16cex w16sdtdh wp14">
-  <w:abstractNum w:abstractNumId="0" w15:restartNumberingAfterBreak="0">
-    <w:nsid w:val="05B7777D"/>
-    <w:multiLevelType w:val="multilevel"/>
-    <w:tmpl w:val="70A87134"/>
+<w:numbering xmlns:w="http://schemas.openxmlformats.org/wordprocessingml/2006/main" xmlns:o="urn:schemas-microsoft-com:office:office" xmlns:r="http://schemas.openxmlformats.org/officeDocument/2006/relationships" xmlns:v="urn:schemas-microsoft-com:vml">
+  <w:abstractNum w:abstractNumId="1">
     <w:lvl w:ilvl="0">
       <w:start w:val="1"/>
       <w:numFmt w:val="decimal"/>
@@ -1028,7 +3872,7 @@
         <w:ind w:left="720" w:hanging="360"/>
       </w:pPr>
     </w:lvl>
-    <w:lvl w:ilvl="1" w:tentative="1">
+    <w:lvl w:ilvl="1">
       <w:start w:val="1"/>
       <w:numFmt w:val="decimal"/>
       <w:lvlText w:val="%2."/>
@@ -1040,7 +3884,7 @@
         <w:ind w:left="1440" w:hanging="360"/>
       </w:pPr>
     </w:lvl>
-    <w:lvl w:ilvl="2" w:tentative="1">
+    <w:lvl w:ilvl="2">
       <w:start w:val="1"/>
       <w:numFmt w:val="decimal"/>
       <w:lvlText w:val="%3."/>
@@ -1052,7 +3896,7 @@
         <w:ind w:left="2160" w:hanging="360"/>
       </w:pPr>
     </w:lvl>
-    <w:lvl w:ilvl="3" w:tentative="1">
+    <w:lvl w:ilvl="3">
       <w:start w:val="1"/>
       <w:numFmt w:val="decimal"/>
       <w:lvlText w:val="%4."/>
@@ -1064,7 +3908,7 @@
         <w:ind w:left="2880" w:hanging="360"/>
       </w:pPr>
     </w:lvl>
-    <w:lvl w:ilvl="4" w:tentative="1">
+    <w:lvl w:ilvl="4">
       <w:start w:val="1"/>
       <w:numFmt w:val="decimal"/>
       <w:lvlText w:val="%5."/>
@@ -1076,7 +3920,7 @@
         <w:ind w:left="3600" w:hanging="360"/>
       </w:pPr>
     </w:lvl>
-    <w:lvl w:ilvl="5" w:tentative="1">
+    <w:lvl w:ilvl="5">
       <w:start w:val="1"/>
       <w:numFmt w:val="decimal"/>
       <w:lvlText w:val="%6."/>
@@ -1088,7 +3932,7 @@
         <w:ind w:left="4320" w:hanging="360"/>
       </w:pPr>
     </w:lvl>
-    <w:lvl w:ilvl="6" w:tentative="1">
+    <w:lvl w:ilvl="6">
       <w:start w:val="1"/>
       <w:numFmt w:val="decimal"/>
       <w:lvlText w:val="%7."/>
@@ -1100,7 +3944,7 @@
         <w:ind w:left="5040" w:hanging="360"/>
       </w:pPr>
     </w:lvl>
-    <w:lvl w:ilvl="7" w:tentative="1">
+    <w:lvl w:ilvl="7">
       <w:start w:val="1"/>
       <w:numFmt w:val="decimal"/>
       <w:lvlText w:val="%8."/>
@@ -1112,7 +3956,7 @@
         <w:ind w:left="5760" w:hanging="360"/>
       </w:pPr>
     </w:lvl>
-    <w:lvl w:ilvl="8" w:tentative="1">
+    <w:lvl w:ilvl="8">
       <w:start w:val="1"/>
       <w:numFmt w:val="decimal"/>
       <w:lvlText w:val="%9."/>
@@ -1125,10 +3969,7 @@
       </w:pPr>
     </w:lvl>
   </w:abstractNum>
-  <w:abstractNum w:abstractNumId="1" w15:restartNumberingAfterBreak="0">
-    <w:nsid w:val="512E293E"/>
-    <w:multiLevelType w:val="multilevel"/>
-    <w:tmpl w:val="F5FC588A"/>
+  <w:abstractNum w:abstractNumId="2">
     <w:lvl w:ilvl="0">
       <w:start w:val="1"/>
       <w:numFmt w:val="decimal"/>
@@ -1141,7 +3982,7 @@
         <w:ind w:left="720" w:hanging="360"/>
       </w:pPr>
     </w:lvl>
-    <w:lvl w:ilvl="1" w:tentative="1">
+    <w:lvl w:ilvl="1">
       <w:start w:val="1"/>
       <w:numFmt w:val="decimal"/>
       <w:lvlText w:val="%2."/>
@@ -1153,7 +3994,7 @@
         <w:ind w:left="1440" w:hanging="360"/>
       </w:pPr>
     </w:lvl>
-    <w:lvl w:ilvl="2" w:tentative="1">
+    <w:lvl w:ilvl="2">
       <w:start w:val="1"/>
       <w:numFmt w:val="decimal"/>
       <w:lvlText w:val="%3."/>
@@ -1165,7 +4006,7 @@
         <w:ind w:left="2160" w:hanging="360"/>
       </w:pPr>
     </w:lvl>
-    <w:lvl w:ilvl="3" w:tentative="1">
+    <w:lvl w:ilvl="3">
       <w:start w:val="1"/>
       <w:numFmt w:val="decimal"/>
       <w:lvlText w:val="%4."/>
@@ -1177,7 +4018,7 @@
         <w:ind w:left="2880" w:hanging="360"/>
       </w:pPr>
     </w:lvl>
-    <w:lvl w:ilvl="4" w:tentative="1">
+    <w:lvl w:ilvl="4">
       <w:start w:val="1"/>
       <w:numFmt w:val="decimal"/>
       <w:lvlText w:val="%5."/>
@@ -1189,7 +4030,7 @@
         <w:ind w:left="3600" w:hanging="360"/>
       </w:pPr>
     </w:lvl>
-    <w:lvl w:ilvl="5" w:tentative="1">
+    <w:lvl w:ilvl="5">
       <w:start w:val="1"/>
       <w:numFmt w:val="decimal"/>
       <w:lvlText w:val="%6."/>
@@ -1201,7 +4042,7 @@
         <w:ind w:left="4320" w:hanging="360"/>
       </w:pPr>
     </w:lvl>
-    <w:lvl w:ilvl="6" w:tentative="1">
+    <w:lvl w:ilvl="6">
       <w:start w:val="1"/>
       <w:numFmt w:val="decimal"/>
       <w:lvlText w:val="%7."/>
@@ -1213,7 +4054,7 @@
         <w:ind w:left="5040" w:hanging="360"/>
       </w:pPr>
     </w:lvl>
-    <w:lvl w:ilvl="7" w:tentative="1">
+    <w:lvl w:ilvl="7">
       <w:start w:val="1"/>
       <w:numFmt w:val="decimal"/>
       <w:lvlText w:val="%8."/>
@@ -1225,7 +4066,7 @@
         <w:ind w:left="5760" w:hanging="360"/>
       </w:pPr>
     </w:lvl>
-    <w:lvl w:ilvl="8" w:tentative="1">
+    <w:lvl w:ilvl="8">
       <w:start w:val="1"/>
       <w:numFmt w:val="decimal"/>
       <w:lvlText w:val="%9."/>
@@ -1238,40 +4079,675 @@
       </w:pPr>
     </w:lvl>
   </w:abstractNum>
-  <w:num w:numId="1" w16cid:durableId="1777820717">
-    <w:abstractNumId w:val="0"/>
+  <w:abstractNum w:abstractNumId="3">
+    <w:lvl w:ilvl="0">
+      <w:start w:val="1"/>
+      <w:numFmt w:val="bullet"/>
+      <w:lvlText w:val=""/>
+      <w:lvlJc w:val="left"/>
+      <w:pPr>
+        <w:tabs>
+          <w:tab w:val="num" w:pos="720"/>
+        </w:tabs>
+        <w:ind w:left="720" w:hanging="360"/>
+      </w:pPr>
+      <w:rPr>
+        <w:rFonts w:ascii="Symbol" w:hAnsi="Symbol" w:cs="Symbol" w:hint="default"/>
+      </w:rPr>
+    </w:lvl>
+    <w:lvl w:ilvl="1">
+      <w:start w:val="1"/>
+      <w:numFmt w:val="bullet"/>
+      <w:lvlText w:val="o"/>
+      <w:lvlJc w:val="left"/>
+      <w:pPr>
+        <w:tabs>
+          <w:tab w:val="num" w:pos="1440"/>
+        </w:tabs>
+        <w:ind w:left="1440" w:hanging="360"/>
+      </w:pPr>
+      <w:rPr>
+        <w:rFonts w:ascii="Courier New" w:hAnsi="Courier New" w:cs="Courier New" w:hint="default"/>
+      </w:rPr>
+    </w:lvl>
+    <w:lvl w:ilvl="2">
+      <w:start w:val="1"/>
+      <w:numFmt w:val="bullet"/>
+      <w:lvlText w:val=""/>
+      <w:lvlJc w:val="left"/>
+      <w:pPr>
+        <w:tabs>
+          <w:tab w:val="num" w:pos="2160"/>
+        </w:tabs>
+        <w:ind w:left="2160" w:hanging="360"/>
+      </w:pPr>
+      <w:rPr>
+        <w:rFonts w:ascii="Wingdings" w:hAnsi="Wingdings" w:cs="Wingdings" w:hint="default"/>
+      </w:rPr>
+    </w:lvl>
+    <w:lvl w:ilvl="3">
+      <w:start w:val="1"/>
+      <w:numFmt w:val="bullet"/>
+      <w:lvlText w:val=""/>
+      <w:lvlJc w:val="left"/>
+      <w:pPr>
+        <w:tabs>
+          <w:tab w:val="num" w:pos="2880"/>
+        </w:tabs>
+        <w:ind w:left="2880" w:hanging="360"/>
+      </w:pPr>
+      <w:rPr>
+        <w:rFonts w:ascii="Wingdings" w:hAnsi="Wingdings" w:cs="Wingdings" w:hint="default"/>
+      </w:rPr>
+    </w:lvl>
+    <w:lvl w:ilvl="4">
+      <w:start w:val="1"/>
+      <w:numFmt w:val="bullet"/>
+      <w:lvlText w:val=""/>
+      <w:lvlJc w:val="left"/>
+      <w:pPr>
+        <w:tabs>
+          <w:tab w:val="num" w:pos="3600"/>
+        </w:tabs>
+        <w:ind w:left="3600" w:hanging="360"/>
+      </w:pPr>
+      <w:rPr>
+        <w:rFonts w:ascii="Wingdings" w:hAnsi="Wingdings" w:cs="Wingdings" w:hint="default"/>
+      </w:rPr>
+    </w:lvl>
+    <w:lvl w:ilvl="5">
+      <w:start w:val="1"/>
+      <w:numFmt w:val="bullet"/>
+      <w:lvlText w:val=""/>
+      <w:lvlJc w:val="left"/>
+      <w:pPr>
+        <w:tabs>
+          <w:tab w:val="num" w:pos="4320"/>
+        </w:tabs>
+        <w:ind w:left="4320" w:hanging="360"/>
+      </w:pPr>
+      <w:rPr>
+        <w:rFonts w:ascii="Wingdings" w:hAnsi="Wingdings" w:cs="Wingdings" w:hint="default"/>
+      </w:rPr>
+    </w:lvl>
+    <w:lvl w:ilvl="6">
+      <w:start w:val="1"/>
+      <w:numFmt w:val="bullet"/>
+      <w:lvlText w:val=""/>
+      <w:lvlJc w:val="left"/>
+      <w:pPr>
+        <w:tabs>
+          <w:tab w:val="num" w:pos="5040"/>
+        </w:tabs>
+        <w:ind w:left="5040" w:hanging="360"/>
+      </w:pPr>
+      <w:rPr>
+        <w:rFonts w:ascii="Wingdings" w:hAnsi="Wingdings" w:cs="Wingdings" w:hint="default"/>
+      </w:rPr>
+    </w:lvl>
+    <w:lvl w:ilvl="7">
+      <w:start w:val="1"/>
+      <w:numFmt w:val="bullet"/>
+      <w:lvlText w:val=""/>
+      <w:lvlJc w:val="left"/>
+      <w:pPr>
+        <w:tabs>
+          <w:tab w:val="num" w:pos="5760"/>
+        </w:tabs>
+        <w:ind w:left="5760" w:hanging="360"/>
+      </w:pPr>
+      <w:rPr>
+        <w:rFonts w:ascii="Wingdings" w:hAnsi="Wingdings" w:cs="Wingdings" w:hint="default"/>
+      </w:rPr>
+    </w:lvl>
+    <w:lvl w:ilvl="8">
+      <w:start w:val="1"/>
+      <w:numFmt w:val="bullet"/>
+      <w:lvlText w:val=""/>
+      <w:lvlJc w:val="left"/>
+      <w:pPr>
+        <w:tabs>
+          <w:tab w:val="num" w:pos="6480"/>
+        </w:tabs>
+        <w:ind w:left="6480" w:hanging="360"/>
+      </w:pPr>
+      <w:rPr>
+        <w:rFonts w:ascii="Wingdings" w:hAnsi="Wingdings" w:cs="Wingdings" w:hint="default"/>
+      </w:rPr>
+    </w:lvl>
+  </w:abstractNum>
+  <w:abstractNum w:abstractNumId="4">
+    <w:lvl w:ilvl="0">
+      <w:start w:val="1"/>
+      <w:numFmt w:val="decimal"/>
+      <w:lvlText w:val="%1."/>
+      <w:lvlJc w:val="left"/>
+      <w:pPr>
+        <w:tabs>
+          <w:tab w:val="num" w:pos="720"/>
+        </w:tabs>
+        <w:ind w:left="720" w:hanging="360"/>
+      </w:pPr>
+    </w:lvl>
+    <w:lvl w:ilvl="1">
+      <w:start w:val="1"/>
+      <w:numFmt w:val="decimal"/>
+      <w:lvlText w:val="%2."/>
+      <w:lvlJc w:val="left"/>
+      <w:pPr>
+        <w:tabs>
+          <w:tab w:val="num" w:pos="1440"/>
+        </w:tabs>
+        <w:ind w:left="1440" w:hanging="360"/>
+      </w:pPr>
+    </w:lvl>
+    <w:lvl w:ilvl="2">
+      <w:start w:val="1"/>
+      <w:numFmt w:val="decimal"/>
+      <w:lvlText w:val="%3."/>
+      <w:lvlJc w:val="left"/>
+      <w:pPr>
+        <w:tabs>
+          <w:tab w:val="num" w:pos="2160"/>
+        </w:tabs>
+        <w:ind w:left="2160" w:hanging="360"/>
+      </w:pPr>
+    </w:lvl>
+    <w:lvl w:ilvl="3">
+      <w:start w:val="1"/>
+      <w:numFmt w:val="decimal"/>
+      <w:lvlText w:val="%4."/>
+      <w:lvlJc w:val="left"/>
+      <w:pPr>
+        <w:tabs>
+          <w:tab w:val="num" w:pos="2880"/>
+        </w:tabs>
+        <w:ind w:left="2880" w:hanging="360"/>
+      </w:pPr>
+    </w:lvl>
+    <w:lvl w:ilvl="4">
+      <w:start w:val="1"/>
+      <w:numFmt w:val="decimal"/>
+      <w:lvlText w:val="%5."/>
+      <w:lvlJc w:val="left"/>
+      <w:pPr>
+        <w:tabs>
+          <w:tab w:val="num" w:pos="3600"/>
+        </w:tabs>
+        <w:ind w:left="3600" w:hanging="360"/>
+      </w:pPr>
+    </w:lvl>
+    <w:lvl w:ilvl="5">
+      <w:start w:val="1"/>
+      <w:numFmt w:val="decimal"/>
+      <w:lvlText w:val="%6."/>
+      <w:lvlJc w:val="left"/>
+      <w:pPr>
+        <w:tabs>
+          <w:tab w:val="num" w:pos="4320"/>
+        </w:tabs>
+        <w:ind w:left="4320" w:hanging="360"/>
+      </w:pPr>
+    </w:lvl>
+    <w:lvl w:ilvl="6">
+      <w:start w:val="1"/>
+      <w:numFmt w:val="decimal"/>
+      <w:lvlText w:val="%7."/>
+      <w:lvlJc w:val="left"/>
+      <w:pPr>
+        <w:tabs>
+          <w:tab w:val="num" w:pos="5040"/>
+        </w:tabs>
+        <w:ind w:left="5040" w:hanging="360"/>
+      </w:pPr>
+    </w:lvl>
+    <w:lvl w:ilvl="7">
+      <w:start w:val="1"/>
+      <w:numFmt w:val="decimal"/>
+      <w:lvlText w:val="%8."/>
+      <w:lvlJc w:val="left"/>
+      <w:pPr>
+        <w:tabs>
+          <w:tab w:val="num" w:pos="5760"/>
+        </w:tabs>
+        <w:ind w:left="5760" w:hanging="360"/>
+      </w:pPr>
+    </w:lvl>
+    <w:lvl w:ilvl="8">
+      <w:start w:val="1"/>
+      <w:numFmt w:val="decimal"/>
+      <w:lvlText w:val="%9."/>
+      <w:lvlJc w:val="left"/>
+      <w:pPr>
+        <w:tabs>
+          <w:tab w:val="num" w:pos="6480"/>
+        </w:tabs>
+        <w:ind w:left="6480" w:hanging="360"/>
+      </w:pPr>
+    </w:lvl>
+  </w:abstractNum>
+  <w:abstractNum w:abstractNumId="5">
+    <w:lvl w:ilvl="0">
+      <w:start w:val="1"/>
+      <w:numFmt w:val="bullet"/>
+      <w:lvlText w:val=""/>
+      <w:lvlJc w:val="left"/>
+      <w:pPr>
+        <w:tabs>
+          <w:tab w:val="num" w:pos="720"/>
+        </w:tabs>
+        <w:ind w:left="720" w:hanging="360"/>
+      </w:pPr>
+      <w:rPr>
+        <w:rFonts w:ascii="Symbol" w:hAnsi="Symbol" w:cs="Symbol" w:hint="default"/>
+      </w:rPr>
+    </w:lvl>
+    <w:lvl w:ilvl="1">
+      <w:start w:val="1"/>
+      <w:numFmt w:val="bullet"/>
+      <w:lvlText w:val="o"/>
+      <w:lvlJc w:val="left"/>
+      <w:pPr>
+        <w:tabs>
+          <w:tab w:val="num" w:pos="1440"/>
+        </w:tabs>
+        <w:ind w:left="1440" w:hanging="360"/>
+      </w:pPr>
+      <w:rPr>
+        <w:rFonts w:ascii="Courier New" w:hAnsi="Courier New" w:cs="Courier New" w:hint="default"/>
+      </w:rPr>
+    </w:lvl>
+    <w:lvl w:ilvl="2">
+      <w:start w:val="1"/>
+      <w:numFmt w:val="bullet"/>
+      <w:lvlText w:val=""/>
+      <w:lvlJc w:val="left"/>
+      <w:pPr>
+        <w:tabs>
+          <w:tab w:val="num" w:pos="2160"/>
+        </w:tabs>
+        <w:ind w:left="2160" w:hanging="360"/>
+      </w:pPr>
+      <w:rPr>
+        <w:rFonts w:ascii="Wingdings" w:hAnsi="Wingdings" w:cs="Wingdings" w:hint="default"/>
+      </w:rPr>
+    </w:lvl>
+    <w:lvl w:ilvl="3">
+      <w:start w:val="1"/>
+      <w:numFmt w:val="bullet"/>
+      <w:lvlText w:val=""/>
+      <w:lvlJc w:val="left"/>
+      <w:pPr>
+        <w:tabs>
+          <w:tab w:val="num" w:pos="2880"/>
+        </w:tabs>
+        <w:ind w:left="2880" w:hanging="360"/>
+      </w:pPr>
+      <w:rPr>
+        <w:rFonts w:ascii="Wingdings" w:hAnsi="Wingdings" w:cs="Wingdings" w:hint="default"/>
+      </w:rPr>
+    </w:lvl>
+    <w:lvl w:ilvl="4">
+      <w:start w:val="1"/>
+      <w:numFmt w:val="bullet"/>
+      <w:lvlText w:val=""/>
+      <w:lvlJc w:val="left"/>
+      <w:pPr>
+        <w:tabs>
+          <w:tab w:val="num" w:pos="3600"/>
+        </w:tabs>
+        <w:ind w:left="3600" w:hanging="360"/>
+      </w:pPr>
+      <w:rPr>
+        <w:rFonts w:ascii="Wingdings" w:hAnsi="Wingdings" w:cs="Wingdings" w:hint="default"/>
+      </w:rPr>
+    </w:lvl>
+    <w:lvl w:ilvl="5">
+      <w:start w:val="1"/>
+      <w:numFmt w:val="bullet"/>
+      <w:lvlText w:val=""/>
+      <w:lvlJc w:val="left"/>
+      <w:pPr>
+        <w:tabs>
+          <w:tab w:val="num" w:pos="4320"/>
+        </w:tabs>
+        <w:ind w:left="4320" w:hanging="360"/>
+      </w:pPr>
+      <w:rPr>
+        <w:rFonts w:ascii="Wingdings" w:hAnsi="Wingdings" w:cs="Wingdings" w:hint="default"/>
+      </w:rPr>
+    </w:lvl>
+    <w:lvl w:ilvl="6">
+      <w:start w:val="1"/>
+      <w:numFmt w:val="bullet"/>
+      <w:lvlText w:val=""/>
+      <w:lvlJc w:val="left"/>
+      <w:pPr>
+        <w:tabs>
+          <w:tab w:val="num" w:pos="5040"/>
+        </w:tabs>
+        <w:ind w:left="5040" w:hanging="360"/>
+      </w:pPr>
+      <w:rPr>
+        <w:rFonts w:ascii="Wingdings" w:hAnsi="Wingdings" w:cs="Wingdings" w:hint="default"/>
+      </w:rPr>
+    </w:lvl>
+    <w:lvl w:ilvl="7">
+      <w:start w:val="1"/>
+      <w:numFmt w:val="bullet"/>
+      <w:lvlText w:val=""/>
+      <w:lvlJc w:val="left"/>
+      <w:pPr>
+        <w:tabs>
+          <w:tab w:val="num" w:pos="5760"/>
+        </w:tabs>
+        <w:ind w:left="5760" w:hanging="360"/>
+      </w:pPr>
+      <w:rPr>
+        <w:rFonts w:ascii="Wingdings" w:hAnsi="Wingdings" w:cs="Wingdings" w:hint="default"/>
+      </w:rPr>
+    </w:lvl>
+    <w:lvl w:ilvl="8">
+      <w:start w:val="1"/>
+      <w:numFmt w:val="bullet"/>
+      <w:lvlText w:val=""/>
+      <w:lvlJc w:val="left"/>
+      <w:pPr>
+        <w:tabs>
+          <w:tab w:val="num" w:pos="6480"/>
+        </w:tabs>
+        <w:ind w:left="6480" w:hanging="360"/>
+      </w:pPr>
+      <w:rPr>
+        <w:rFonts w:ascii="Wingdings" w:hAnsi="Wingdings" w:cs="Wingdings" w:hint="default"/>
+      </w:rPr>
+    </w:lvl>
+  </w:abstractNum>
+  <w:abstractNum w:abstractNumId="6">
+    <w:lvl w:ilvl="0">
+      <w:start w:val="1"/>
+      <w:numFmt w:val="decimal"/>
+      <w:lvlText w:val="%1."/>
+      <w:lvlJc w:val="left"/>
+      <w:pPr>
+        <w:tabs>
+          <w:tab w:val="num" w:pos="720"/>
+        </w:tabs>
+        <w:ind w:left="720" w:hanging="360"/>
+      </w:pPr>
+    </w:lvl>
+    <w:lvl w:ilvl="1">
+      <w:start w:val="1"/>
+      <w:numFmt w:val="bullet"/>
+      <w:lvlText w:val="o"/>
+      <w:lvlJc w:val="left"/>
+      <w:pPr>
+        <w:tabs>
+          <w:tab w:val="num" w:pos="1440"/>
+        </w:tabs>
+        <w:ind w:left="1440" w:hanging="360"/>
+      </w:pPr>
+      <w:rPr>
+        <w:rFonts w:ascii="Courier New" w:hAnsi="Courier New" w:cs="Courier New" w:hint="default"/>
+      </w:rPr>
+    </w:lvl>
+    <w:lvl w:ilvl="2">
+      <w:start w:val="1"/>
+      <w:numFmt w:val="decimal"/>
+      <w:lvlText w:val="%3."/>
+      <w:lvlJc w:val="left"/>
+      <w:pPr>
+        <w:tabs>
+          <w:tab w:val="num" w:pos="2160"/>
+        </w:tabs>
+        <w:ind w:left="2160" w:hanging="360"/>
+      </w:pPr>
+    </w:lvl>
+    <w:lvl w:ilvl="3">
+      <w:start w:val="1"/>
+      <w:numFmt w:val="decimal"/>
+      <w:lvlText w:val="%4."/>
+      <w:lvlJc w:val="left"/>
+      <w:pPr>
+        <w:tabs>
+          <w:tab w:val="num" w:pos="2880"/>
+        </w:tabs>
+        <w:ind w:left="2880" w:hanging="360"/>
+      </w:pPr>
+    </w:lvl>
+    <w:lvl w:ilvl="4">
+      <w:start w:val="1"/>
+      <w:numFmt w:val="decimal"/>
+      <w:lvlText w:val="%5."/>
+      <w:lvlJc w:val="left"/>
+      <w:pPr>
+        <w:tabs>
+          <w:tab w:val="num" w:pos="3600"/>
+        </w:tabs>
+        <w:ind w:left="3600" w:hanging="360"/>
+      </w:pPr>
+    </w:lvl>
+    <w:lvl w:ilvl="5">
+      <w:start w:val="1"/>
+      <w:numFmt w:val="decimal"/>
+      <w:lvlText w:val="%6."/>
+      <w:lvlJc w:val="left"/>
+      <w:pPr>
+        <w:tabs>
+          <w:tab w:val="num" w:pos="4320"/>
+        </w:tabs>
+        <w:ind w:left="4320" w:hanging="360"/>
+      </w:pPr>
+    </w:lvl>
+    <w:lvl w:ilvl="6">
+      <w:start w:val="1"/>
+      <w:numFmt w:val="decimal"/>
+      <w:lvlText w:val="%7."/>
+      <w:lvlJc w:val="left"/>
+      <w:pPr>
+        <w:tabs>
+          <w:tab w:val="num" w:pos="5040"/>
+        </w:tabs>
+        <w:ind w:left="5040" w:hanging="360"/>
+      </w:pPr>
+    </w:lvl>
+    <w:lvl w:ilvl="7">
+      <w:start w:val="1"/>
+      <w:numFmt w:val="decimal"/>
+      <w:lvlText w:val="%8."/>
+      <w:lvlJc w:val="left"/>
+      <w:pPr>
+        <w:tabs>
+          <w:tab w:val="num" w:pos="5760"/>
+        </w:tabs>
+        <w:ind w:left="5760" w:hanging="360"/>
+      </w:pPr>
+    </w:lvl>
+    <w:lvl w:ilvl="8">
+      <w:start w:val="1"/>
+      <w:numFmt w:val="decimal"/>
+      <w:lvlText w:val="%9."/>
+      <w:lvlJc w:val="left"/>
+      <w:pPr>
+        <w:tabs>
+          <w:tab w:val="num" w:pos="6480"/>
+        </w:tabs>
+        <w:ind w:left="6480" w:hanging="360"/>
+      </w:pPr>
+    </w:lvl>
+  </w:abstractNum>
+  <w:abstractNum w:abstractNumId="7">
+    <w:lvl w:ilvl="0">
+      <w:start w:val="1"/>
+      <w:numFmt w:val="none"/>
+      <w:suff w:val="nothing"/>
+      <w:lvlText w:val=""/>
+      <w:lvlJc w:val="left"/>
+      <w:pPr>
+        <w:tabs>
+          <w:tab w:val="num" w:pos="0"/>
+        </w:tabs>
+        <w:ind w:left="0" w:hanging="0"/>
+      </w:pPr>
+    </w:lvl>
+    <w:lvl w:ilvl="1">
+      <w:start w:val="1"/>
+      <w:numFmt w:val="none"/>
+      <w:suff w:val="nothing"/>
+      <w:lvlText w:val=""/>
+      <w:lvlJc w:val="left"/>
+      <w:pPr>
+        <w:tabs>
+          <w:tab w:val="num" w:pos="0"/>
+        </w:tabs>
+        <w:ind w:left="0" w:hanging="0"/>
+      </w:pPr>
+    </w:lvl>
+    <w:lvl w:ilvl="2">
+      <w:start w:val="1"/>
+      <w:numFmt w:val="none"/>
+      <w:suff w:val="nothing"/>
+      <w:lvlText w:val=""/>
+      <w:lvlJc w:val="left"/>
+      <w:pPr>
+        <w:tabs>
+          <w:tab w:val="num" w:pos="0"/>
+        </w:tabs>
+        <w:ind w:left="0" w:hanging="0"/>
+      </w:pPr>
+    </w:lvl>
+    <w:lvl w:ilvl="3">
+      <w:start w:val="1"/>
+      <w:numFmt w:val="none"/>
+      <w:suff w:val="nothing"/>
+      <w:lvlText w:val=""/>
+      <w:lvlJc w:val="left"/>
+      <w:pPr>
+        <w:tabs>
+          <w:tab w:val="num" w:pos="0"/>
+        </w:tabs>
+        <w:ind w:left="0" w:hanging="0"/>
+      </w:pPr>
+    </w:lvl>
+    <w:lvl w:ilvl="4">
+      <w:start w:val="1"/>
+      <w:numFmt w:val="none"/>
+      <w:suff w:val="nothing"/>
+      <w:lvlText w:val=""/>
+      <w:lvlJc w:val="left"/>
+      <w:pPr>
+        <w:tabs>
+          <w:tab w:val="num" w:pos="0"/>
+        </w:tabs>
+        <w:ind w:left="0" w:hanging="0"/>
+      </w:pPr>
+    </w:lvl>
+    <w:lvl w:ilvl="5">
+      <w:start w:val="1"/>
+      <w:numFmt w:val="none"/>
+      <w:suff w:val="nothing"/>
+      <w:lvlText w:val=""/>
+      <w:lvlJc w:val="left"/>
+      <w:pPr>
+        <w:tabs>
+          <w:tab w:val="num" w:pos="0"/>
+        </w:tabs>
+        <w:ind w:left="0" w:hanging="0"/>
+      </w:pPr>
+    </w:lvl>
+    <w:lvl w:ilvl="6">
+      <w:start w:val="1"/>
+      <w:numFmt w:val="none"/>
+      <w:suff w:val="nothing"/>
+      <w:lvlText w:val=""/>
+      <w:lvlJc w:val="left"/>
+      <w:pPr>
+        <w:tabs>
+          <w:tab w:val="num" w:pos="0"/>
+        </w:tabs>
+        <w:ind w:left="0" w:hanging="0"/>
+      </w:pPr>
+    </w:lvl>
+    <w:lvl w:ilvl="7">
+      <w:start w:val="1"/>
+      <w:numFmt w:val="none"/>
+      <w:suff w:val="nothing"/>
+      <w:lvlText w:val=""/>
+      <w:lvlJc w:val="left"/>
+      <w:pPr>
+        <w:tabs>
+          <w:tab w:val="num" w:pos="0"/>
+        </w:tabs>
+        <w:ind w:left="0" w:hanging="0"/>
+      </w:pPr>
+    </w:lvl>
+    <w:lvl w:ilvl="8">
+      <w:start w:val="1"/>
+      <w:numFmt w:val="none"/>
+      <w:suff w:val="nothing"/>
+      <w:lvlText w:val=""/>
+      <w:lvlJc w:val="left"/>
+      <w:pPr>
+        <w:tabs>
+          <w:tab w:val="num" w:pos="0"/>
+        </w:tabs>
+        <w:ind w:left="0" w:hanging="0"/>
+      </w:pPr>
+    </w:lvl>
+  </w:abstractNum>
+  <w:num w:numId="1">
+    <w:abstractNumId w:val="1"/>
   </w:num>
-  <w:num w:numId="2" w16cid:durableId="1182939883">
-    <w:abstractNumId w:val="1"/>
+  <w:num w:numId="2">
+    <w:abstractNumId w:val="2"/>
+  </w:num>
+  <w:num w:numId="3">
+    <w:abstractNumId w:val="3"/>
+  </w:num>
+  <w:num w:numId="4">
+    <w:abstractNumId w:val="4"/>
+  </w:num>
+  <w:num w:numId="5">
+    <w:abstractNumId w:val="5"/>
+  </w:num>
+  <w:num w:numId="6">
+    <w:abstractNumId w:val="6"/>
+  </w:num>
+  <w:num w:numId="7">
+    <w:abstractNumId w:val="7"/>
   </w:num>
 </w:numbering>
 </file>
 
 <file path=word/styles.xml><?xml version="1.0" encoding="utf-8"?>
-<w:styles xmlns:mc="http://schemas.openxmlformats.org/markup-compatibility/2006" xmlns:r="http://schemas.openxmlformats.org/officeDocument/2006/relationships" xmlns:w="http://schemas.openxmlformats.org/wordprocessingml/2006/main" xmlns:w14="http://schemas.microsoft.com/office/word/2010/wordml" xmlns:w15="http://schemas.microsoft.com/office/word/2012/wordml" xmlns:w16cex="http://schemas.microsoft.com/office/word/2018/wordml/cex" xmlns:w16cid="http://schemas.microsoft.com/office/word/2016/wordml/cid" xmlns:w16="http://schemas.microsoft.com/office/word/2018/wordml" xmlns:w16sdtdh="http://schemas.microsoft.com/office/word/2020/wordml/sdtdatahash" xmlns:w16se="http://schemas.microsoft.com/office/word/2015/wordml/symex" mc:Ignorable="w14 w15 w16se w16cid w16 w16cex w16sdtdh">
+<w:styles xmlns:w="http://schemas.openxmlformats.org/wordprocessingml/2006/main" xmlns:w14="http://schemas.microsoft.com/office/word/2010/wordml" xmlns:mc="http://schemas.openxmlformats.org/markup-compatibility/2006" mc:Ignorable="w14">
   <w:docDefaults>
     <w:rPrDefault>
       <w:rPr>
-        <w:rFonts w:asciiTheme="minorHAnsi" w:eastAsiaTheme="minorEastAsia" w:hAnsiTheme="minorHAnsi" w:cstheme="minorBidi"/>
+        <w:rFonts w:ascii="等线" w:hAnsi="等线" w:eastAsia="等线" w:cs="" w:asciiTheme="minorHAnsi" w:cstheme="minorBidi" w:eastAsiaTheme="minorEastAsia" w:hAnsiTheme="minorHAnsi"/>
         <w:kern w:val="2"/>
         <w:sz w:val="21"/>
         <w:szCs w:val="22"/>
         <w:lang w:val="en-US" w:eastAsia="zh-CN" w:bidi="ar-SA"/>
       </w:rPr>
     </w:rPrDefault>
-    <w:pPrDefault/>
+    <w:pPrDefault>
+      <w:pPr>
+        <w:suppressAutoHyphens w:val="true"/>
+      </w:pPr>
+    </w:pPrDefault>
   </w:docDefaults>
   <w:latentStyles w:defLockedState="0" w:defUIPriority="99" w:defSemiHidden="0" w:defUnhideWhenUsed="0" w:defQFormat="0" w:count="376">
     <w:lsdException w:name="Normal" w:uiPriority="0" w:qFormat="1"/>
     <w:lsdException w:name="heading 1" w:uiPriority="9" w:qFormat="1"/>
-    <w:lsdException w:name="heading 2" w:semiHidden="1" w:uiPriority="9" w:unhideWhenUsed="1" w:qFormat="1"/>
-    <w:lsdException w:name="heading 3" w:semiHidden="1" w:uiPriority="9" w:unhideWhenUsed="1" w:qFormat="1"/>
-    <w:lsdException w:name="heading 4" w:semiHidden="1" w:uiPriority="9" w:unhideWhenUsed="1" w:qFormat="1"/>
-    <w:lsdException w:name="heading 5" w:semiHidden="1" w:uiPriority="9" w:unhideWhenUsed="1" w:qFormat="1"/>
-    <w:lsdException w:name="heading 6" w:semiHidden="1" w:uiPriority="9" w:unhideWhenUsed="1" w:qFormat="1"/>
-    <w:lsdException w:name="heading 7" w:semiHidden="1" w:uiPriority="9" w:unhideWhenUsed="1" w:qFormat="1"/>
-    <w:lsdException w:name="heading 8" w:semiHidden="1" w:uiPriority="9" w:unhideWhenUsed="1" w:qFormat="1"/>
-    <w:lsdException w:name="heading 9" w:semiHidden="1" w:uiPriority="9" w:unhideWhenUsed="1" w:qFormat="1"/>
+    <w:lsdException w:name="heading 2" w:uiPriority="9" w:semiHidden="1" w:unhideWhenUsed="1" w:qFormat="1"/>
+    <w:lsdException w:name="heading 3" w:uiPriority="9" w:semiHidden="1" w:unhideWhenUsed="1" w:qFormat="1"/>
+    <w:lsdException w:name="heading 4" w:uiPriority="9" w:semiHidden="1" w:unhideWhenUsed="1" w:qFormat="1"/>
+    <w:lsdException w:name="heading 5" w:uiPriority="9" w:semiHidden="1" w:unhideWhenUsed="1" w:qFormat="1"/>
+    <w:lsdException w:name="heading 6" w:uiPriority="9" w:semiHidden="1" w:unhideWhenUsed="1" w:qFormat="1"/>
+    <w:lsdException w:name="heading 7" w:uiPriority="9" w:semiHidden="1" w:unhideWhenUsed="1" w:qFormat="1"/>
+    <w:lsdException w:name="heading 8" w:uiPriority="9" w:semiHidden="1" w:unhideWhenUsed="1" w:qFormat="1"/>
+    <w:lsdException w:name="heading 9" w:uiPriority="9" w:semiHidden="1" w:unhideWhenUsed="1" w:qFormat="1"/>
     <w:lsdException w:name="index 1" w:semiHidden="1" w:unhideWhenUsed="1"/>
     <w:lsdException w:name="index 2" w:semiHidden="1" w:unhideWhenUsed="1"/>
     <w:lsdException w:name="index 3" w:semiHidden="1" w:unhideWhenUsed="1"/>
@@ -1281,22 +4757,22 @@
     <w:lsdException w:name="index 7" w:semiHidden="1" w:unhideWhenUsed="1"/>
     <w:lsdException w:name="index 8" w:semiHidden="1" w:unhideWhenUsed="1"/>
     <w:lsdException w:name="index 9" w:semiHidden="1" w:unhideWhenUsed="1"/>
-    <w:lsdException w:name="toc 1" w:semiHidden="1" w:uiPriority="39" w:unhideWhenUsed="1"/>
-    <w:lsdException w:name="toc 2" w:semiHidden="1" w:uiPriority="39" w:unhideWhenUsed="1"/>
-    <w:lsdException w:name="toc 3" w:semiHidden="1" w:uiPriority="39" w:unhideWhenUsed="1"/>
-    <w:lsdException w:name="toc 4" w:semiHidden="1" w:uiPriority="39" w:unhideWhenUsed="1"/>
-    <w:lsdException w:name="toc 5" w:semiHidden="1" w:uiPriority="39" w:unhideWhenUsed="1"/>
-    <w:lsdException w:name="toc 6" w:semiHidden="1" w:uiPriority="39" w:unhideWhenUsed="1"/>
-    <w:lsdException w:name="toc 7" w:semiHidden="1" w:uiPriority="39" w:unhideWhenUsed="1"/>
-    <w:lsdException w:name="toc 8" w:semiHidden="1" w:uiPriority="39" w:unhideWhenUsed="1"/>
-    <w:lsdException w:name="toc 9" w:semiHidden="1" w:uiPriority="39" w:unhideWhenUsed="1"/>
+    <w:lsdException w:name="toc 1" w:uiPriority="39" w:semiHidden="1" w:unhideWhenUsed="1"/>
+    <w:lsdException w:name="toc 2" w:uiPriority="39" w:semiHidden="1" w:unhideWhenUsed="1"/>
+    <w:lsdException w:name="toc 3" w:uiPriority="39" w:semiHidden="1" w:unhideWhenUsed="1"/>
+    <w:lsdException w:name="toc 4" w:uiPriority="39" w:semiHidden="1" w:unhideWhenUsed="1"/>
+    <w:lsdException w:name="toc 5" w:uiPriority="39" w:semiHidden="1" w:unhideWhenUsed="1"/>
+    <w:lsdException w:name="toc 6" w:uiPriority="39" w:semiHidden="1" w:unhideWhenUsed="1"/>
+    <w:lsdException w:name="toc 7" w:uiPriority="39" w:semiHidden="1" w:unhideWhenUsed="1"/>
+    <w:lsdException w:name="toc 8" w:uiPriority="39" w:semiHidden="1" w:unhideWhenUsed="1"/>
+    <w:lsdException w:name="toc 9" w:uiPriority="39" w:semiHidden="1" w:unhideWhenUsed="1"/>
     <w:lsdException w:name="Normal Indent" w:semiHidden="1" w:unhideWhenUsed="1"/>
     <w:lsdException w:name="footnote text" w:semiHidden="1" w:unhideWhenUsed="1"/>
     <w:lsdException w:name="annotation text" w:semiHidden="1" w:unhideWhenUsed="1"/>
     <w:lsdException w:name="header" w:semiHidden="1" w:unhideWhenUsed="1"/>
     <w:lsdException w:name="footer" w:semiHidden="1" w:unhideWhenUsed="1"/>
     <w:lsdException w:name="index heading" w:semiHidden="1" w:unhideWhenUsed="1"/>
-    <w:lsdException w:name="caption" w:semiHidden="1" w:uiPriority="35" w:unhideWhenUsed="1" w:qFormat="1"/>
+    <w:lsdException w:name="caption" w:uiPriority="35" w:semiHidden="1" w:unhideWhenUsed="1" w:qFormat="1"/>
     <w:lsdException w:name="table of figures" w:semiHidden="1" w:unhideWhenUsed="1"/>
     <w:lsdException w:name="envelope address" w:semiHidden="1" w:unhideWhenUsed="1"/>
     <w:lsdException w:name="envelope return" w:semiHidden="1" w:unhideWhenUsed="1"/>
@@ -1327,7 +4803,7 @@
     <w:lsdException w:name="Title" w:uiPriority="10" w:qFormat="1"/>
     <w:lsdException w:name="Closing" w:semiHidden="1" w:unhideWhenUsed="1"/>
     <w:lsdException w:name="Signature" w:semiHidden="1" w:unhideWhenUsed="1"/>
-    <w:lsdException w:name="Default Paragraph Font" w:semiHidden="1" w:uiPriority="1" w:unhideWhenUsed="1"/>
+    <w:lsdException w:name="Default Paragraph Font" w:uiPriority="1" w:semiHidden="1" w:unhideWhenUsed="1"/>
     <w:lsdException w:name="Body Text" w:semiHidden="1" w:unhideWhenUsed="1"/>
     <w:lsdException w:name="Body Text Indent" w:semiHidden="1" w:unhideWhenUsed="1"/>
     <w:lsdException w:name="List Continue" w:semiHidden="1" w:unhideWhenUsed="1"/>
@@ -1527,8 +5003,8 @@
     <w:lsdException w:name="Subtle Reference" w:uiPriority="31" w:qFormat="1"/>
     <w:lsdException w:name="Intense Reference" w:uiPriority="32" w:qFormat="1"/>
     <w:lsdException w:name="Book Title" w:uiPriority="33" w:qFormat="1"/>
-    <w:lsdException w:name="Bibliography" w:semiHidden="1" w:uiPriority="37" w:unhideWhenUsed="1"/>
-    <w:lsdException w:name="TOC Heading" w:semiHidden="1" w:uiPriority="39" w:unhideWhenUsed="1" w:qFormat="1"/>
+    <w:lsdException w:name="Bibliography" w:uiPriority="37" w:semiHidden="1" w:unhideWhenUsed="1"/>
+    <w:lsdException w:name="TOC Heading" w:uiPriority="39" w:semiHidden="1" w:unhideWhenUsed="1" w:qFormat="1"/>
     <w:lsdException w:name="Plain Table 1" w:uiPriority="41"/>
     <w:lsdException w:name="Plain Table 2" w:uiPriority="42"/>
     <w:lsdException w:name="Plain Table 3" w:uiPriority="43"/>
@@ -1639,19 +5115,309 @@
     <w:lsdException w:name="Unresolved Mention" w:semiHidden="1" w:unhideWhenUsed="1"/>
     <w:lsdException w:name="Smart Link" w:semiHidden="1" w:unhideWhenUsed="1"/>
   </w:latentStyles>
-  <w:style w:type="paragraph" w:default="1" w:styleId="a">
+  <w:style w:type="paragraph" w:styleId="Normal" w:default="1">
     <w:name w:val="Normal"/>
     <w:qFormat/>
     <w:pPr>
-      <w:widowControl w:val="0"/>
+      <w:widowControl w:val="false"/>
+      <w:bidi w:val="0"/>
+      <w:spacing w:before="0" w:after="0"/>
       <w:jc w:val="both"/>
     </w:pPr>
+    <w:rPr>
+      <w:rFonts w:ascii="等线" w:hAnsi="等线" w:eastAsia="等线" w:cs="" w:asciiTheme="minorHAnsi" w:cstheme="minorBidi" w:eastAsiaTheme="minorEastAsia" w:hAnsiTheme="minorHAnsi"/>
+      <w:color w:val="auto"/>
+      <w:kern w:val="2"/>
+      <w:sz w:val="21"/>
+      <w:szCs w:val="22"/>
+      <w:lang w:val="en-US" w:eastAsia="zh-CN" w:bidi="ar-SA"/>
+    </w:rPr>
   </w:style>
-  <w:style w:type="character" w:default="1" w:styleId="a0">
+  <w:style w:type="paragraph" w:styleId="3">
+    <w:name w:val="Heading 3"/>
+    <w:basedOn w:val="Normal"/>
+    <w:link w:val="30"/>
+    <w:uiPriority w:val="9"/>
+    <w:qFormat/>
+    <w:rsid w:val="009c79e6"/>
+    <w:pPr>
+      <w:widowControl/>
+      <w:spacing w:beforeAutospacing="1" w:afterAutospacing="1"/>
+      <w:jc w:val="left"/>
+      <w:outlineLvl w:val="2"/>
+    </w:pPr>
+    <w:rPr>
+      <w:rFonts w:ascii="Times New Roman" w:hAnsi="Times New Roman" w:eastAsia="Times New Roman" w:cs="Times New Roman"/>
+      <w:b/>
+      <w:bCs/>
+      <w:kern w:val="0"/>
+      <w:sz w:val="27"/>
+      <w:szCs w:val="27"/>
+    </w:rPr>
+  </w:style>
+  <w:style w:type="paragraph" w:styleId="5">
+    <w:name w:val="Heading 5"/>
+    <w:basedOn w:val="Normal"/>
+    <w:link w:val="50"/>
+    <w:uiPriority w:val="9"/>
+    <w:qFormat/>
+    <w:rsid w:val="009c79e6"/>
+    <w:pPr>
+      <w:widowControl/>
+      <w:spacing w:beforeAutospacing="1" w:afterAutospacing="1"/>
+      <w:jc w:val="left"/>
+      <w:outlineLvl w:val="4"/>
+    </w:pPr>
+    <w:rPr>
+      <w:rFonts w:ascii="Times New Roman" w:hAnsi="Times New Roman" w:eastAsia="Times New Roman" w:cs="Times New Roman"/>
+      <w:b/>
+      <w:bCs/>
+      <w:kern w:val="0"/>
+      <w:sz w:val="20"/>
+      <w:szCs w:val="20"/>
+    </w:rPr>
+  </w:style>
+  <w:style w:type="paragraph" w:styleId="6">
+    <w:name w:val="Heading 6"/>
+    <w:basedOn w:val="Normal"/>
+    <w:link w:val="60"/>
+    <w:uiPriority w:val="9"/>
+    <w:qFormat/>
+    <w:rsid w:val="009c79e6"/>
+    <w:pPr>
+      <w:widowControl/>
+      <w:spacing w:beforeAutospacing="1" w:afterAutospacing="1"/>
+      <w:jc w:val="left"/>
+      <w:outlineLvl w:val="5"/>
+    </w:pPr>
+    <w:rPr>
+      <w:rFonts w:ascii="Times New Roman" w:hAnsi="Times New Roman" w:eastAsia="Times New Roman" w:cs="Times New Roman"/>
+      <w:b/>
+      <w:bCs/>
+      <w:kern w:val="0"/>
+      <w:sz w:val="15"/>
+      <w:szCs w:val="15"/>
+    </w:rPr>
+  </w:style>
+  <w:style w:type="character" w:styleId="DefaultParagraphFont" w:default="1">
     <w:name w:val="Default Paragraph Font"/>
     <w:uiPriority w:val="1"/>
     <w:semiHidden/>
     <w:unhideWhenUsed/>
+    <w:qFormat/>
+    <w:rPr/>
+  </w:style>
+  <w:style w:type="character" w:styleId="31" w:customStyle="1">
+    <w:name w:val="标题 3 字符"/>
+    <w:basedOn w:val="DefaultParagraphFont"/>
+    <w:link w:val="3"/>
+    <w:uiPriority w:val="9"/>
+    <w:qFormat/>
+    <w:rsid w:val="009c79e6"/>
+    <w:rPr>
+      <w:rFonts w:ascii="Times New Roman" w:hAnsi="Times New Roman" w:eastAsia="Times New Roman" w:cs="Times New Roman"/>
+      <w:b/>
+      <w:bCs/>
+      <w:kern w:val="0"/>
+      <w:sz w:val="27"/>
+      <w:szCs w:val="27"/>
+    </w:rPr>
+  </w:style>
+  <w:style w:type="character" w:styleId="51" w:customStyle="1">
+    <w:name w:val="标题 5 字符"/>
+    <w:basedOn w:val="DefaultParagraphFont"/>
+    <w:link w:val="5"/>
+    <w:uiPriority w:val="9"/>
+    <w:qFormat/>
+    <w:rsid w:val="009c79e6"/>
+    <w:rPr>
+      <w:rFonts w:ascii="Times New Roman" w:hAnsi="Times New Roman" w:eastAsia="Times New Roman" w:cs="Times New Roman"/>
+      <w:b/>
+      <w:bCs/>
+      <w:kern w:val="0"/>
+      <w:sz w:val="20"/>
+      <w:szCs w:val="20"/>
+    </w:rPr>
+  </w:style>
+  <w:style w:type="character" w:styleId="61" w:customStyle="1">
+    <w:name w:val="标题 6 字符"/>
+    <w:basedOn w:val="DefaultParagraphFont"/>
+    <w:link w:val="6"/>
+    <w:uiPriority w:val="9"/>
+    <w:qFormat/>
+    <w:rsid w:val="009c79e6"/>
+    <w:rPr>
+      <w:rFonts w:ascii="Times New Roman" w:hAnsi="Times New Roman" w:eastAsia="Times New Roman" w:cs="Times New Roman"/>
+      <w:b/>
+      <w:bCs/>
+      <w:kern w:val="0"/>
+      <w:sz w:val="15"/>
+      <w:szCs w:val="15"/>
+    </w:rPr>
+  </w:style>
+  <w:style w:type="character" w:styleId="Strong">
+    <w:name w:val="Strong"/>
+    <w:basedOn w:val="DefaultParagraphFont"/>
+    <w:uiPriority w:val="22"/>
+    <w:qFormat/>
+    <w:rsid w:val="009c79e6"/>
+    <w:rPr>
+      <w:b/>
+      <w:bCs/>
+    </w:rPr>
+  </w:style>
+  <w:style w:type="character" w:styleId="HTMLCode">
+    <w:name w:val="HTML Code"/>
+    <w:basedOn w:val="DefaultParagraphFont"/>
+    <w:uiPriority w:val="99"/>
+    <w:semiHidden/>
+    <w:unhideWhenUsed/>
+    <w:qFormat/>
+    <w:rsid w:val="009c79e6"/>
+    <w:rPr>
+      <w:rFonts w:ascii="Courier New" w:hAnsi="Courier New" w:eastAsia="Times New Roman" w:cs="Courier New"/>
+      <w:sz w:val="20"/>
+      <w:szCs w:val="20"/>
+    </w:rPr>
+  </w:style>
+  <w:style w:type="character" w:styleId="HTML" w:customStyle="1">
+    <w:name w:val="HTML 预设格式 字符"/>
+    <w:basedOn w:val="DefaultParagraphFont"/>
+    <w:link w:val="HTML0"/>
+    <w:uiPriority w:val="99"/>
+    <w:semiHidden/>
+    <w:qFormat/>
+    <w:rsid w:val="009c79e6"/>
+    <w:rPr>
+      <w:rFonts w:ascii="Courier New" w:hAnsi="Courier New" w:eastAsia="Times New Roman" w:cs="Courier New"/>
+      <w:kern w:val="0"/>
+      <w:sz w:val="20"/>
+      <w:szCs w:val="20"/>
+    </w:rPr>
+  </w:style>
+  <w:style w:type="paragraph" w:styleId="Style11">
+    <w:name w:val="标题样式"/>
+    <w:basedOn w:val="Normal"/>
+    <w:next w:val="Style12"/>
+    <w:qFormat/>
+    <w:pPr>
+      <w:keepNext w:val="true"/>
+      <w:spacing w:before="240" w:after="120"/>
+    </w:pPr>
+    <w:rPr>
+      <w:rFonts w:ascii="Liberation Sans" w:hAnsi="Liberation Sans" w:eastAsia="Noto Sans CJK SC" w:cs="Noto Sans CJK SC"/>
+      <w:sz w:val="28"/>
+      <w:szCs w:val="28"/>
+    </w:rPr>
+  </w:style>
+  <w:style w:type="paragraph" w:styleId="Style12">
+    <w:name w:val="Body Text"/>
+    <w:basedOn w:val="Normal"/>
+    <w:pPr>
+      <w:spacing w:lineRule="auto" w:line="276" w:before="0" w:after="140"/>
+    </w:pPr>
+    <w:rPr/>
+  </w:style>
+  <w:style w:type="paragraph" w:styleId="Style13">
+    <w:name w:val="List"/>
+    <w:basedOn w:val="Style12"/>
+    <w:pPr/>
+    <w:rPr>
+      <w:rFonts w:cs="Noto Sans CJK SC"/>
+    </w:rPr>
+  </w:style>
+  <w:style w:type="paragraph" w:styleId="Style14">
+    <w:name w:val="Caption"/>
+    <w:basedOn w:val="Normal"/>
+    <w:qFormat/>
+    <w:pPr>
+      <w:suppressLineNumbers/>
+      <w:spacing w:before="120" w:after="120"/>
+    </w:pPr>
+    <w:rPr>
+      <w:rFonts w:cs="Noto Sans CJK SC"/>
+      <w:i/>
+      <w:iCs/>
+      <w:sz w:val="24"/>
+      <w:szCs w:val="24"/>
+    </w:rPr>
+  </w:style>
+  <w:style w:type="paragraph" w:styleId="Style15">
+    <w:name w:val="索引"/>
+    <w:basedOn w:val="Normal"/>
+    <w:qFormat/>
+    <w:pPr>
+      <w:suppressLineNumbers/>
+    </w:pPr>
+    <w:rPr>
+      <w:rFonts w:cs="Noto Sans CJK SC"/>
+    </w:rPr>
+  </w:style>
+  <w:style w:type="paragraph" w:styleId="NormalWeb">
+    <w:name w:val="Normal (Web)"/>
+    <w:basedOn w:val="Normal"/>
+    <w:uiPriority w:val="99"/>
+    <w:semiHidden/>
+    <w:unhideWhenUsed/>
+    <w:qFormat/>
+    <w:rsid w:val="009c79e6"/>
+    <w:pPr>
+      <w:widowControl/>
+      <w:spacing w:beforeAutospacing="1" w:afterAutospacing="1"/>
+      <w:jc w:val="left"/>
+    </w:pPr>
+    <w:rPr>
+      <w:rFonts w:ascii="Times New Roman" w:hAnsi="Times New Roman" w:eastAsia="Times New Roman" w:cs="Times New Roman"/>
+      <w:kern w:val="0"/>
+      <w:sz w:val="24"/>
+      <w:szCs w:val="24"/>
+    </w:rPr>
+  </w:style>
+  <w:style w:type="paragraph" w:styleId="HTMLPreformatted">
+    <w:name w:val="HTML Preformatted"/>
+    <w:basedOn w:val="Normal"/>
+    <w:link w:val="HTML1"/>
+    <w:uiPriority w:val="99"/>
+    <w:semiHidden/>
+    <w:unhideWhenUsed/>
+    <w:qFormat/>
+    <w:rsid w:val="009c79e6"/>
+    <w:pPr>
+      <w:widowControl/>
+      <w:tabs>
+        <w:tab w:val="clear" w:pos="420"/>
+        <w:tab w:val="left" w:pos="916" w:leader="none"/>
+        <w:tab w:val="left" w:pos="1832" w:leader="none"/>
+        <w:tab w:val="left" w:pos="2748" w:leader="none"/>
+        <w:tab w:val="left" w:pos="3664" w:leader="none"/>
+        <w:tab w:val="left" w:pos="4580" w:leader="none"/>
+        <w:tab w:val="left" w:pos="5496" w:leader="none"/>
+        <w:tab w:val="left" w:pos="6412" w:leader="none"/>
+        <w:tab w:val="left" w:pos="7328" w:leader="none"/>
+        <w:tab w:val="left" w:pos="8244" w:leader="none"/>
+        <w:tab w:val="left" w:pos="9160" w:leader="none"/>
+        <w:tab w:val="left" w:pos="10076" w:leader="none"/>
+        <w:tab w:val="left" w:pos="10992" w:leader="none"/>
+        <w:tab w:val="left" w:pos="11908" w:leader="none"/>
+        <w:tab w:val="left" w:pos="12824" w:leader="none"/>
+        <w:tab w:val="left" w:pos="13740" w:leader="none"/>
+        <w:tab w:val="left" w:pos="14656" w:leader="none"/>
+      </w:tabs>
+      <w:jc w:val="left"/>
+    </w:pPr>
+    <w:rPr>
+      <w:rFonts w:ascii="Courier New" w:hAnsi="Courier New" w:eastAsia="Times New Roman" w:cs="Courier New"/>
+      <w:kern w:val="0"/>
+      <w:sz w:val="20"/>
+      <w:szCs w:val="20"/>
+    </w:rPr>
+  </w:style>
+  <w:style w:type="numbering" w:styleId="NoList" w:default="1">
+    <w:name w:val="No List"/>
+    <w:uiPriority w:val="99"/>
+    <w:semiHidden/>
+    <w:unhideWhenUsed/>
+    <w:qFormat/>
   </w:style>
   <w:style w:type="table" w:default="1" w:styleId="a1">
     <w:name w:val="Normal Table"/>
@@ -1667,12 +5433,6 @@
         <w:right w:w="108" w:type="dxa"/>
       </w:tblCellMar>
     </w:tblPr>
-  </w:style>
-  <w:style w:type="numbering" w:default="1" w:styleId="a2">
-    <w:name w:val="No List"/>
-    <w:uiPriority w:val="99"/>
-    <w:semiHidden/>
-    <w:unhideWhenUsed/>
   </w:style>
 </w:styles>
 </file>
